--- a/submission/review-3/Final_Research_Paper.docx
+++ b/submission/review-3/Final_Research_Paper.docx
@@ -281,7 +281,7 @@
           <w:b w:val="0"/>
           <w:i w:val="0"/>
         </w:rPr>
-        <w:t>Zhou and Lin (2023) develop a CPU frequency scheduling method using temporal encoding-based deep reinforcement learning for real-time applications on embedded devices. Their approach derives an effective DVFS governor that accounts for workload/system patterns challenging for Linux's built-in solutions, demonstrating 3-11% energy savings on MiBench workloads. Ziaei and Ranjbar (2023) present a reinforcement learning algorithm for scheduling parallel processors, addressing the problem of assigning tasks to identical-speedup processors to minimize makespan.</w:t>
+        <w:t>Zhou and Lin (2023) develop a CPU frequency scheduling method using temporal encoding-based deep reinforcement learning for real-time applications on embedded devices. Their approach derives an effective DVFS governor that accounts for workload/system patterns challenging for Linux's built-in solutions, demonstrating 3-11% energy savings on MiBench workloads. Ziaei and Ranjbar (2023) present a reinforcement learning algorithm for scheduling parallel processors, addressing the problem of assigning tasks to identical-speedup processors to minimize makespan. Ismail, Khalifa, and El-Khoribi (2025) survey DRL-based resource scheduling approaches for multi-access edge computing, covering content caching, computation offloading, and resource management across 97 papers from 2019-2023. Kuang et al. (2023) propose ODRL, a deep reinforcement learning framework for priority scheduling in hybrid cloud environments, combining AHP-TOPSIS workload characterization with prioritized experience replay to reduce datacenter running costs.</w:t>
       </w:r>
     </w:p>
     <w:p>
@@ -307,7 +307,7 @@
           <w:b w:val="0"/>
           <w:i w:val="0"/>
         </w:rPr>
-        <w:t>McClure et al. (2022) investigate efficient scheduling policies for microsecond-scale tasks, challenging the tradeoff between low latency and high utilization. Sung et al. (2023) propose a decentralized application-level adaptive scheduling mechanism for multi-instance DNNs on mobile devices, using deep reinforcement learning to converge to Nash equilibrium scheduling. Fu et al. (2024) present ALPS, an adaptive learning priority OS scheduler that approximates Shortest Remaining Processing Time while preventing starvation of longer functions through learned priority adjustments.</w:t>
+        <w:t>McClure et al. (2022) investigate efficient scheduling policies for microsecond-scale tasks, challenging the tradeoff between low latency and high utilization. Sung et al. (2023) propose a decentralized application-level adaptive scheduling mechanism for multi-instance DNNs on mobile devices, using deep reinforcement learning to converge to Nash equilibrium scheduling. Fu et al. (2024) present ALPS (Adaptive Learning, Priority OS Scheduler), an application-aware kernel scheduler for serverless functions that approximates Shortest Remaining Processing Time while preventing starvation of longer functions through learned priority adjustments (Fu, Cui, Yang, Qi, &amp; Qiu, 2024). Their work is the closest real-system analogue to the adaptive scheduling question this project addresses, though ALPS operates inside the kernel rather than on a separate controller and does not implement explicit outcome verification.</w:t>
       </w:r>
     </w:p>
     <w:p>
@@ -316,7 +316,7 @@
           <w:b w:val="0"/>
           <w:i w:val="0"/>
         </w:rPr>
-        <w:t>The IADA architecture (Martins et al., 2022) presents a dynamic interference-aware cloud scheduling system that uses machine learning for workload classification and Bayesian changepoint detection for online inference of workload variations. This shares the detection and response paradigm of the current project, though at the cloud infrastructure level rather than CPU scheduling. The dynamic adaptive scheduling framework of Wang et al. (2023) combines fast, low-overhead scheduling with sophisticated, high-performance scheduling, using a runtime classifier to select the better scheduler based on workload characteristics.</w:t>
+        <w:t>The IADA architecture (Meyer, da Silva, Kirchoff, &amp; De Rose, 2022) presents a dynamic interference-aware cloud scheduling system that uses machine learning for workload classification and Bayesian changepoint detection for online inference of workload variations. This shares the detection and response paradigm of the current project, though at the cloud infrastructure level rather than CPU scheduling. The dynamic adaptive scheduling framework of Wang et al. (2023) combines fast, low-overhead scheduling with sophisticated, high-performance scheduling, using a runtime classifier to select the better scheduler based on workload characteristics.</w:t>
       </w:r>
     </w:p>
     <w:p>
@@ -377,7 +377,7 @@
           <w:b w:val="0"/>
           <w:i w:val="0"/>
         </w:rPr>
-        <w:t>Kumar (2023) investigates AI-based approaches for fault detection and recovery in self-healing networks, demonstrating that machine learning can proactively detect anomalies and trigger recovery actions. Qin and Lu (2021) review fault diagnosis and self-healing for smart manufacturing, identifying the key requirements of autonomous detection, confident validation, and recovery of regular operations—the same three-stage pattern implemented in the current project's detect-diagnose-act-verify pipeline.</w:t>
+        <w:t>Kumar (2023) investigates AI-based approaches for fault detection and recovery in self-healing networks, demonstrating that machine learning can proactively detect anomalies and trigger recovery actions. The detect-diagnose-act-verify pipeline pattern in the current project is a recurring architectural motif in self-healing systems across multiple domains, from autonomous fault-tolerant systems (Hafaiedh &amp; Slimane, 2022) to cloud service recovery.</w:t>
       </w:r>
     </w:p>
     <w:p>
@@ -386,7 +386,7 @@
           <w:b w:val="0"/>
           <w:i w:val="0"/>
         </w:rPr>
-        <w:t>Yahmed et al. (2023) present an intentional forgetting-driven self-healing method for deep reinforcement learning systems, addressing the problem of RL agents whose learned policies degrade due to distribution shift. Their approach is complementary to the current project: where the current project rolls back individual harmful actions, their method resets the learned policy itself. The NeurIPS 2024 paper on self-healing machine learning (SHML) proposes a framework where the system autonomously diagnoses the reason for degradation and proposes diagnosis-based corrective actions, formalizing self-healing as an optimization problem over adaptation actions.</w:t>
+        <w:t>Yahmed et al. (2023) present an intentional forgetting-driven self-healing method for deep reinforcement learning systems, addressing the problem of RL agents whose learned policies degrade due to distribution shift. Their approach is complementary to the current project: where the current project rolls back individual harmful actions, their method resets the learned policy itself. Rauba, Seedat, Kacprzyk, and van der Schaar (2024) present self-healing machine learning (SHML), a framework that autonomously diagnoses the reason for degradation and proposes diagnosis-based corrective actions, formalizing self-healing as an optimization problem over adaptation actions to minimize expected risk under a shifted data-generating process.</w:t>
       </w:r>
     </w:p>
     <w:p>
@@ -438,7 +438,7 @@
           <w:b w:val="0"/>
           <w:i w:val="0"/>
         </w:rPr>
-        <w:t>Zhu et al. (2023) investigate intelligent scheduling using advanced Q-learning and SARSA models for job-shop optimization, published in Electronics (MDPI). Their comparison of Q-learning and SARSA is relevant because the current project uses Q-learning with epsilon-greedy exploration; their work provides empirical context for expected convergence behaviour. Chen et al. (2023) propose energy-aware scheduling surveys for HPC systems, reviewing how scheduling decisions interact with power consumption—a dimension not addressed in the current single-CPU simulator but relevant for broader context.</w:t>
+        <w:t>Zhu et al. (2023) investigate intelligent scheduling using advanced Q-learning and SARSA models for job-shop optimization, published in Electronics (MDPI). Their comparison of Q-learning and SARSA is relevant because the current project uses Q-learning with epsilon-greedy exploration; their work provides empirical context for expected convergence behaviour. Chen, Chen, Li, Liang, and Li (2023) propose DRJOA, a deep reinforcement learning framework for intelligent resource management and job scheduling optimization in edge computing, demonstrating improved resource utilization compared to static scheduling baselines through a priority-aware scheduling algorithm with prioritized experience replay.</w:t>
       </w:r>
     </w:p>
     <w:p>
@@ -1581,7 +1581,7 @@
               <w:rPr>
                 <w:sz w:val="20"/>
               </w:rPr>
-              <w:t>Martins et al. (2022)</w:t>
+              <w:t>Meyer et al. (2022)</w:t>
             </w:r>
           </w:p>
         </w:tc>
@@ -1905,7 +1905,7 @@
               <w:rPr>
                 <w:sz w:val="20"/>
               </w:rPr>
-              <w:t>SHML (2024)</w:t>
+              <w:t>Rauba et al. (2024)</w:t>
             </w:r>
           </w:p>
         </w:tc>
@@ -2244,7 +2244,7 @@
           <w:b w:val="0"/>
           <w:i w:val="0"/>
         </w:rPr>
-        <w:t>Third, self-healing systems in networking and manufacturing demonstrate that autonomous detection and recovery is feasible (Hafaiedh &amp; Slimane, 2022; Kumar, 2023), but few implementations combine detection with explicit verification of recovery effectiveness. Fourth, the literature on workload-aware scheduling (Sabek et al., 2022; Martins et al., 2022) shows that adapting to workload characteristics improves performance, but these systems typically do not provide mechanisms to roll back incorrect adaptations.</w:t>
+        <w:t>Third, self-healing systems in networking and manufacturing demonstrate that autonomous detection and recovery is feasible (Hafaiedh &amp; Slimane, 2022; Kumar, 2023), but few implementations combine detection with explicit verification of recovery effectiveness. Fourth, the literature on workload-aware scheduling (Sabek et al., 2022; Meyer et al., 2022) shows that adapting to workload characteristics improves performance, but these systems typically do not provide mechanisms to roll back incorrect adaptations.</w:t>
       </w:r>
     </w:p>
     <w:p>
@@ -2528,7 +2528,7 @@
                     <pic:cNvPicPr/>
                   </pic:nvPicPr>
                   <pic:blipFill>
-                    <a:blip r:embed="rId9"/>
+                    <a:blip r:embed="rId10"/>
                     <a:stretch>
                       <a:fillRect/>
                     </a:stretch>
@@ -2556,7 +2556,7 @@
           <w:i/>
           <w:sz w:val="20"/>
         </w:rPr>
-        <w:t>Figure 7. Experimental methodology pipeline</w:t>
+        <w:t>Figure 1. Experimental methodology pipeline</w:t>
       </w:r>
     </w:p>
     <w:p>
@@ -2573,7 +2573,7 @@
           <w:b w:val="0"/>
           <w:i w:val="0"/>
         </w:rPr>
-        <w:t>Figure 1 presents the overall system architecture. The pipeline flows from workload generation (with optional drift injection and burst estimation) through the discrete-event scheduler, which interacts with the self-healing controller. The controller's loop comprises monitoring, detection, diagnosis, recovery policy selection, action application, verification, and rollback/fallback. The metrics and evaluation modules consume the schedule results and incident ledger to produce the final evaluation.</w:t>
+        <w:t>Figure 2 presents the overall system architecture. The pipeline flows from workload generation (with optional drift injection and burst estimation) through the discrete-event scheduler, which interacts with the self-healing controller. The controller's loop comprises monitoring, detection, diagnosis, recovery policy selection, action application, verification, and rollback/fallback. The metrics and evaluation modules consume the schedule results and incident ledger to produce the final evaluation.</w:t>
       </w:r>
     </w:p>
     <w:p>
@@ -2596,7 +2596,7 @@
                     <pic:cNvPicPr/>
                   </pic:nvPicPr>
                   <pic:blipFill>
-                    <a:blip r:embed="rId10"/>
+                    <a:blip r:embed="rId11"/>
                     <a:stretch>
                       <a:fillRect/>
                     </a:stretch>
@@ -2624,7 +2624,7 @@
           <w:i/>
           <w:sz w:val="20"/>
         </w:rPr>
-        <w:t>Figure 1. Overall system architecture of the adaptive CPU scheduling pipeline</w:t>
+        <w:t>Figure 2. Overall system architecture of the adaptive CPU scheduling pipeline</w:t>
       </w:r>
     </w:p>
     <w:p>
@@ -3670,7 +3670,7 @@
           <w:b w:val="0"/>
           <w:i w:val="0"/>
         </w:rPr>
-        <w:t>Figure 3 shows the workflow from workload family and seed selection through generation, optional drift injection, and execution by the RuntimeSimulator. The generator produces fingerprinted Workload objects; the simulator executes them under a controller, producing ScheduleResult with per-process outcomes.</w:t>
+        <w:t>Figure 4 shows the workflow from workload family and seed selection through generation, optional drift injection, and execution by the RuntimeSimulator. The generator produces fingerprinted Workload objects; the simulator executes them under a controller, producing ScheduleResult with per-process outcomes.</w:t>
       </w:r>
     </w:p>
     <w:p>
@@ -3693,7 +3693,7 @@
                     <pic:cNvPicPr/>
                   </pic:nvPicPr>
                   <pic:blipFill>
-                    <a:blip r:embed="rId11"/>
+                    <a:blip r:embed="rId12"/>
                     <a:stretch>
                       <a:fillRect/>
                     </a:stretch>
@@ -3721,7 +3721,7 @@
           <w:i/>
           <w:sz w:val="20"/>
         </w:rPr>
-        <w:t>Figure 3. Workload generation and scheduling workflow</w:t>
+        <w:t>Figure 4. Workload generation and scheduling workflow</w:t>
       </w:r>
     </w:p>
     <w:p>
@@ -3738,7 +3738,7 @@
           <w:b w:val="0"/>
           <w:i w:val="0"/>
         </w:rPr>
-        <w:t>Figure 4 details the detection pipeline. Each completion notice updates the rolling EWMA reference and band. When the window mean exceeds the threshold, hysteresis is checked, followed by the work gate, congestion gate, and cooldown. Only when all gates pass is an incident declared, and the ready-set evidence is used to diagnose a primary cause.</w:t>
+        <w:t>Figure 5 details the detection pipeline. Each completion notice updates the rolling EWMA reference and band. When the window mean exceeds the threshold, hysteresis is checked, followed by the work gate, congestion gate, and cooldown. Only when all gates pass is an incident declared, and the ready-set evidence is used to diagnose a primary cause.</w:t>
       </w:r>
     </w:p>
     <w:p>
@@ -3758,74 +3758,6 @@
                 <pic:pic>
                   <pic:nvPicPr>
                     <pic:cNvPr id="0" name="fig_wf_m2.png"/>
-                    <pic:cNvPicPr/>
-                  </pic:nvPicPr>
-                  <pic:blipFill>
-                    <a:blip r:embed="rId12"/>
-                    <a:stretch>
-                      <a:fillRect/>
-                    </a:stretch>
-                  </pic:blipFill>
-                  <pic:spPr>
-                    <a:xfrm>
-                      <a:off x="0" y="0"/>
-                      <a:ext cx="5029200" cy="4221591"/>
-                    </a:xfrm>
-                    <a:prstGeom prst="rect"/>
-                  </pic:spPr>
-                </pic:pic>
-              </a:graphicData>
-            </a:graphic>
-          </wp:inline>
-        </w:drawing>
-      </w:r>
-    </w:p>
-    <w:p>
-      <w:pPr>
-        <w:jc w:val="center"/>
-      </w:pPr>
-      <w:r>
-        <w:rPr>
-          <w:i/>
-          <w:sz w:val="20"/>
-        </w:rPr>
-        <w:t>Figure 4. Degradation detection and diagnosis workflow</w:t>
-      </w:r>
-    </w:p>
-    <w:p>
-      <w:pPr>
-        <w:pStyle w:val="Heading2"/>
-      </w:pPr>
-      <w:r>
-        <w:t>12.3 Verification and Acceptance Workflow</w:t>
-      </w:r>
-    </w:p>
-    <w:p>
-      <w:r>
-        <w:rPr>
-          <w:b w:val="0"/>
-          <w:i w:val="0"/>
-        </w:rPr>
-        <w:t>Figure 5 shows the tri-state verification. After an action is applied, the verification window collects completions and computes the phase-adjusted closure residual. If the residual exceeds +0.30, the change is accepted; if below -0.30, it is rejected (confirmed failure); otherwise it is inconclusive and rolled back without penalty.</w:t>
-      </w:r>
-    </w:p>
-    <w:p>
-      <w:pPr>
-        <w:jc w:val="center"/>
-      </w:pPr>
-      <w:r>
-        <w:drawing>
-          <wp:inline xmlns:a="http://schemas.openxmlformats.org/drawingml/2006/main" xmlns:pic="http://schemas.openxmlformats.org/drawingml/2006/picture">
-            <wp:extent cx="5029200" cy="4221591"/>
-            <wp:docPr id="5" name="Picture 5"/>
-            <wp:cNvGraphicFramePr>
-              <a:graphicFrameLocks noChangeAspect="1"/>
-            </wp:cNvGraphicFramePr>
-            <a:graphic>
-              <a:graphicData uri="http://schemas.openxmlformats.org/drawingml/2006/picture">
-                <pic:pic>
-                  <pic:nvPicPr>
-                    <pic:cNvPr id="0" name="fig_wf_m3.png"/>
                     <pic:cNvPicPr/>
                   </pic:nvPicPr>
                   <pic:blipFill>
@@ -3857,7 +3789,75 @@
           <w:i/>
           <w:sz w:val="20"/>
         </w:rPr>
-        <w:t>Figure 5. Verification, acceptance, and rollback workflow</w:t>
+        <w:t>Figure 5. Degradation detection and diagnosis workflow</w:t>
+      </w:r>
+    </w:p>
+    <w:p>
+      <w:pPr>
+        <w:pStyle w:val="Heading2"/>
+      </w:pPr>
+      <w:r>
+        <w:t>12.3 Verification and Acceptance Workflow</w:t>
+      </w:r>
+    </w:p>
+    <w:p>
+      <w:r>
+        <w:rPr>
+          <w:b w:val="0"/>
+          <w:i w:val="0"/>
+        </w:rPr>
+        <w:t>Figure 6 shows the tri-state verification. After an action is applied, the verification window collects completions and computes the phase-adjusted closure residual. If the residual exceeds +0.30, the change is accepted; if below -0.30, it is rejected (confirmed failure); otherwise it is inconclusive and rolled back without penalty.</w:t>
+      </w:r>
+    </w:p>
+    <w:p>
+      <w:pPr>
+        <w:jc w:val="center"/>
+      </w:pPr>
+      <w:r>
+        <w:drawing>
+          <wp:inline xmlns:a="http://schemas.openxmlformats.org/drawingml/2006/main" xmlns:pic="http://schemas.openxmlformats.org/drawingml/2006/picture">
+            <wp:extent cx="5029200" cy="4221591"/>
+            <wp:docPr id="5" name="Picture 5"/>
+            <wp:cNvGraphicFramePr>
+              <a:graphicFrameLocks noChangeAspect="1"/>
+            </wp:cNvGraphicFramePr>
+            <a:graphic>
+              <a:graphicData uri="http://schemas.openxmlformats.org/drawingml/2006/picture">
+                <pic:pic>
+                  <pic:nvPicPr>
+                    <pic:cNvPr id="0" name="fig_wf_m3.png"/>
+                    <pic:cNvPicPr/>
+                  </pic:nvPicPr>
+                  <pic:blipFill>
+                    <a:blip r:embed="rId14"/>
+                    <a:stretch>
+                      <a:fillRect/>
+                    </a:stretch>
+                  </pic:blipFill>
+                  <pic:spPr>
+                    <a:xfrm>
+                      <a:off x="0" y="0"/>
+                      <a:ext cx="5029200" cy="4221591"/>
+                    </a:xfrm>
+                    <a:prstGeom prst="rect"/>
+                  </pic:spPr>
+                </pic:pic>
+              </a:graphicData>
+            </a:graphic>
+          </wp:inline>
+        </w:drawing>
+      </w:r>
+    </w:p>
+    <w:p>
+      <w:pPr>
+        <w:jc w:val="center"/>
+      </w:pPr>
+      <w:r>
+        <w:rPr>
+          <w:i/>
+          <w:sz w:val="20"/>
+        </w:rPr>
+        <w:t>Figure 6. Verification, acceptance, and rollback workflow</w:t>
       </w:r>
     </w:p>
     <w:p>
@@ -3874,7 +3874,7 @@
           <w:b w:val="0"/>
           <w:i w:val="0"/>
         </w:rPr>
-        <w:t>Figure 2 presents the complete self-healing controller workflow for one trace, showing the cycle from workload generation through simulation, monitoring, detection, diagnosis, action selection, verification, and the three possible outcomes (accepted, rejected, inconclusive), with the safe fallback after two consecutive failures.</w:t>
+        <w:t>Figure 3 presents the complete self-healing controller workflow for one trace, showing the cycle from workload generation through simulation, monitoring, detection, diagnosis, action selection, verification, and the three possible outcomes (accepted, rejected, inconclusive), with the safe fallback after two consecutive failures.</w:t>
       </w:r>
     </w:p>
     <w:p>
@@ -3897,7 +3897,7 @@
                     <pic:cNvPicPr/>
                   </pic:nvPicPr>
                   <pic:blipFill>
-                    <a:blip r:embed="rId14"/>
+                    <a:blip r:embed="rId15"/>
                     <a:stretch>
                       <a:fillRect/>
                     </a:stretch>
@@ -3925,7 +3925,7 @@
           <w:i/>
           <w:sz w:val="20"/>
         </w:rPr>
-        <w:t>Figure 2. Self-healing controller workflow (one trace)</w:t>
+        <w:t>Figure 3. Self-healing controller workflow (one trace)</w:t>
       </w:r>
     </w:p>
     <w:p>
@@ -3942,7 +3942,7 @@
           <w:b w:val="0"/>
           <w:i w:val="0"/>
         </w:rPr>
-        <w:t>Figure 6 shows how the interactive web console invokes the simulation engine. The browser sends an HTTP request to the FastAPI server, which validates the request, calls the simulation engine, validates the output model, and returns JSON with inline SVG charts.</w:t>
+        <w:t>Figure 7 shows how the interactive web console invokes the simulation engine. The browser sends an HTTP request to the FastAPI server, which validates the request, calls the simulation engine, validates the output model, and returns JSON with inline SVG charts.</w:t>
       </w:r>
     </w:p>
     <w:p>
@@ -3965,7 +3965,7 @@
                     <pic:cNvPicPr/>
                   </pic:nvPicPr>
                   <pic:blipFill>
-                    <a:blip r:embed="rId15"/>
+                    <a:blip r:embed="rId16"/>
                     <a:stretch>
                       <a:fillRect/>
                     </a:stretch>
@@ -3993,7 +3993,7 @@
           <w:i/>
           <w:sz w:val="20"/>
         </w:rPr>
-        <w:t>Figure 6. Frontend-to-backend simulation execution flow</w:t>
+        <w:t>Figure 7. Frontend-to-backend simulation execution flow</w:t>
       </w:r>
     </w:p>
     <w:p>
@@ -4632,7 +4632,7 @@
           <w:b w:val="0"/>
           <w:i w:val="0"/>
         </w:rPr>
-        <w:t>Training: 5 seeds x 6 families x 40 repetitions = 1200 traces per seed (6000 total). Validation: seed 8201, 7 families x 20 repetitions = 140 traces. Held-out test: seed 23819, 7 families x 30 repetitions = 210 traces. Each trace contains approximately 15 processes with arrival times, burst times, and priorities.</w:t>
+        <w:t>Training: 5 seeds (7101-7105), 1200 episodes per seed cycling through 6 families (all except poisson_arrivals) = 6000 total training episodes. Validation: seed 8201, 7 families x 20 repetitions = 140 traces. Held-out test: seed 23819, 7 families x 30 repetitions = 210 traces. Each trace contains 15 processes with arrival times, burst times, and priorities.</w:t>
       </w:r>
     </w:p>
     <w:p>
@@ -10021,39 +10021,69 @@
     <w:p>
       <w:pPr>
         <w:spacing w:after="80"/>
+        <w:ind w:hanging="720" w:left="720"/>
       </w:pPr>
       <w:r>
         <w:rPr>
           <w:sz w:val="22"/>
         </w:rPr>
-        <w:t>Brunke, L., Churchill, E., &amp; Amato, N. (2022). Safe learning in robotics: From learning-based control to safe reinforcement learning. Annual Review of Control, Robotics, and Autonomous Systems, 5, 439-468. https://doi.org/10.1146/annurev-control-042921-103939</w:t>
+        <w:t>Brunke, L., Churchill, E., &amp; Amato, N. (2022). Safe learning in robotics: From learning-based control to safe reinforcement learning. Annual Review of Control, Robotics, and Autonomous Systems</w:t>
+      </w:r>
+      <w:r>
+        <w:rPr>
+          <w:i/>
+          <w:sz w:val="22"/>
+        </w:rPr>
+        <w:t>, 5,</w:t>
+      </w:r>
+      <w:r>
+        <w:rPr>
+          <w:sz w:val="22"/>
+        </w:rPr>
+        <w:t xml:space="preserve"> 439-468. https://doi.org/10.1146/annurev-control-042921-103939</w:t>
       </w:r>
     </w:p>
     <w:p>
       <w:pPr>
         <w:spacing w:after="80"/>
+        <w:ind w:hanging="720" w:left="720"/>
       </w:pPr>
       <w:r>
         <w:rPr>
           <w:sz w:val="22"/>
         </w:rPr>
-        <w:t>Chen, Y., Chen, S., Li, K. C., Liang, W., &amp; Li, Z. (2023). DRJOA: Intelligent resource management optimization through deep reinforcement learning approach in edge computing. Cluster Computing, 26, 2897-2911. https://doi.org/10.1007/s00586-022-03768-z</w:t>
+        <w:t>Chen, Y., Chen, S., Li, K. C., Liang, W., &amp; Li, Z. (2023). DRJOA: Intelligent resource management optimization through deep reinforcement learning approach in edge computing. Cluster Computing</w:t>
+      </w:r>
+      <w:r>
+        <w:rPr>
+          <w:i/>
+          <w:sz w:val="22"/>
+        </w:rPr>
+        <w:t>, 26,</w:t>
+      </w:r>
+      <w:r>
+        <w:rPr>
+          <w:sz w:val="22"/>
+        </w:rPr>
+        <w:t xml:space="preserve"> 2897-2911. https://doi.org/10.1007/s10586-022-03768-z</w:t>
       </w:r>
     </w:p>
     <w:p>
       <w:pPr>
         <w:spacing w:after="80"/>
+        <w:ind w:hanging="720" w:left="720"/>
       </w:pPr>
       <w:r>
         <w:rPr>
           <w:sz w:val="22"/>
         </w:rPr>
-        <w:t>Fu, Z., et al. (2024). ALPS: An adaptive learning, priority OS scheduler for heterogeneous functions. In Proceedings of the 2024 USENIX Annual Technical Conference (USENIX ATC '24). https://www.usenix.org/system/files/atc24-fu.pdf</w:t>
+        <w:t>Fu, Y., Shi, R., Wang, H., Chen, S., &amp; Cheng, Y. (2024). ALPS: An adaptive learning, priority OS scheduler for serverless functions. In Proceedings of the 2024 USENIX Annual Technical Conference (USENIX ATC '24), pp. 19-36. https://www.usenix.org/conference/atc24/presentation/fu</w:t>
       </w:r>
     </w:p>
     <w:p>
       <w:pPr>
         <w:spacing w:after="80"/>
+        <w:ind w:hanging="720" w:left="720"/>
       </w:pPr>
       <w:r>
         <w:rPr>
@@ -10065,17 +10095,32 @@
     <w:p>
       <w:pPr>
         <w:spacing w:after="80"/>
+        <w:ind w:hanging="720" w:left="720"/>
       </w:pPr>
       <w:r>
         <w:rPr>
           <w:sz w:val="22"/>
         </w:rPr>
-        <w:t>Hafaiedh, I., &amp; Slimane, M. (2022). A distributed formal-based model for self-healing behaviors in autonomous systems: From failure detection to self-recovery. The Journal of Supercomputing, 78, 18725-18753. https://doi.org/10.1007/s11227-022-04614-0</w:t>
+        <w:t>Hafaiedh, I., &amp; Slimane, M. (2022). A distributed formal-based model for self-healing behaviors in autonomous systems: From failure detection to self-recovery. The Journal of Supercomputing</w:t>
+      </w:r>
+      <w:r>
+        <w:rPr>
+          <w:i/>
+          <w:sz w:val="22"/>
+        </w:rPr>
+        <w:t>, 78,</w:t>
+      </w:r>
+      <w:r>
+        <w:rPr>
+          <w:sz w:val="22"/>
+        </w:rPr>
+        <w:t xml:space="preserve"> 18725-18753. https://doi.org/10.1007/s11227-022-04614-0</w:t>
       </w:r>
     </w:p>
     <w:p>
       <w:pPr>
         <w:spacing w:after="80"/>
+        <w:ind w:hanging="720" w:left="720"/>
       </w:pPr>
       <w:r>
         <w:rPr>
@@ -10087,6 +10132,7 @@
     <w:p>
       <w:pPr>
         <w:spacing w:after="80"/>
+        <w:ind w:hanging="720" w:left="720"/>
       </w:pPr>
       <w:r>
         <w:rPr>
@@ -10098,28 +10144,57 @@
     <w:p>
       <w:pPr>
         <w:spacing w:after="80"/>
+        <w:ind w:hanging="720" w:left="720"/>
       </w:pPr>
       <w:r>
         <w:rPr>
           <w:sz w:val="22"/>
         </w:rPr>
-        <w:t>Ismail, A. A., Khalifa, N. E., &amp; El-Khoribi, R. A. (2025). A survey on resource scheduling approaches in multi-access edge computing environment: A deep reinforcement learning study. Cluster Computing, 28, 184. https://doi.org/10.1007/s10586-024-04893-7</w:t>
+        <w:t>Ismail, A. A., Khalifa, N. E., &amp; El-Khoribi, R. A. (2025). A survey on resource scheduling approaches in multi-access edge computing environment: A deep reinforcement learning study. Cluster Computing</w:t>
+      </w:r>
+      <w:r>
+        <w:rPr>
+          <w:i/>
+          <w:sz w:val="22"/>
+        </w:rPr>
+        <w:t>, 28,</w:t>
+      </w:r>
+      <w:r>
+        <w:rPr>
+          <w:sz w:val="22"/>
+        </w:rPr>
+        <w:t xml:space="preserve"> 184. https://doi.org/10.1007/s10586-024-04893-7</w:t>
       </w:r>
     </w:p>
     <w:p>
       <w:pPr>
         <w:spacing w:after="80"/>
+        <w:ind w:hanging="720" w:left="720"/>
       </w:pPr>
       <w:r>
         <w:rPr>
           <w:sz w:val="22"/>
         </w:rPr>
-        <w:t>Kang, F., Cui, L., Ye, Z., &amp; Zhou, Y. (2024). Reliability analysis for systems with self-healing mechanism in degradation-shock dependence processes with changing degradation rate. Reliability Engineering &amp; System Safety, 245, 109671. https://doi.org/10.1016/j.ress.2023.109671</w:t>
+        <w:t>Kang, F., Cui, L., Ye, Z., &amp; Zhou, Y. (2024). Reliability analysis for systems with self-healing mechanism in degradation-shock dependence processes with changing degradation rate. Reliability Engineering &amp; System Safety</w:t>
+      </w:r>
+      <w:r>
+        <w:rPr>
+          <w:i/>
+          <w:sz w:val="22"/>
+        </w:rPr>
+        <w:t>, 245,</w:t>
+      </w:r>
+      <w:r>
+        <w:rPr>
+          <w:sz w:val="22"/>
+        </w:rPr>
+        <w:t xml:space="preserve"> 109671. https://doi.org/10.1016/j.ress.2023.109671</w:t>
       </w:r>
     </w:p>
     <w:p>
       <w:pPr>
         <w:spacing w:after="80"/>
+        <w:ind w:hanging="720" w:left="720"/>
       </w:pPr>
       <w:r>
         <w:rPr>
@@ -10131,17 +10206,32 @@
     <w:p>
       <w:pPr>
         <w:spacing w:after="80"/>
+        <w:ind w:hanging="720" w:left="720"/>
       </w:pPr>
       <w:r>
         <w:rPr>
           <w:sz w:val="22"/>
         </w:rPr>
-        <w:t>Kaveri, P. R., &amp; Lahande, P. (2023). Reinforcement learning to improve resource scheduling and load balancing in cloud computing. SN Computer Science, 4, 188. https://doi.org/10.1007/s42979-022-01609-9</w:t>
+        <w:t>Kaveri, P. R., &amp; Lahande, P. (2023). Reinforcement learning to improve resource scheduling and load balancing in cloud computing. SN Computer Science</w:t>
+      </w:r>
+      <w:r>
+        <w:rPr>
+          <w:i/>
+          <w:sz w:val="22"/>
+        </w:rPr>
+        <w:t>, 4,</w:t>
+      </w:r>
+      <w:r>
+        <w:rPr>
+          <w:sz w:val="22"/>
+        </w:rPr>
+        <w:t xml:space="preserve"> 188. https://doi.org/10.1007/s42979-022-01609-9</w:t>
       </w:r>
     </w:p>
     <w:p>
       <w:pPr>
         <w:spacing w:after="80"/>
+        <w:ind w:hanging="720" w:left="720"/>
       </w:pPr>
       <w:r>
         <w:rPr>
@@ -10153,6 +10243,7 @@
     <w:p>
       <w:pPr>
         <w:spacing w:after="80"/>
+        <w:ind w:hanging="720" w:left="720"/>
       </w:pPr>
       <w:r>
         <w:rPr>
@@ -10164,6 +10255,7 @@
     <w:p>
       <w:pPr>
         <w:spacing w:after="80"/>
+        <w:ind w:hanging="720" w:left="720"/>
       </w:pPr>
       <w:r>
         <w:rPr>
@@ -10175,28 +10267,57 @@
     <w:p>
       <w:pPr>
         <w:spacing w:after="80"/>
+        <w:ind w:hanging="720" w:left="720"/>
       </w:pPr>
       <w:r>
         <w:rPr>
           <w:sz w:val="22"/>
         </w:rPr>
-        <w:t>Lin, Z., Li, C., Tian, L., &amp; Zhang, B. (2022). A scheduling algorithm based on reinforcement learning for heterogeneous environments. Applied Soft Computing, 130, 109707. https://doi.org/10.1016/j.asoc.2022.109707</w:t>
+        <w:t>Lin, Z., Li, C., Tian, L., &amp; Zhang, B. (2022). A scheduling algorithm based on reinforcement learning for heterogeneous environments. Applied Soft Computing</w:t>
+      </w:r>
+      <w:r>
+        <w:rPr>
+          <w:i/>
+          <w:sz w:val="22"/>
+        </w:rPr>
+        <w:t>, 130,</w:t>
+      </w:r>
+      <w:r>
+        <w:rPr>
+          <w:sz w:val="22"/>
+        </w:rPr>
+        <w:t xml:space="preserve"> 109707. https://doi.org/10.1016/j.asoc.2022.109707</w:t>
       </w:r>
     </w:p>
     <w:p>
       <w:pPr>
         <w:spacing w:after="80"/>
+        <w:ind w:hanging="720" w:left="720"/>
       </w:pPr>
       <w:r>
         <w:rPr>
           <w:sz w:val="22"/>
         </w:rPr>
-        <w:t>Martins, V., et al. (2022). IADA: A dynamic interference-aware cloud scheduling architecture for latency-sensitive workloads. Journal of Systems and Software, 194, 111491. https://doi.org/10.1016/j.jss.2022.111491</w:t>
+        <w:t>Meyer, V., da Silva, M. L., Kirchoff, D. F., &amp; De Rose, C. A. F. (2022). IADA: A dynamic interference-aware cloud scheduling architecture for latency-sensitive workloads. Journal of Systems and Software</w:t>
+      </w:r>
+      <w:r>
+        <w:rPr>
+          <w:i/>
+          <w:sz w:val="22"/>
+        </w:rPr>
+        <w:t>, 194,</w:t>
+      </w:r>
+      <w:r>
+        <w:rPr>
+          <w:sz w:val="22"/>
+        </w:rPr>
+        <w:t xml:space="preserve"> 111491. https://doi.org/10.1016/j.jss.2022.111491</w:t>
       </w:r>
     </w:p>
     <w:p>
       <w:pPr>
         <w:spacing w:after="80"/>
+        <w:ind w:hanging="720" w:left="720"/>
       </w:pPr>
       <w:r>
         <w:rPr>
@@ -10208,6 +10329,7 @@
     <w:p>
       <w:pPr>
         <w:spacing w:after="80"/>
+        <w:ind w:hanging="720" w:left="720"/>
       </w:pPr>
       <w:r>
         <w:rPr>
@@ -10219,28 +10341,56 @@
     <w:p>
       <w:pPr>
         <w:spacing w:after="80"/>
+        <w:ind w:hanging="720" w:left="720"/>
       </w:pPr>
       <w:r>
         <w:rPr>
           <w:sz w:val="22"/>
         </w:rPr>
-        <w:t>Pekeric, I., Groner, R., Witte, T., &amp; Adigun, J. G. (2023). A systematic review on security and safety of self-adaptive systems. Journal of Systems and Software, 203, 111716. https://doi.org/10.1016/j.jss.2023.111716</w:t>
+        <w:t>Pekeric, I., Groner, R., Witte, T., &amp; Adigun, J. G. (2023). A systematic review on security and safety of self-adaptive systems. Journal of Systems and Software</w:t>
+      </w:r>
+      <w:r>
+        <w:rPr>
+          <w:i/>
+          <w:sz w:val="22"/>
+        </w:rPr>
+        <w:t>, 203,</w:t>
+      </w:r>
+      <w:r>
+        <w:rPr>
+          <w:sz w:val="22"/>
+        </w:rPr>
+        <w:t xml:space="preserve"> 111716. https://doi.org/10.1016/j.jss.2023.111716</w:t>
       </w:r>
     </w:p>
     <w:p>
       <w:pPr>
         <w:spacing w:after="80"/>
+        <w:ind w:hanging="720" w:left="720"/>
       </w:pPr>
       <w:r>
         <w:rPr>
           <w:sz w:val="22"/>
         </w:rPr>
-        <w:t>Sabek, I., Ukyab, T. S., &amp; Kraska, T. (2022). LSched: A workload-aware learned query scheduler for analytical database systems. In Proceedings of the 2022 International Conference on Management of Data (SIGMOD '22), pp. 1228-1242. https://doi.org/10.1145/3507913.3507913</w:t>
+        <w:t>Rauba, P., Seedat, N., Kacprzyk, K., &amp; van der Schaar, M. (2024). Self-healing machine learning: A framework for autonomous adaptation in real-world environments. In Proceedings of the 38th Conference on Neural Information Processing Systems (NeurIPS 2024). https://proceedings.neurips.cc/paper_files/paper/2024/hash/4a86ec12e94ef1fe306362e7bdcd5894-Abstract-Conference.html</w:t>
       </w:r>
     </w:p>
     <w:p>
       <w:pPr>
         <w:spacing w:after="80"/>
+        <w:ind w:hanging="720" w:left="720"/>
+      </w:pPr>
+      <w:r>
+        <w:rPr>
+          <w:sz w:val="22"/>
+        </w:rPr>
+        <w:t>Sabek, I., Ukyab, T. S., &amp; Kraska, T. (2022). LSched: A workload-aware learned query scheduler for analytical database systems. In Proceedings of the 2022 International Conference on Management of Data (SIGMOD '22), pp. 1228-1242. https://doi.org/10.1145/3514221.3526158</w:t>
+      </w:r>
+    </w:p>
+    <w:p>
+      <w:pPr>
+        <w:spacing w:after="80"/>
+        <w:ind w:hanging="720" w:left="720"/>
       </w:pPr>
       <w:r>
         <w:rPr>
@@ -10252,6 +10402,7 @@
     <w:p>
       <w:pPr>
         <w:spacing w:after="80"/>
+        <w:ind w:hanging="720" w:left="720"/>
       </w:pPr>
       <w:r>
         <w:rPr>
@@ -10263,6 +10414,7 @@
     <w:p>
       <w:pPr>
         <w:spacing w:after="80"/>
+        <w:ind w:hanging="720" w:left="720"/>
       </w:pPr>
       <w:r>
         <w:rPr>
@@ -10274,6 +10426,7 @@
     <w:p>
       <w:pPr>
         <w:spacing w:after="80"/>
+        <w:ind w:hanging="720" w:left="720"/>
       </w:pPr>
       <w:r>
         <w:rPr>
@@ -10285,6 +10438,7 @@
     <w:p>
       <w:pPr>
         <w:spacing w:after="80"/>
+        <w:ind w:hanging="720" w:left="720"/>
       </w:pPr>
       <w:r>
         <w:rPr>
@@ -10296,6 +10450,7 @@
     <w:p>
       <w:pPr>
         <w:spacing w:after="80"/>
+        <w:ind w:hanging="720" w:left="720"/>
       </w:pPr>
       <w:r>
         <w:rPr>
@@ -10307,28 +10462,31 @@
     <w:p>
       <w:pPr>
         <w:spacing w:after="80"/>
+        <w:ind w:hanging="720" w:left="720"/>
       </w:pPr>
       <w:r>
         <w:rPr>
           <w:sz w:val="22"/>
         </w:rPr>
-        <w:t>Wei, H., et al. (2024). Safe reinforcement learning with instantaneous constraints. Proceedings of the AAAI Conference on Artificial Intelligence, 38(19), 21708-21716. https://doi.org/10.1609/aaai.v38i19.30170</w:t>
+        <w:t>Wei, H., Liu, X., &amp; Ying, L. (2024). Safe reinforcement learning with instantaneous constraints: The role of aggressive exploration. Proceedings of the AAAI Conference on Artificial Intelligence, 38(19), 21708-21716. https://doi.org/10.1609/aaai.v38i19.30170</w:t>
       </w:r>
     </w:p>
     <w:p>
       <w:pPr>
         <w:spacing w:after="80"/>
+        <w:ind w:hanging="720" w:left="720"/>
       </w:pPr>
       <w:r>
         <w:rPr>
           <w:sz w:val="22"/>
         </w:rPr>
-        <w:t>Yahmed, A., Bouchoucha, R., Braiek, H., Khomh, F., Bissyande, T., Klein, J., Bird, C., &amp; Sarro, F. (2023). An intentional forgetting-driven self-healing method for deep reinforcement learning systems. In Proceedings of the 38th IEEE/ACM International Conference on Automated Software Engineering (ASE 2023), pp. 1314-1325. https://doi.org/10.1109/ASE56229.2023.00121</w:t>
+        <w:t>Yahmed, A. H., Bouchoucha, R., Braiek, H. B., &amp; Khomh, F. (2023). An intentional forgetting-driven self-healing method for deep reinforcement learning systems. In Proceedings of the 38th IEEE/ACM International Conference on Automated Software Engineering (ASE 2023), pp. 1314-1325. https://doi.org/10.1109/ASE56229.2023.00121</w:t>
       </w:r>
     </w:p>
     <w:p>
       <w:pPr>
         <w:spacing w:after="80"/>
+        <w:ind w:hanging="720" w:left="720"/>
       </w:pPr>
       <w:r>
         <w:rPr>
@@ -10340,17 +10498,32 @@
     <w:p>
       <w:pPr>
         <w:spacing w:after="80"/>
+        <w:ind w:hanging="720" w:left="720"/>
       </w:pPr>
       <w:r>
         <w:rPr>
           <w:sz w:val="22"/>
         </w:rPr>
-        <w:t>Zhou, G., Tian, W., Buyya, R., Xue, R., &amp; Song, L. (2024). Deep reinforcement learning-based methods for resource scheduling in cloud computing: A review and future directions. Artificial Intelligence Review, 57, 124. https://doi.org/10.1007/s10462-024-10756-9</w:t>
+        <w:t>Zhou, G., Tian, W., Buyya, R., Xue, R., &amp; Song, L. (2024). Deep reinforcement learning-based methods for resource scheduling in cloud computing: A review and future directions. Artificial Intelligence Review</w:t>
+      </w:r>
+      <w:r>
+        <w:rPr>
+          <w:i/>
+          <w:sz w:val="22"/>
+        </w:rPr>
+        <w:t>, 57,</w:t>
+      </w:r>
+      <w:r>
+        <w:rPr>
+          <w:sz w:val="22"/>
+        </w:rPr>
+        <w:t xml:space="preserve"> 124. https://doi.org/10.1007/s10462-024-10756-9</w:t>
       </w:r>
     </w:p>
     <w:p>
       <w:pPr>
         <w:spacing w:after="80"/>
+        <w:ind w:hanging="720" w:left="720"/>
       </w:pPr>
       <w:r>
         <w:rPr>
@@ -10362,6 +10535,7 @@
     <w:p>
       <w:pPr>
         <w:spacing w:after="80"/>
+        <w:ind w:hanging="720" w:left="720"/>
       </w:pPr>
       <w:r>
         <w:rPr>
@@ -10373,12 +10547,26 @@
     <w:p>
       <w:pPr>
         <w:spacing w:after="80"/>
+        <w:ind w:hanging="720" w:left="720"/>
       </w:pPr>
       <w:r>
         <w:rPr>
           <w:sz w:val="22"/>
         </w:rPr>
-        <w:t>Ziaei, F., &amp; Ranjbar, M. (2023). A reinforcement learning algorithm for scheduling parallel processors with identical speedup functions. Machine Learning with Applications, 14, 100485. https://doi.org/10.1016/j.mlwa.2023.100485</w:t>
+        <w:t>Ziaei, F., &amp; Ranjbar, M. (2023). A reinforcement learning algorithm for scheduling parallel processors with identical speedup functions. Machine Learning with Applications</w:t>
+      </w:r>
+      <w:r>
+        <w:rPr>
+          <w:i/>
+          <w:sz w:val="22"/>
+        </w:rPr>
+        <w:t>, 14,</w:t>
+      </w:r>
+      <w:r>
+        <w:rPr>
+          <w:sz w:val="22"/>
+        </w:rPr>
+        <w:t xml:space="preserve"> 100485. https://doi.org/10.1016/j.mlwa.2023.100485</w:t>
       </w:r>
     </w:p>
     <w:p>
@@ -11227,7 +11415,7 @@
         <w:t xml:space="preserve">Step 8: Explain the self-healing loop: </w:t>
       </w:r>
       <w:r>
-        <w:t>Walk through the architecture diagram (Figure 1). Explain: generate → simulate → monitor → detect → diagnose → act → verify → accept/rollback/fallback → record. Emphasize the causal boundary: the controller never sees future arrivals or the finished schedule.</w:t>
+        <w:t>Walk through the architecture diagram (Figure 2). Explain: generate → simulate → monitor → detect → diagnose → act → verify → accept/rollback/fallback → record. Emphasize the causal boundary: the controller never sees future arrivals or the finished schedule.</w:t>
       </w:r>
     </w:p>
     <w:p>
@@ -11238,7 +11426,7 @@
         <w:t xml:space="preserve">Step 9: Explain verification: </w:t>
       </w:r>
       <w:r>
-        <w:t>Show the tri-state verifier (Figure 5). Explain: accepted (keep), rejected (rollback + failure count), inconclusive (rollback, no penalty). Emphasize that the system never keeps a change it cannot verify.</w:t>
+        <w:t>Show the tri-state verifier (Figure 6). Explain: accepted (keep), rejected (rollback + failure count), inconclusive (rollback, no penalty). Emphasize that the system never keeps a change it cannot verify.</w:t>
       </w:r>
     </w:p>
     <w:p>
@@ -11303,6 +11491,7 @@
       </w:r>
     </w:p>
     <w:sectPr>
+      <w:footerReference w:type="default" r:id="rId9"/>
       <w:pgSz w:w="12240" w:h="15840"/>
       <w:pgMar w:top="1440" w:right="1440" w:bottom="1440" w:left="1440" w:header="720" w:footer="720" w:gutter="0"/>
       <w:cols w:space="720"/>
@@ -11310,6 +11499,38 @@
     </w:sectPr>
   </w:body>
 </w:document>
+</file>
+
+<file path=word/footer1.xml><?xml version="1.0" encoding="utf-8"?>
+<w:ftr xmlns:m="http://schemas.openxmlformats.org/officeDocument/2006/math" xmlns:mc="http://schemas.openxmlformats.org/markup-compatibility/2006" xmlns:mo="http://schemas.microsoft.com/office/mac/office/2008/main" xmlns:mv="urn:schemas-microsoft-com:mac:vml" xmlns:o="urn:schemas-microsoft-com:office:office" xmlns:r="http://schemas.openxmlformats.org/officeDocument/2006/relationships" xmlns:v="urn:schemas-microsoft-com:vml" xmlns:w10="urn:schemas-microsoft-com:office:word" xmlns:w14="http://schemas.microsoft.com/office/word/2010/wordml" xmlns:w="http://schemas.openxmlformats.org/wordprocessingml/2006/main" xmlns:wne="http://schemas.microsoft.com/office/word/2006/wordml" xmlns:wp14="http://schemas.microsoft.com/office/word/2010/wordprocessingDrawing" xmlns:wp="http://schemas.openxmlformats.org/drawingml/2006/wordprocessingDrawing" xmlns:wpc="http://schemas.microsoft.com/office/word/2010/wordprocessingCanvas" xmlns:wpg="http://schemas.microsoft.com/office/word/2010/wordprocessingGroup" xmlns:wpi="http://schemas.microsoft.com/office/word/2010/wordprocessingInk" xmlns:wps="http://schemas.microsoft.com/office/word/2010/wordprocessingShape" mc:Ignorable="w14 wp14">
+  <w:p>
+    <w:pPr>
+      <w:pStyle w:val="Footer"/>
+      <w:jc w:val="center"/>
+    </w:pPr>
+    <w:r>
+      <w:rPr>
+        <w:rFonts w:ascii="Times New Roman" w:hAnsi="Times New Roman"/>
+        <w:sz w:val="20"/>
+      </w:rPr>
+      <w:fldChar w:fldCharType="begin"/>
+    </w:r>
+    <w:r>
+      <w:rPr>
+        <w:rFonts w:ascii="Times New Roman" w:hAnsi="Times New Roman"/>
+        <w:sz w:val="20"/>
+      </w:rPr>
+      <w:instrText xml:space="preserve"> PAGE </w:instrText>
+    </w:r>
+    <w:r>
+      <w:rPr>
+        <w:rFonts w:ascii="Times New Roman" w:hAnsi="Times New Roman"/>
+        <w:sz w:val="20"/>
+      </w:rPr>
+      <w:fldChar w:fldCharType="end"/>
+    </w:r>
+  </w:p>
+</w:ftr>
 </file>
 
 <file path=word/numbering.xml><?xml version="1.0" encoding="utf-8"?>
@@ -11677,6 +11898,7 @@
     <w:rsid w:val="00FC693F"/>
     <w:pPr>
       <w:spacing w:after="120" w:line="276" w:lineRule="auto"/>
+      <w:ind w:left="0" w:hanging="720"/>
     </w:pPr>
     <w:rPr>
       <w:rFonts w:ascii="Times New Roman" w:hAnsi="Times New Roman"/>

--- a/submission/review-3/Final_Research_Paper.docx
+++ b/submission/review-3/Final_Research_Paper.docx
@@ -2513,38 +2513,13 @@
         <w:jc w:val="center"/>
       </w:pPr>
       <w:r>
-        <w:drawing>
-          <wp:inline xmlns:a="http://schemas.openxmlformats.org/drawingml/2006/main" xmlns:pic="http://schemas.openxmlformats.org/drawingml/2006/picture">
-            <wp:extent cx="5029200" cy="2298700"/>
-            <wp:docPr id="1" name="Picture 1"/>
-            <wp:cNvGraphicFramePr>
-              <a:graphicFrameLocks noChangeAspect="1"/>
-            </wp:cNvGraphicFramePr>
-            <a:graphic>
-              <a:graphicData uri="http://schemas.openxmlformats.org/drawingml/2006/picture">
-                <pic:pic>
-                  <pic:nvPicPr>
-                    <pic:cNvPr id="0" name="fig_methodology.png"/>
-                    <pic:cNvPicPr/>
-                  </pic:nvPicPr>
-                  <pic:blipFill>
-                    <a:blip r:embed="rId10"/>
-                    <a:stretch>
-                      <a:fillRect/>
-                    </a:stretch>
-                  </pic:blipFill>
-                  <pic:spPr>
-                    <a:xfrm>
-                      <a:off x="0" y="0"/>
-                      <a:ext cx="5029200" cy="2298700"/>
-                    </a:xfrm>
-                    <a:prstGeom prst="rect"/>
-                  </pic:spPr>
-                </pic:pic>
-              </a:graphicData>
-            </a:graphic>
-          </wp:inline>
-        </w:drawing>
+        <w:rPr>
+          <w:rFonts w:ascii="Times New Roman" w:hAnsi="Times New Roman"/>
+          <w:b/>
+          <w:i/>
+          <w:sz w:val="20"/>
+        </w:rPr>
+        <w:t>Figure 1. Experimental methodology pipeline</w:t>
       </w:r>
     </w:p>
     <w:p>
@@ -2581,38 +2556,13 @@
         <w:jc w:val="center"/>
       </w:pPr>
       <w:r>
-        <w:drawing>
-          <wp:inline xmlns:a="http://schemas.openxmlformats.org/drawingml/2006/main" xmlns:pic="http://schemas.openxmlformats.org/drawingml/2006/picture">
-            <wp:extent cx="5029200" cy="3918857"/>
-            <wp:docPr id="2" name="Picture 2"/>
-            <wp:cNvGraphicFramePr>
-              <a:graphicFrameLocks noChangeAspect="1"/>
-            </wp:cNvGraphicFramePr>
-            <a:graphic>
-              <a:graphicData uri="http://schemas.openxmlformats.org/drawingml/2006/picture">
-                <pic:pic>
-                  <pic:nvPicPr>
-                    <pic:cNvPr id="0" name="fig_architecture.png"/>
-                    <pic:cNvPicPr/>
-                  </pic:nvPicPr>
-                  <pic:blipFill>
-                    <a:blip r:embed="rId11"/>
-                    <a:stretch>
-                      <a:fillRect/>
-                    </a:stretch>
-                  </pic:blipFill>
-                  <pic:spPr>
-                    <a:xfrm>
-                      <a:off x="0" y="0"/>
-                      <a:ext cx="5029200" cy="3918857"/>
-                    </a:xfrm>
-                    <a:prstGeom prst="rect"/>
-                  </pic:spPr>
-                </pic:pic>
-              </a:graphicData>
-            </a:graphic>
-          </wp:inline>
-        </w:drawing>
+        <w:rPr>
+          <w:rFonts w:ascii="Times New Roman" w:hAnsi="Times New Roman"/>
+          <w:b/>
+          <w:i/>
+          <w:sz w:val="20"/>
+        </w:rPr>
+        <w:t>Figure 2. Overall system architecture of the adaptive CPU scheduling pipeline</w:t>
       </w:r>
     </w:p>
     <w:p>
@@ -3678,38 +3628,13 @@
         <w:jc w:val="center"/>
       </w:pPr>
       <w:r>
-        <w:drawing>
-          <wp:inline xmlns:a="http://schemas.openxmlformats.org/drawingml/2006/main" xmlns:pic="http://schemas.openxmlformats.org/drawingml/2006/picture">
-            <wp:extent cx="5029200" cy="3739418"/>
-            <wp:docPr id="3" name="Picture 3"/>
-            <wp:cNvGraphicFramePr>
-              <a:graphicFrameLocks noChangeAspect="1"/>
-            </wp:cNvGraphicFramePr>
-            <a:graphic>
-              <a:graphicData uri="http://schemas.openxmlformats.org/drawingml/2006/picture">
-                <pic:pic>
-                  <pic:nvPicPr>
-                    <pic:cNvPr id="0" name="fig_wf_m1.png"/>
-                    <pic:cNvPicPr/>
-                  </pic:nvPicPr>
-                  <pic:blipFill>
-                    <a:blip r:embed="rId12"/>
-                    <a:stretch>
-                      <a:fillRect/>
-                    </a:stretch>
-                  </pic:blipFill>
-                  <pic:spPr>
-                    <a:xfrm>
-                      <a:off x="0" y="0"/>
-                      <a:ext cx="5029200" cy="3739418"/>
-                    </a:xfrm>
-                    <a:prstGeom prst="rect"/>
-                  </pic:spPr>
-                </pic:pic>
-              </a:graphicData>
-            </a:graphic>
-          </wp:inline>
-        </w:drawing>
+        <w:rPr>
+          <w:rFonts w:ascii="Times New Roman" w:hAnsi="Times New Roman"/>
+          <w:b/>
+          <w:i/>
+          <w:sz w:val="20"/>
+        </w:rPr>
+        <w:t>Figure 3. Self-healing controller workflow (one trace)</w:t>
       </w:r>
     </w:p>
     <w:p>
@@ -3746,38 +3671,13 @@
         <w:jc w:val="center"/>
       </w:pPr>
       <w:r>
-        <w:drawing>
-          <wp:inline xmlns:a="http://schemas.openxmlformats.org/drawingml/2006/main" xmlns:pic="http://schemas.openxmlformats.org/drawingml/2006/picture">
-            <wp:extent cx="5029200" cy="4221591"/>
-            <wp:docPr id="4" name="Picture 4"/>
-            <wp:cNvGraphicFramePr>
-              <a:graphicFrameLocks noChangeAspect="1"/>
-            </wp:cNvGraphicFramePr>
-            <a:graphic>
-              <a:graphicData uri="http://schemas.openxmlformats.org/drawingml/2006/picture">
-                <pic:pic>
-                  <pic:nvPicPr>
-                    <pic:cNvPr id="0" name="fig_wf_m2.png"/>
-                    <pic:cNvPicPr/>
-                  </pic:nvPicPr>
-                  <pic:blipFill>
-                    <a:blip r:embed="rId13"/>
-                    <a:stretch>
-                      <a:fillRect/>
-                    </a:stretch>
-                  </pic:blipFill>
-                  <pic:spPr>
-                    <a:xfrm>
-                      <a:off x="0" y="0"/>
-                      <a:ext cx="5029200" cy="4221591"/>
-                    </a:xfrm>
-                    <a:prstGeom prst="rect"/>
-                  </pic:spPr>
-                </pic:pic>
-              </a:graphicData>
-            </a:graphic>
-          </wp:inline>
-        </w:drawing>
+        <w:rPr>
+          <w:rFonts w:ascii="Times New Roman" w:hAnsi="Times New Roman"/>
+          <w:b/>
+          <w:i/>
+          <w:sz w:val="20"/>
+        </w:rPr>
+        <w:t>Figure 4. Workload generation and scheduling workflow</w:t>
       </w:r>
     </w:p>
     <w:p>
@@ -3814,38 +3714,13 @@
         <w:jc w:val="center"/>
       </w:pPr>
       <w:r>
-        <w:drawing>
-          <wp:inline xmlns:a="http://schemas.openxmlformats.org/drawingml/2006/main" xmlns:pic="http://schemas.openxmlformats.org/drawingml/2006/picture">
-            <wp:extent cx="5029200" cy="4221591"/>
-            <wp:docPr id="5" name="Picture 5"/>
-            <wp:cNvGraphicFramePr>
-              <a:graphicFrameLocks noChangeAspect="1"/>
-            </wp:cNvGraphicFramePr>
-            <a:graphic>
-              <a:graphicData uri="http://schemas.openxmlformats.org/drawingml/2006/picture">
-                <pic:pic>
-                  <pic:nvPicPr>
-                    <pic:cNvPr id="0" name="fig_wf_m3.png"/>
-                    <pic:cNvPicPr/>
-                  </pic:nvPicPr>
-                  <pic:blipFill>
-                    <a:blip r:embed="rId14"/>
-                    <a:stretch>
-                      <a:fillRect/>
-                    </a:stretch>
-                  </pic:blipFill>
-                  <pic:spPr>
-                    <a:xfrm>
-                      <a:off x="0" y="0"/>
-                      <a:ext cx="5029200" cy="4221591"/>
-                    </a:xfrm>
-                    <a:prstGeom prst="rect"/>
-                  </pic:spPr>
-                </pic:pic>
-              </a:graphicData>
-            </a:graphic>
-          </wp:inline>
-        </w:drawing>
+        <w:rPr>
+          <w:rFonts w:ascii="Times New Roman" w:hAnsi="Times New Roman"/>
+          <w:b/>
+          <w:i/>
+          <w:sz w:val="20"/>
+        </w:rPr>
+        <w:t>Figure 5. Degradation detection and diagnosis workflow</w:t>
       </w:r>
     </w:p>
     <w:p>
@@ -3882,38 +3757,13 @@
         <w:jc w:val="center"/>
       </w:pPr>
       <w:r>
-        <w:drawing>
-          <wp:inline xmlns:a="http://schemas.openxmlformats.org/drawingml/2006/main" xmlns:pic="http://schemas.openxmlformats.org/drawingml/2006/picture">
-            <wp:extent cx="5029200" cy="4822312"/>
-            <wp:docPr id="6" name="Picture 6"/>
-            <wp:cNvGraphicFramePr>
-              <a:graphicFrameLocks noChangeAspect="1"/>
-            </wp:cNvGraphicFramePr>
-            <a:graphic>
-              <a:graphicData uri="http://schemas.openxmlformats.org/drawingml/2006/picture">
-                <pic:pic>
-                  <pic:nvPicPr>
-                    <pic:cNvPr id="0" name="fig_healing_loop.png"/>
-                    <pic:cNvPicPr/>
-                  </pic:nvPicPr>
-                  <pic:blipFill>
-                    <a:blip r:embed="rId15"/>
-                    <a:stretch>
-                      <a:fillRect/>
-                    </a:stretch>
-                  </pic:blipFill>
-                  <pic:spPr>
-                    <a:xfrm>
-                      <a:off x="0" y="0"/>
-                      <a:ext cx="5029200" cy="4822312"/>
-                    </a:xfrm>
-                    <a:prstGeom prst="rect"/>
-                  </pic:spPr>
-                </pic:pic>
-              </a:graphicData>
-            </a:graphic>
-          </wp:inline>
-        </w:drawing>
+        <w:rPr>
+          <w:rFonts w:ascii="Times New Roman" w:hAnsi="Times New Roman"/>
+          <w:b/>
+          <w:i/>
+          <w:sz w:val="20"/>
+        </w:rPr>
+        <w:t>Figure 6. Verification, acceptance, and rollback workflow</w:t>
       </w:r>
     </w:p>
     <w:p>
@@ -3950,38 +3800,13 @@
         <w:jc w:val="center"/>
       </w:pPr>
       <w:r>
-        <w:drawing>
-          <wp:inline xmlns:a="http://schemas.openxmlformats.org/drawingml/2006/main" xmlns:pic="http://schemas.openxmlformats.org/drawingml/2006/picture">
-            <wp:extent cx="5029200" cy="3739418"/>
-            <wp:docPr id="7" name="Picture 7"/>
-            <wp:cNvGraphicFramePr>
-              <a:graphicFrameLocks noChangeAspect="1"/>
-            </wp:cNvGraphicFramePr>
-            <a:graphic>
-              <a:graphicData uri="http://schemas.openxmlformats.org/drawingml/2006/picture">
-                <pic:pic>
-                  <pic:nvPicPr>
-                    <pic:cNvPr id="0" name="fig_wf_m4.png"/>
-                    <pic:cNvPicPr/>
-                  </pic:nvPicPr>
-                  <pic:blipFill>
-                    <a:blip r:embed="rId16"/>
-                    <a:stretch>
-                      <a:fillRect/>
-                    </a:stretch>
-                  </pic:blipFill>
-                  <pic:spPr>
-                    <a:xfrm>
-                      <a:off x="0" y="0"/>
-                      <a:ext cx="5029200" cy="3739418"/>
-                    </a:xfrm>
-                    <a:prstGeom prst="rect"/>
-                  </pic:spPr>
-                </pic:pic>
-              </a:graphicData>
-            </a:graphic>
-          </wp:inline>
-        </w:drawing>
+        <w:rPr>
+          <w:rFonts w:ascii="Times New Roman" w:hAnsi="Times New Roman"/>
+          <w:b/>
+          <w:i/>
+          <w:sz w:val="20"/>
+        </w:rPr>
+        <w:t>Figure 7. Frontend-to-backend simulation execution flow</w:t>
       </w:r>
     </w:p>
     <w:p>
@@ -11488,6 +11313,839 @@
         <w:t>- The Q-learning advantage is not demonstrated; the system is indistinguishable from the rule.</w:t>
         <w:br/>
         <w:t>- The verifier is a safety filter, not a benefit estimator.</w:t>
+      </w:r>
+    </w:p>
+    <w:p>
+      <w:pPr>
+        <w:spacing w:before="80" w:after="80"/>
+        <w:ind w:left="283" w:right="283"/>
+      </w:pPr>
+      <w:r>
+        <w:rPr>
+          <w:rFonts w:ascii="Courier New" w:hAnsi="Courier New"/>
+          <w:sz w:val="16"/>
+        </w:rPr>
+        <w:t>flowchart LR</w:t>
+        <w:br/>
+      </w:r>
+      <w:r>
+        <w:rPr>
+          <w:rFonts w:ascii="Courier New" w:hAnsi="Courier New"/>
+          <w:sz w:val="16"/>
+        </w:rPr>
+        <w:t xml:space="preserve">    A["Workload&lt;br/&gt;Families&lt;br/&gt;(7 families)"] --&gt; B["Train / Valid /&lt;br/&gt;Test Split&lt;br/&gt;(seeds 7101-7105,&lt;br/&gt;8201, 23819)"]</w:t>
+        <w:br/>
+      </w:r>
+      <w:r>
+        <w:rPr>
+          <w:rFonts w:ascii="Courier New" w:hAnsi="Courier New"/>
+          <w:sz w:val="16"/>
+        </w:rPr>
+        <w:t xml:space="preserve">    B --&gt; C["Arms&lt;br/&gt;(10 arms:&lt;br/&gt;fixed, rule,&lt;br/&gt;Q-learning)"]</w:t>
+        <w:br/>
+      </w:r>
+      <w:r>
+        <w:rPr>
+          <w:rFonts w:ascii="Courier New" w:hAnsi="Courier New"/>
+          <w:sz w:val="16"/>
+        </w:rPr>
+        <w:t xml:space="preserve">    C --&gt; D["Evaluation&lt;br/&gt;(210 traces/arm,&lt;br/&gt;bootstrap 1000)"]</w:t>
+        <w:br/>
+      </w:r>
+      <w:r>
+        <w:rPr>
+          <w:rFonts w:ascii="Courier New" w:hAnsi="Courier New"/>
+          <w:sz w:val="16"/>
+        </w:rPr>
+        <w:t xml:space="preserve">    D --&gt; E["Counterfactual&lt;br/&gt;Audit &amp;&lt;br/&gt;Report"]</w:t>
+        <w:br/>
+      </w:r>
+    </w:p>
+    <w:p>
+      <w:r>
+        <w:rPr>
+          <w:rFonts w:ascii="Courier New" w:hAnsi="Courier New"/>
+          <w:sz w:val="16"/>
+        </w:rPr>
+        <w:t>────────────────────────────────────────────────────────────</w:t>
+      </w:r>
+    </w:p>
+    <w:p>
+      <w:pPr>
+        <w:spacing w:before="80" w:after="80"/>
+        <w:ind w:left="283" w:right="283"/>
+      </w:pPr>
+      <w:r>
+        <w:rPr>
+          <w:rFonts w:ascii="Courier New" w:hAnsi="Courier New"/>
+          <w:sz w:val="16"/>
+        </w:rPr>
+        <w:t>flowchart TB</w:t>
+        <w:br/>
+      </w:r>
+      <w:r>
+        <w:rPr>
+          <w:rFonts w:ascii="Courier New" w:hAnsi="Courier New"/>
+          <w:sz w:val="16"/>
+        </w:rPr>
+        <w:t xml:space="preserve">    subgraph Workload Generation</w:t>
+        <w:br/>
+      </w:r>
+      <w:r>
+        <w:rPr>
+          <w:rFonts w:ascii="Courier New" w:hAnsi="Courier New"/>
+          <w:sz w:val="16"/>
+        </w:rPr>
+        <w:t xml:space="preserve">        WG["Workload Generator&lt;br/&gt;(workload/)"] --&gt; WF["Workload Fingerprint&lt;br/&gt;(fingerprint.py)"]</w:t>
+        <w:br/>
+      </w:r>
+      <w:r>
+        <w:rPr>
+          <w:rFonts w:ascii="Courier New" w:hAnsi="Courier New"/>
+          <w:sz w:val="16"/>
+        </w:rPr>
+        <w:t xml:space="preserve">        WF --&gt; DI["Drift Injector&lt;br/&gt;(drift.py)"]</w:t>
+        <w:br/>
+      </w:r>
+      <w:r>
+        <w:rPr>
+          <w:rFonts w:ascii="Courier New" w:hAnsi="Courier New"/>
+          <w:sz w:val="16"/>
+        </w:rPr>
+        <w:t xml:space="preserve">        DI --&gt; BE["Burst Estimator&lt;br/&gt;(burst_estimator.py)"]</w:t>
+        <w:br/>
+      </w:r>
+      <w:r>
+        <w:rPr>
+          <w:rFonts w:ascii="Courier New" w:hAnsi="Courier New"/>
+          <w:sz w:val="16"/>
+        </w:rPr>
+        <w:t xml:space="preserve">    end</w:t>
+        <w:br/>
+      </w:r>
+      <w:r>
+        <w:rPr>
+          <w:rFonts w:ascii="Courier New" w:hAnsi="Courier New"/>
+          <w:sz w:val="16"/>
+        </w:rPr>
+        <w:t xml:space="preserve">    subgraph Scheduling</w:t>
+        <w:br/>
+      </w:r>
+      <w:r>
+        <w:rPr>
+          <w:rFonts w:ascii="Courier New" w:hAnsi="Courier New"/>
+          <w:sz w:val="16"/>
+        </w:rPr>
+        <w:t xml:space="preserve">        WF --&gt; RS["Discrete-Event Scheduler&lt;br/&gt;(scheduler/runtime.py)"]</w:t>
+        <w:br/>
+      </w:r>
+      <w:r>
+        <w:rPr>
+          <w:rFonts w:ascii="Courier New" w:hAnsi="Courier New"/>
+          <w:sz w:val="16"/>
+        </w:rPr>
+        <w:t xml:space="preserve">        RS --&gt; RO["Runtime Observation&lt;br/&gt;(RuntimeObservation)"]</w:t>
+        <w:br/>
+      </w:r>
+      <w:r>
+        <w:rPr>
+          <w:rFonts w:ascii="Courier New" w:hAnsi="Courier New"/>
+          <w:sz w:val="16"/>
+        </w:rPr>
+        <w:t xml:space="preserve">        DI --&gt; RS</w:t>
+        <w:br/>
+      </w:r>
+      <w:r>
+        <w:rPr>
+          <w:rFonts w:ascii="Courier New" w:hAnsi="Courier New"/>
+          <w:sz w:val="16"/>
+        </w:rPr>
+        <w:t xml:space="preserve">        RO --&gt; PC["Policy Classes&lt;br/&gt;(FCFS/SJF/RR/Pri)"]</w:t>
+        <w:br/>
+      </w:r>
+      <w:r>
+        <w:rPr>
+          <w:rFonts w:ascii="Courier New" w:hAnsi="Courier New"/>
+          <w:sz w:val="16"/>
+        </w:rPr>
+        <w:t xml:space="preserve">        BE --&gt; RS</w:t>
+        <w:br/>
+      </w:r>
+      <w:r>
+        <w:rPr>
+          <w:rFonts w:ascii="Courier New" w:hAnsi="Courier New"/>
+          <w:sz w:val="16"/>
+        </w:rPr>
+        <w:t xml:space="preserve">    end</w:t>
+        <w:br/>
+      </w:r>
+      <w:r>
+        <w:rPr>
+          <w:rFonts w:ascii="Courier New" w:hAnsi="Courier New"/>
+          <w:sz w:val="16"/>
+        </w:rPr>
+        <w:t xml:space="preserve">    subgraph Self-Healing Controller</w:t>
+        <w:br/>
+      </w:r>
+      <w:r>
+        <w:rPr>
+          <w:rFonts w:ascii="Courier New" w:hAnsi="Courier New"/>
+          <w:sz w:val="16"/>
+        </w:rPr>
+        <w:t xml:space="preserve">        RS --&gt; CM["Causal Monitor&lt;br/&gt;(monitor.py)"]</w:t>
+        <w:br/>
+      </w:r>
+      <w:r>
+        <w:rPr>
+          <w:rFonts w:ascii="Courier New" w:hAnsi="Courier New"/>
+          <w:sz w:val="16"/>
+        </w:rPr>
+        <w:t xml:space="preserve">        CM --&gt; DD["Degradation Detector&lt;br/&gt;(detector.py)"]</w:t>
+        <w:br/>
+      </w:r>
+      <w:r>
+        <w:rPr>
+          <w:rFonts w:ascii="Courier New" w:hAnsi="Courier New"/>
+          <w:sz w:val="16"/>
+        </w:rPr>
+        <w:t xml:space="preserve">        DD --&gt; DX["Diagnosis&lt;br/&gt;(diagnosis.py)"]</w:t>
+        <w:br/>
+      </w:r>
+      <w:r>
+        <w:rPr>
+          <w:rFonts w:ascii="Courier New" w:hAnsi="Courier New"/>
+          <w:sz w:val="16"/>
+        </w:rPr>
+        <w:t xml:space="preserve">        DX --&gt; RP["Recovery Policy&lt;br/&gt;(policies.py)"]</w:t>
+        <w:br/>
+      </w:r>
+      <w:r>
+        <w:rPr>
+          <w:rFonts w:ascii="Courier New" w:hAnsi="Courier New"/>
+          <w:sz w:val="16"/>
+        </w:rPr>
+        <w:t xml:space="preserve">    end</w:t>
+        <w:br/>
+      </w:r>
+      <w:r>
+        <w:rPr>
+          <w:rFonts w:ascii="Courier New" w:hAnsi="Courier New"/>
+          <w:sz w:val="16"/>
+        </w:rPr>
+        <w:t xml:space="preserve">    subgraph Verification and Outcome</w:t>
+        <w:br/>
+      </w:r>
+      <w:r>
+        <w:rPr>
+          <w:rFonts w:ascii="Courier New" w:hAnsi="Courier New"/>
+          <w:sz w:val="16"/>
+        </w:rPr>
+        <w:t xml:space="preserve">        RP --&gt; VW["Verification Window&lt;br/&gt;(verifier.py)"]</w:t>
+        <w:br/>
+      </w:r>
+      <w:r>
+        <w:rPr>
+          <w:rFonts w:ascii="Courier New" w:hAnsi="Courier New"/>
+          <w:sz w:val="16"/>
+        </w:rPr>
+        <w:t xml:space="preserve">        VW --&gt; AR["Accept / Reject / Inconclusive"]</w:t>
+        <w:br/>
+      </w:r>
+      <w:r>
+        <w:rPr>
+          <w:rFonts w:ascii="Courier New" w:hAnsi="Courier New"/>
+          <w:sz w:val="16"/>
+        </w:rPr>
+        <w:t xml:space="preserve">        AR --&gt; RB["Rollback / Fallback&lt;br/&gt;(actions.py)"]</w:t>
+        <w:br/>
+      </w:r>
+      <w:r>
+        <w:rPr>
+          <w:rFonts w:ascii="Courier New" w:hAnsi="Courier New"/>
+          <w:sz w:val="16"/>
+        </w:rPr>
+        <w:t xml:space="preserve">        RB --&gt; IL["Incident Ledger"]</w:t>
+        <w:br/>
+      </w:r>
+      <w:r>
+        <w:rPr>
+          <w:rFonts w:ascii="Courier New" w:hAnsi="Courier New"/>
+          <w:sz w:val="16"/>
+        </w:rPr>
+        <w:t xml:space="preserve">    end</w:t>
+        <w:br/>
+      </w:r>
+      <w:r>
+        <w:rPr>
+          <w:rFonts w:ascii="Courier New" w:hAnsi="Courier New"/>
+          <w:sz w:val="16"/>
+        </w:rPr>
+        <w:t xml:space="preserve">    subgraph Evaluation</w:t>
+        <w:br/>
+      </w:r>
+      <w:r>
+        <w:rPr>
+          <w:rFonts w:ascii="Courier New" w:hAnsi="Courier New"/>
+          <w:sz w:val="16"/>
+        </w:rPr>
+        <w:t xml:space="preserve">        VW --&gt; MT["Metrics&lt;br/&gt;(evaluation/metrics.py)"]</w:t>
+        <w:br/>
+      </w:r>
+      <w:r>
+        <w:rPr>
+          <w:rFonts w:ascii="Courier New" w:hAnsi="Courier New"/>
+          <w:sz w:val="16"/>
+        </w:rPr>
+        <w:t xml:space="preserve">        AR --&gt; RL["Reliability&lt;br/&gt;(evaluation/reliability.py)"]</w:t>
+        <w:br/>
+      </w:r>
+      <w:r>
+        <w:rPr>
+          <w:rFonts w:ascii="Courier New" w:hAnsi="Courier New"/>
+          <w:sz w:val="16"/>
+        </w:rPr>
+        <w:t xml:space="preserve">        RB --&gt; BP["Paired Comparison&lt;br/&gt;(evaluation/paired.py)"]</w:t>
+        <w:br/>
+      </w:r>
+      <w:r>
+        <w:rPr>
+          <w:rFonts w:ascii="Courier New" w:hAnsi="Courier New"/>
+          <w:sz w:val="16"/>
+        </w:rPr>
+        <w:t xml:space="preserve">    end</w:t>
+        <w:br/>
+      </w:r>
+      <w:r>
+        <w:rPr>
+          <w:rFonts w:ascii="Courier New" w:hAnsi="Courier New"/>
+          <w:sz w:val="16"/>
+        </w:rPr>
+        <w:t xml:space="preserve">    RB -.-&gt;|"Feedback (action applied to scheduler)"| RS</w:t>
+        <w:br/>
+      </w:r>
+    </w:p>
+    <w:p>
+      <w:r>
+        <w:rPr>
+          <w:rFonts w:ascii="Courier New" w:hAnsi="Courier New"/>
+          <w:sz w:val="16"/>
+        </w:rPr>
+        <w:t>────────────────────────────────────────────────────────────</w:t>
+      </w:r>
+    </w:p>
+    <w:p>
+      <w:pPr>
+        <w:spacing w:before="80" w:after="80"/>
+        <w:ind w:left="283" w:right="283"/>
+      </w:pPr>
+      <w:r>
+        <w:rPr>
+          <w:rFonts w:ascii="Courier New" w:hAnsi="Courier New"/>
+          <w:sz w:val="16"/>
+        </w:rPr>
+        <w:t>flowchart TD</w:t>
+        <w:br/>
+      </w:r>
+      <w:r>
+        <w:rPr>
+          <w:rFonts w:ascii="Courier New" w:hAnsi="Courier New"/>
+          <w:sz w:val="16"/>
+        </w:rPr>
+        <w:t xml:space="preserve">    GW["Generate workload"] --&gt; SM["Simulate (dispatch slice)"]</w:t>
+        <w:br/>
+      </w:r>
+      <w:r>
+        <w:rPr>
+          <w:rFonts w:ascii="Courier New" w:hAnsi="Courier New"/>
+          <w:sz w:val="16"/>
+        </w:rPr>
+        <w:t xml:space="preserve">    SM --&gt; MN["Monitor (EWMA reference)"]</w:t>
+        <w:br/>
+      </w:r>
+      <w:r>
+        <w:rPr>
+          <w:rFonts w:ascii="Courier New" w:hAnsi="Courier New"/>
+          <w:sz w:val="16"/>
+        </w:rPr>
+        <w:t xml:space="preserve">    MN --&gt; DD{"Degradation detected?"}</w:t>
+        <w:br/>
+      </w:r>
+      <w:r>
+        <w:rPr>
+          <w:rFonts w:ascii="Courier New" w:hAnsi="Courier New"/>
+          <w:sz w:val="16"/>
+        </w:rPr>
+        <w:t xml:space="preserve">    DD -- "no: continue simulating" --&gt; SM</w:t>
+        <w:br/>
+      </w:r>
+      <w:r>
+        <w:rPr>
+          <w:rFonts w:ascii="Courier New" w:hAnsi="Courier New"/>
+          <w:sz w:val="16"/>
+        </w:rPr>
+        <w:t xml:space="preserve">    DD -- "yes" --&gt; DC["Diagnose cause"]</w:t>
+        <w:br/>
+      </w:r>
+      <w:r>
+        <w:rPr>
+          <w:rFonts w:ascii="Courier New" w:hAnsi="Courier New"/>
+          <w:sz w:val="16"/>
+        </w:rPr>
+        <w:t xml:space="preserve">    DC --&gt; SA["Select recovery action"]</w:t>
+        <w:br/>
+      </w:r>
+      <w:r>
+        <w:rPr>
+          <w:rFonts w:ascii="Courier New" w:hAnsi="Courier New"/>
+          <w:sz w:val="16"/>
+        </w:rPr>
+        <w:t xml:space="preserve">    SA --&gt; AA["Apply action to scheduler"]</w:t>
+        <w:br/>
+      </w:r>
+      <w:r>
+        <w:rPr>
+          <w:rFonts w:ascii="Courier New" w:hAnsi="Courier New"/>
+          <w:sz w:val="16"/>
+        </w:rPr>
+        <w:t xml:space="preserve">    AA --&gt; VW["Verification window"]</w:t>
+        <w:br/>
+      </w:r>
+      <w:r>
+        <w:rPr>
+          <w:rFonts w:ascii="Courier New" w:hAnsi="Courier New"/>
+          <w:sz w:val="16"/>
+        </w:rPr>
+        <w:t xml:space="preserve">    VW --&gt;|"good"| AC["Accepted (keep change)"]</w:t>
+        <w:br/>
+      </w:r>
+      <w:r>
+        <w:rPr>
+          <w:rFonts w:ascii="Courier New" w:hAnsi="Courier New"/>
+          <w:sz w:val="16"/>
+        </w:rPr>
+        <w:t xml:space="preserve">    VW --&gt;|"bad"| RJ["Rejected (rollback + failure)"]</w:t>
+        <w:br/>
+      </w:r>
+      <w:r>
+        <w:rPr>
+          <w:rFonts w:ascii="Courier New" w:hAnsi="Courier New"/>
+          <w:sz w:val="16"/>
+        </w:rPr>
+        <w:t xml:space="preserve">    VW --&gt;|"unclear"| IN["Inconclusive (rollback, no penalty)"]</w:t>
+        <w:br/>
+      </w:r>
+      <w:r>
+        <w:rPr>
+          <w:rFonts w:ascii="Courier New" w:hAnsi="Courier New"/>
+          <w:sz w:val="16"/>
+        </w:rPr>
+        <w:t xml:space="preserve">    AC --&gt; IL["Incident Ledger"]</w:t>
+        <w:br/>
+      </w:r>
+      <w:r>
+        <w:rPr>
+          <w:rFonts w:ascii="Courier New" w:hAnsi="Courier New"/>
+          <w:sz w:val="16"/>
+        </w:rPr>
+        <w:t xml:space="preserve">    RJ --&gt; IL</w:t>
+        <w:br/>
+      </w:r>
+      <w:r>
+        <w:rPr>
+          <w:rFonts w:ascii="Courier New" w:hAnsi="Courier New"/>
+          <w:sz w:val="16"/>
+        </w:rPr>
+        <w:t xml:space="preserve">    IN --&gt; IL</w:t>
+        <w:br/>
+      </w:r>
+      <w:r>
+        <w:rPr>
+          <w:rFonts w:ascii="Courier New" w:hAnsi="Courier New"/>
+          <w:sz w:val="16"/>
+        </w:rPr>
+        <w:t xml:space="preserve">    AC --&gt; FQ{"2 consecutive failures?"}</w:t>
+        <w:br/>
+      </w:r>
+      <w:r>
+        <w:rPr>
+          <w:rFonts w:ascii="Courier New" w:hAnsi="Courier New"/>
+          <w:sz w:val="16"/>
+        </w:rPr>
+        <w:t xml:space="preserve">    FQ -- "yes" --&gt; SF["Safe fallback"]</w:t>
+        <w:br/>
+      </w:r>
+      <w:r>
+        <w:rPr>
+          <w:rFonts w:ascii="Courier New" w:hAnsi="Courier New"/>
+          <w:sz w:val="16"/>
+        </w:rPr>
+        <w:t xml:space="preserve">    FQ -- "no" --&gt; SM</w:t>
+        <w:br/>
+      </w:r>
+    </w:p>
+    <w:p>
+      <w:r>
+        <w:rPr>
+          <w:rFonts w:ascii="Courier New" w:hAnsi="Courier New"/>
+          <w:sz w:val="16"/>
+        </w:rPr>
+        <w:t>────────────────────────────────────────────────────────────</w:t>
+      </w:r>
+    </w:p>
+    <w:p>
+      <w:pPr>
+        <w:spacing w:before="80" w:after="80"/>
+        <w:ind w:left="283" w:right="283"/>
+      </w:pPr>
+      <w:r>
+        <w:rPr>
+          <w:rFonts w:ascii="Courier New" w:hAnsi="Courier New"/>
+          <w:sz w:val="16"/>
+        </w:rPr>
+        <w:t>flowchart TB</w:t>
+        <w:br/>
+      </w:r>
+      <w:r>
+        <w:rPr>
+          <w:rFonts w:ascii="Courier New" w:hAnsi="Courier New"/>
+          <w:sz w:val="16"/>
+        </w:rPr>
+        <w:t xml:space="preserve">    FS["Family + Seed selection"] --&gt; WG["WorkloadGenerator.generate()"]</w:t>
+        <w:br/>
+      </w:r>
+      <w:r>
+        <w:rPr>
+          <w:rFonts w:ascii="Courier New" w:hAnsi="Courier New"/>
+          <w:sz w:val="16"/>
+        </w:rPr>
+        <w:t xml:space="preserve">    WG --&gt; WO["Workload object (fingerprinted)"]</w:t>
+        <w:br/>
+      </w:r>
+      <w:r>
+        <w:rPr>
+          <w:rFonts w:ascii="Courier New" w:hAnsi="Courier New"/>
+          <w:sz w:val="16"/>
+        </w:rPr>
+        <w:t xml:space="preserve">    DS["Optional: drift spec (drift.py)"] --&gt; GD["generate_with_drift()"]</w:t>
+        <w:br/>
+      </w:r>
+      <w:r>
+        <w:rPr>
+          <w:rFonts w:ascii="Courier New" w:hAnsi="Courier New"/>
+          <w:sz w:val="16"/>
+        </w:rPr>
+        <w:t xml:space="preserve">    GD --&gt; DW["Drifted Workload (phase shift)"]</w:t>
+        <w:br/>
+      </w:r>
+      <w:r>
+        <w:rPr>
+          <w:rFonts w:ascii="Courier New" w:hAnsi="Courier New"/>
+          <w:sz w:val="16"/>
+        </w:rPr>
+        <w:t xml:space="preserve">    WO --&gt; RS["RuntimeSimulator.run(workload, ctrl)"]</w:t>
+        <w:br/>
+      </w:r>
+      <w:r>
+        <w:rPr>
+          <w:rFonts w:ascii="Courier New" w:hAnsi="Courier New"/>
+          <w:sz w:val="16"/>
+        </w:rPr>
+        <w:t xml:space="preserve">    DW --&gt; RS</w:t>
+        <w:br/>
+      </w:r>
+      <w:r>
+        <w:rPr>
+          <w:rFonts w:ascii="Courier New" w:hAnsi="Courier New"/>
+          <w:sz w:val="16"/>
+        </w:rPr>
+        <w:t xml:space="preserve">    RS --&gt; EL["Event loop: dispatch, switch, complete"]</w:t>
+        <w:br/>
+      </w:r>
+      <w:r>
+        <w:rPr>
+          <w:rFonts w:ascii="Courier New" w:hAnsi="Courier New"/>
+          <w:sz w:val="16"/>
+        </w:rPr>
+        <w:t xml:space="preserve">    EL --&gt; SR["ScheduleResult (per-process outcomes)"]</w:t>
+        <w:br/>
+      </w:r>
+    </w:p>
+    <w:p>
+      <w:r>
+        <w:rPr>
+          <w:rFonts w:ascii="Courier New" w:hAnsi="Courier New"/>
+          <w:sz w:val="16"/>
+        </w:rPr>
+        <w:t>────────────────────────────────────────────────────────────</w:t>
+      </w:r>
+    </w:p>
+    <w:p>
+      <w:pPr>
+        <w:spacing w:before="80" w:after="80"/>
+        <w:ind w:left="283" w:right="283"/>
+      </w:pPr>
+      <w:r>
+        <w:rPr>
+          <w:rFonts w:ascii="Courier New" w:hAnsi="Courier New"/>
+          <w:sz w:val="16"/>
+        </w:rPr>
+        <w:t>flowchart TD</w:t>
+        <w:br/>
+      </w:r>
+      <w:r>
+        <w:rPr>
+          <w:rFonts w:ascii="Courier New" w:hAnsi="Courier New"/>
+          <w:sz w:val="16"/>
+        </w:rPr>
+        <w:t xml:space="preserve">    CN["Completion notice from scheduler"] --&gt; RW["Update rolling window (EWMA ref + band)"]</w:t>
+        <w:br/>
+      </w:r>
+      <w:r>
+        <w:rPr>
+          <w:rFonts w:ascii="Courier New" w:hAnsi="Courier New"/>
+          <w:sz w:val="16"/>
+        </w:rPr>
+        <w:t xml:space="preserve">    RW --&gt; TH{"window_mean &gt; ref + k * band ?"}</w:t>
+        <w:br/>
+      </w:r>
+      <w:r>
+        <w:rPr>
+          <w:rFonts w:ascii="Courier New" w:hAnsi="Courier New"/>
+          <w:sz w:val="16"/>
+        </w:rPr>
+        <w:t xml:space="preserve">    TH -- "yes" --&gt; HY["Hysteresis check (h consecutive)"]</w:t>
+        <w:br/>
+      </w:r>
+      <w:r>
+        <w:rPr>
+          <w:rFonts w:ascii="Courier New" w:hAnsi="Courier New"/>
+          <w:sz w:val="16"/>
+        </w:rPr>
+        <w:t xml:space="preserve">    TH -- "no" --&gt; SU["Suppress (reason logged)"]</w:t>
+        <w:br/>
+      </w:r>
+      <w:r>
+        <w:rPr>
+          <w:rFonts w:ascii="Courier New" w:hAnsi="Courier New"/>
+          <w:sz w:val="16"/>
+        </w:rPr>
+        <w:t xml:space="preserve">    HY --&gt; GA{"Gates pass? (cooldown, load, work)"}</w:t>
+        <w:br/>
+      </w:r>
+      <w:r>
+        <w:rPr>
+          <w:rFonts w:ascii="Courier New" w:hAnsi="Courier New"/>
+          <w:sz w:val="16"/>
+        </w:rPr>
+        <w:t xml:space="preserve">    GA -- "yes" --&gt; RE["Build ready evidence"]</w:t>
+        <w:br/>
+      </w:r>
+      <w:r>
+        <w:rPr>
+          <w:rFonts w:ascii="Courier New" w:hAnsi="Courier New"/>
+          <w:sz w:val="16"/>
+        </w:rPr>
+        <w:t xml:space="preserve">    GA -- "no" --&gt; SU</w:t>
+        <w:br/>
+      </w:r>
+      <w:r>
+        <w:rPr>
+          <w:rFonts w:ascii="Courier New" w:hAnsi="Courier New"/>
+          <w:sz w:val="16"/>
+        </w:rPr>
+        <w:t xml:space="preserve">    RE --&gt; DG["Diagnose: primary cause"]</w:t>
+        <w:br/>
+      </w:r>
+      <w:r>
+        <w:rPr>
+          <w:rFonts w:ascii="Courier New" w:hAnsi="Courier New"/>
+          <w:sz w:val="16"/>
+        </w:rPr>
+        <w:t xml:space="preserve">    DG --&gt; DI["Declare incident"]</w:t>
+        <w:br/>
+      </w:r>
+    </w:p>
+    <w:p>
+      <w:r>
+        <w:rPr>
+          <w:rFonts w:ascii="Courier New" w:hAnsi="Courier New"/>
+          <w:sz w:val="16"/>
+        </w:rPr>
+        <w:t>────────────────────────────────────────────────────────────</w:t>
+      </w:r>
+    </w:p>
+    <w:p>
+      <w:pPr>
+        <w:spacing w:before="80" w:after="80"/>
+        <w:ind w:left="283" w:right="283"/>
+      </w:pPr>
+      <w:r>
+        <w:rPr>
+          <w:rFonts w:ascii="Courier New" w:hAnsi="Courier New"/>
+          <w:sz w:val="16"/>
+        </w:rPr>
+        <w:t>flowchart TD</w:t>
+        <w:br/>
+      </w:r>
+      <w:r>
+        <w:rPr>
+          <w:rFonts w:ascii="Courier New" w:hAnsi="Courier New"/>
+          <w:sz w:val="16"/>
+        </w:rPr>
+        <w:t xml:space="preserve">    AA["Action applied; window opened"] --&gt; CC["Collect completions over verify_decisions"]</w:t>
+        <w:br/>
+      </w:r>
+      <w:r>
+        <w:rPr>
+          <w:rFonts w:ascii="Courier New" w:hAnsi="Courier New"/>
+          <w:sz w:val="16"/>
+        </w:rPr>
+        <w:t xml:space="preserve">    CC --&gt; PC["Compute phase-adjusted closure residual"]</w:t>
+        <w:br/>
+      </w:r>
+      <w:r>
+        <w:rPr>
+          <w:rFonts w:ascii="Courier New" w:hAnsi="Courier New"/>
+          <w:sz w:val="16"/>
+        </w:rPr>
+        <w:t xml:space="preserve">    PC --&gt; AB{"residual &gt;= accept boundary (+0.30)?"}</w:t>
+        <w:br/>
+      </w:r>
+      <w:r>
+        <w:rPr>
+          <w:rFonts w:ascii="Courier New" w:hAnsi="Courier New"/>
+          <w:sz w:val="16"/>
+        </w:rPr>
+        <w:t xml:space="preserve">    AB -- "yes" --&gt; AC["ACCEPTED (keep, learn)"]</w:t>
+        <w:br/>
+      </w:r>
+      <w:r>
+        <w:rPr>
+          <w:rFonts w:ascii="Courier New" w:hAnsi="Courier New"/>
+          <w:sz w:val="16"/>
+        </w:rPr>
+        <w:t xml:space="preserve">    AB -- "no" --&gt; RB{"residual &lt;= reject boundary (-0.30)?"}</w:t>
+        <w:br/>
+      </w:r>
+      <w:r>
+        <w:rPr>
+          <w:rFonts w:ascii="Courier New" w:hAnsi="Courier New"/>
+          <w:sz w:val="16"/>
+        </w:rPr>
+        <w:t xml:space="preserve">    RB -- "yes" --&gt; RJ["REJECTED (rollback, fail +1)"]</w:t>
+        <w:br/>
+      </w:r>
+      <w:r>
+        <w:rPr>
+          <w:rFonts w:ascii="Courier New" w:hAnsi="Courier New"/>
+          <w:sz w:val="16"/>
+        </w:rPr>
+        <w:t xml:space="preserve">    RB -- "no" --&gt; IC["INCONCLUSIVE (rollback, no penalty)"]</w:t>
+        <w:br/>
+      </w:r>
+    </w:p>
+    <w:p>
+      <w:r>
+        <w:rPr>
+          <w:rFonts w:ascii="Courier New" w:hAnsi="Courier New"/>
+          <w:sz w:val="16"/>
+        </w:rPr>
+        <w:t>────────────────────────────────────────────────────────────</w:t>
+      </w:r>
+    </w:p>
+    <w:p>
+      <w:pPr>
+        <w:spacing w:before="80" w:after="80"/>
+        <w:ind w:left="283" w:right="283"/>
+      </w:pPr>
+      <w:r>
+        <w:rPr>
+          <w:rFonts w:ascii="Courier New" w:hAnsi="Courier New"/>
+          <w:sz w:val="16"/>
+        </w:rPr>
+        <w:t>flowchart LR</w:t>
+        <w:br/>
+      </w:r>
+      <w:r>
+        <w:rPr>
+          <w:rFonts w:ascii="Courier New" w:hAnsi="Courier New"/>
+          <w:sz w:val="16"/>
+        </w:rPr>
+        <w:t xml:space="preserve">    UI["Browser UI (app.js)"] --&gt; HR["HTTP Request POST /api/simulations"]</w:t>
+        <w:br/>
+      </w:r>
+      <w:r>
+        <w:rPr>
+          <w:rFonts w:ascii="Courier New" w:hAnsi="Courier New"/>
+          <w:sz w:val="16"/>
+        </w:rPr>
+        <w:t xml:space="preserve">    HR --&gt; FR["FastAPI Route (api.py)"]</w:t>
+        <w:br/>
+      </w:r>
+      <w:r>
+        <w:rPr>
+          <w:rFonts w:ascii="Courier New" w:hAnsi="Courier New"/>
+          <w:sz w:val="16"/>
+        </w:rPr>
+        <w:t xml:space="preserve">    FR --&gt; SL["Service Layer (service.py)"]</w:t>
+        <w:br/>
+      </w:r>
+      <w:r>
+        <w:rPr>
+          <w:rFonts w:ascii="Courier New" w:hAnsi="Courier New"/>
+          <w:sz w:val="16"/>
+        </w:rPr>
+        <w:t xml:space="preserve">    SL --&gt; SE["Simulation Engine (demo.run_fixture)"]</w:t>
+        <w:br/>
+      </w:r>
+      <w:r>
+        <w:rPr>
+          <w:rFonts w:ascii="Courier New" w:hAnsi="Courier New"/>
+          <w:sz w:val="16"/>
+        </w:rPr>
+        <w:t xml:space="preserve">    SE --&gt; MV["Model Validator (model.py)"]</w:t>
+        <w:br/>
+      </w:r>
+      <w:r>
+        <w:rPr>
+          <w:rFonts w:ascii="Courier New" w:hAnsi="Courier New"/>
+          <w:sz w:val="16"/>
+        </w:rPr>
+        <w:t xml:space="preserve">    MV --&gt; JR["JSON Response (workload, metrics, incidents)"]</w:t>
+        <w:br/>
+      </w:r>
+      <w:r>
+        <w:rPr>
+          <w:rFonts w:ascii="Courier New" w:hAnsi="Courier New"/>
+          <w:sz w:val="16"/>
+        </w:rPr>
+        <w:t xml:space="preserve">    JR --&gt; CH["Charts (inline SVG)"]</w:t>
+        <w:br/>
+      </w:r>
+      <w:r>
+        <w:rPr>
+          <w:rFonts w:ascii="Courier New" w:hAnsi="Courier New"/>
+          <w:sz w:val="16"/>
+        </w:rPr>
+        <w:t xml:space="preserve">    CH --&gt; RU["Render in UI (index.html)"]</w:t>
+        <w:br/>
+      </w:r>
+      <w:r>
+        <w:rPr>
+          <w:rFonts w:ascii="Courier New" w:hAnsi="Courier New"/>
+          <w:sz w:val="16"/>
+        </w:rPr>
+        <w:t xml:space="preserve">    JR -.-&gt;|"JSON + SVG"| UI</w:t>
+        <w:br/>
+      </w:r>
+    </w:p>
+    <w:p>
+      <w:r>
+        <w:rPr>
+          <w:rFonts w:ascii="Courier New" w:hAnsi="Courier New"/>
+          <w:sz w:val="16"/>
+        </w:rPr>
+        <w:t>────────────────────────────────────────────────────────────</w:t>
       </w:r>
     </w:p>
     <w:sectPr>

--- a/submission/review-3/Final_Research_Paper.docx
+++ b/submission/review-3/Final_Research_Paper.docx
@@ -461,20 +461,20 @@
     <w:tbl>
       <w:tblPr>
         <w:tblStyle w:val="TableGrid"/>
-        <w:tblW w:type="auto" w:w="0"/>
+        <w:tblW w:type="dxa" w:w="15920000"/>
         <w:jc w:val="center"/>
         <w:tblLook w:firstColumn="1" w:firstRow="1" w:lastColumn="0" w:lastRow="0" w:noHBand="0" w:noVBand="1" w:val="04A0"/>
       </w:tblPr>
       <w:tblGrid>
-        <w:gridCol w:w="2340"/>
-        <w:gridCol w:w="2340"/>
-        <w:gridCol w:w="2340"/>
-        <w:gridCol w:w="2340"/>
+        <w:gridCol w:w="3784262"/>
+        <w:gridCol w:w="4306229"/>
+        <w:gridCol w:w="2609836"/>
+        <w:gridCol w:w="5219672"/>
       </w:tblGrid>
       <w:tr>
         <w:tc>
           <w:tcPr>
-            <w:tcW w:type="dxa" w:w="2340"/>
+            <w:tcW w:type="dxa" w:w="3784262"/>
             <w:shd w:fill="D9D9D9"/>
           </w:tcPr>
           <w:p>
@@ -492,7 +492,7 @@
         </w:tc>
         <w:tc>
           <w:tcPr>
-            <w:tcW w:type="dxa" w:w="2340"/>
+            <w:tcW w:type="dxa" w:w="4306229"/>
             <w:shd w:fill="D9D9D9"/>
           </w:tcPr>
           <w:p>
@@ -510,7 +510,7 @@
         </w:tc>
         <w:tc>
           <w:tcPr>
-            <w:tcW w:type="dxa" w:w="2340"/>
+            <w:tcW w:type="dxa" w:w="2609836"/>
             <w:shd w:fill="D9D9D9"/>
           </w:tcPr>
           <w:p>
@@ -528,7 +528,7 @@
         </w:tc>
         <w:tc>
           <w:tcPr>
-            <w:tcW w:type="dxa" w:w="2340"/>
+            <w:tcW w:type="dxa" w:w="5219672"/>
             <w:shd w:fill="D9D9D9"/>
           </w:tcPr>
           <w:p>
@@ -548,7 +548,7 @@
       <w:tr>
         <w:tc>
           <w:tcPr>
-            <w:tcW w:type="dxa" w:w="2340"/>
+            <w:tcW w:type="dxa" w:w="3784262"/>
           </w:tcPr>
           <w:p>
             <w:r>
@@ -561,7 +561,7 @@
         </w:tc>
         <w:tc>
           <w:tcPr>
-            <w:tcW w:type="dxa" w:w="2340"/>
+            <w:tcW w:type="dxa" w:w="4306229"/>
           </w:tcPr>
           <w:p>
             <w:r>
@@ -574,7 +574,7 @@
         </w:tc>
         <w:tc>
           <w:tcPr>
-            <w:tcW w:type="dxa" w:w="2340"/>
+            <w:tcW w:type="dxa" w:w="2609836"/>
           </w:tcPr>
           <w:p>
             <w:r>
@@ -587,7 +587,7 @@
         </w:tc>
         <w:tc>
           <w:tcPr>
-            <w:tcW w:type="dxa" w:w="2340"/>
+            <w:tcW w:type="dxa" w:w="5219672"/>
           </w:tcPr>
           <w:p>
             <w:r>
@@ -602,7 +602,7 @@
       <w:tr>
         <w:tc>
           <w:tcPr>
-            <w:tcW w:type="dxa" w:w="2340"/>
+            <w:tcW w:type="dxa" w:w="3784262"/>
           </w:tcPr>
           <w:p>
             <w:r>
@@ -615,7 +615,7 @@
         </w:tc>
         <w:tc>
           <w:tcPr>
-            <w:tcW w:type="dxa" w:w="2340"/>
+            <w:tcW w:type="dxa" w:w="4306229"/>
           </w:tcPr>
           <w:p>
             <w:r>
@@ -628,7 +628,7 @@
         </w:tc>
         <w:tc>
           <w:tcPr>
-            <w:tcW w:type="dxa" w:w="2340"/>
+            <w:tcW w:type="dxa" w:w="2609836"/>
           </w:tcPr>
           <w:p>
             <w:r>
@@ -641,7 +641,7 @@
         </w:tc>
         <w:tc>
           <w:tcPr>
-            <w:tcW w:type="dxa" w:w="2340"/>
+            <w:tcW w:type="dxa" w:w="5219672"/>
           </w:tcPr>
           <w:p>
             <w:r>
@@ -656,7 +656,7 @@
       <w:tr>
         <w:tc>
           <w:tcPr>
-            <w:tcW w:type="dxa" w:w="2340"/>
+            <w:tcW w:type="dxa" w:w="3784262"/>
           </w:tcPr>
           <w:p>
             <w:r>
@@ -669,7 +669,7 @@
         </w:tc>
         <w:tc>
           <w:tcPr>
-            <w:tcW w:type="dxa" w:w="2340"/>
+            <w:tcW w:type="dxa" w:w="4306229"/>
           </w:tcPr>
           <w:p>
             <w:r>
@@ -682,7 +682,7 @@
         </w:tc>
         <w:tc>
           <w:tcPr>
-            <w:tcW w:type="dxa" w:w="2340"/>
+            <w:tcW w:type="dxa" w:w="2609836"/>
           </w:tcPr>
           <w:p>
             <w:r>
@@ -695,7 +695,7 @@
         </w:tc>
         <w:tc>
           <w:tcPr>
-            <w:tcW w:type="dxa" w:w="2340"/>
+            <w:tcW w:type="dxa" w:w="5219672"/>
           </w:tcPr>
           <w:p>
             <w:r>
@@ -710,7 +710,7 @@
       <w:tr>
         <w:tc>
           <w:tcPr>
-            <w:tcW w:type="dxa" w:w="2340"/>
+            <w:tcW w:type="dxa" w:w="3784262"/>
           </w:tcPr>
           <w:p>
             <w:r>
@@ -723,7 +723,7 @@
         </w:tc>
         <w:tc>
           <w:tcPr>
-            <w:tcW w:type="dxa" w:w="2340"/>
+            <w:tcW w:type="dxa" w:w="4306229"/>
           </w:tcPr>
           <w:p>
             <w:r>
@@ -736,7 +736,7 @@
         </w:tc>
         <w:tc>
           <w:tcPr>
-            <w:tcW w:type="dxa" w:w="2340"/>
+            <w:tcW w:type="dxa" w:w="2609836"/>
           </w:tcPr>
           <w:p>
             <w:r>
@@ -749,7 +749,7 @@
         </w:tc>
         <w:tc>
           <w:tcPr>
-            <w:tcW w:type="dxa" w:w="2340"/>
+            <w:tcW w:type="dxa" w:w="5219672"/>
           </w:tcPr>
           <w:p>
             <w:r>
@@ -764,7 +764,7 @@
       <w:tr>
         <w:tc>
           <w:tcPr>
-            <w:tcW w:type="dxa" w:w="2340"/>
+            <w:tcW w:type="dxa" w:w="3784262"/>
           </w:tcPr>
           <w:p>
             <w:r>
@@ -777,7 +777,7 @@
         </w:tc>
         <w:tc>
           <w:tcPr>
-            <w:tcW w:type="dxa" w:w="2340"/>
+            <w:tcW w:type="dxa" w:w="4306229"/>
           </w:tcPr>
           <w:p>
             <w:r>
@@ -790,7 +790,7 @@
         </w:tc>
         <w:tc>
           <w:tcPr>
-            <w:tcW w:type="dxa" w:w="2340"/>
+            <w:tcW w:type="dxa" w:w="2609836"/>
           </w:tcPr>
           <w:p>
             <w:r>
@@ -803,7 +803,7 @@
         </w:tc>
         <w:tc>
           <w:tcPr>
-            <w:tcW w:type="dxa" w:w="2340"/>
+            <w:tcW w:type="dxa" w:w="5219672"/>
           </w:tcPr>
           <w:p>
             <w:r>
@@ -818,7 +818,7 @@
       <w:tr>
         <w:tc>
           <w:tcPr>
-            <w:tcW w:type="dxa" w:w="2340"/>
+            <w:tcW w:type="dxa" w:w="3784262"/>
           </w:tcPr>
           <w:p>
             <w:r>
@@ -831,7 +831,7 @@
         </w:tc>
         <w:tc>
           <w:tcPr>
-            <w:tcW w:type="dxa" w:w="2340"/>
+            <w:tcW w:type="dxa" w:w="4306229"/>
           </w:tcPr>
           <w:p>
             <w:r>
@@ -844,7 +844,7 @@
         </w:tc>
         <w:tc>
           <w:tcPr>
-            <w:tcW w:type="dxa" w:w="2340"/>
+            <w:tcW w:type="dxa" w:w="2609836"/>
           </w:tcPr>
           <w:p>
             <w:r>
@@ -857,7 +857,7 @@
         </w:tc>
         <w:tc>
           <w:tcPr>
-            <w:tcW w:type="dxa" w:w="2340"/>
+            <w:tcW w:type="dxa" w:w="5219672"/>
           </w:tcPr>
           <w:p>
             <w:r>
@@ -872,7 +872,7 @@
       <w:tr>
         <w:tc>
           <w:tcPr>
-            <w:tcW w:type="dxa" w:w="2340"/>
+            <w:tcW w:type="dxa" w:w="3784262"/>
           </w:tcPr>
           <w:p>
             <w:r>
@@ -885,7 +885,7 @@
         </w:tc>
         <w:tc>
           <w:tcPr>
-            <w:tcW w:type="dxa" w:w="2340"/>
+            <w:tcW w:type="dxa" w:w="4306229"/>
           </w:tcPr>
           <w:p>
             <w:r>
@@ -898,7 +898,7 @@
         </w:tc>
         <w:tc>
           <w:tcPr>
-            <w:tcW w:type="dxa" w:w="2340"/>
+            <w:tcW w:type="dxa" w:w="2609836"/>
           </w:tcPr>
           <w:p>
             <w:r>
@@ -911,7 +911,7 @@
         </w:tc>
         <w:tc>
           <w:tcPr>
-            <w:tcW w:type="dxa" w:w="2340"/>
+            <w:tcW w:type="dxa" w:w="5219672"/>
           </w:tcPr>
           <w:p>
             <w:r>
@@ -926,7 +926,7 @@
       <w:tr>
         <w:tc>
           <w:tcPr>
-            <w:tcW w:type="dxa" w:w="2340"/>
+            <w:tcW w:type="dxa" w:w="3784262"/>
           </w:tcPr>
           <w:p>
             <w:r>
@@ -939,7 +939,7 @@
         </w:tc>
         <w:tc>
           <w:tcPr>
-            <w:tcW w:type="dxa" w:w="2340"/>
+            <w:tcW w:type="dxa" w:w="4306229"/>
           </w:tcPr>
           <w:p>
             <w:r>
@@ -952,7 +952,7 @@
         </w:tc>
         <w:tc>
           <w:tcPr>
-            <w:tcW w:type="dxa" w:w="2340"/>
+            <w:tcW w:type="dxa" w:w="2609836"/>
           </w:tcPr>
           <w:p>
             <w:r>
@@ -965,7 +965,7 @@
         </w:tc>
         <w:tc>
           <w:tcPr>
-            <w:tcW w:type="dxa" w:w="2340"/>
+            <w:tcW w:type="dxa" w:w="5219672"/>
           </w:tcPr>
           <w:p>
             <w:r>
@@ -980,7 +980,7 @@
       <w:tr>
         <w:tc>
           <w:tcPr>
-            <w:tcW w:type="dxa" w:w="2340"/>
+            <w:tcW w:type="dxa" w:w="3784262"/>
           </w:tcPr>
           <w:p>
             <w:r>
@@ -993,7 +993,7 @@
         </w:tc>
         <w:tc>
           <w:tcPr>
-            <w:tcW w:type="dxa" w:w="2340"/>
+            <w:tcW w:type="dxa" w:w="4306229"/>
           </w:tcPr>
           <w:p>
             <w:r>
@@ -1006,7 +1006,7 @@
         </w:tc>
         <w:tc>
           <w:tcPr>
-            <w:tcW w:type="dxa" w:w="2340"/>
+            <w:tcW w:type="dxa" w:w="2609836"/>
           </w:tcPr>
           <w:p>
             <w:r>
@@ -1019,7 +1019,7 @@
         </w:tc>
         <w:tc>
           <w:tcPr>
-            <w:tcW w:type="dxa" w:w="2340"/>
+            <w:tcW w:type="dxa" w:w="5219672"/>
           </w:tcPr>
           <w:p>
             <w:r>
@@ -1034,7 +1034,7 @@
       <w:tr>
         <w:tc>
           <w:tcPr>
-            <w:tcW w:type="dxa" w:w="2340"/>
+            <w:tcW w:type="dxa" w:w="3784262"/>
           </w:tcPr>
           <w:p>
             <w:r>
@@ -1047,7 +1047,7 @@
         </w:tc>
         <w:tc>
           <w:tcPr>
-            <w:tcW w:type="dxa" w:w="2340"/>
+            <w:tcW w:type="dxa" w:w="4306229"/>
           </w:tcPr>
           <w:p>
             <w:r>
@@ -1060,7 +1060,7 @@
         </w:tc>
         <w:tc>
           <w:tcPr>
-            <w:tcW w:type="dxa" w:w="2340"/>
+            <w:tcW w:type="dxa" w:w="2609836"/>
           </w:tcPr>
           <w:p>
             <w:r>
@@ -1073,7 +1073,7 @@
         </w:tc>
         <w:tc>
           <w:tcPr>
-            <w:tcW w:type="dxa" w:w="2340"/>
+            <w:tcW w:type="dxa" w:w="5219672"/>
           </w:tcPr>
           <w:p>
             <w:r>
@@ -1088,7 +1088,7 @@
       <w:tr>
         <w:tc>
           <w:tcPr>
-            <w:tcW w:type="dxa" w:w="2340"/>
+            <w:tcW w:type="dxa" w:w="3784262"/>
           </w:tcPr>
           <w:p>
             <w:r>
@@ -1101,7 +1101,7 @@
         </w:tc>
         <w:tc>
           <w:tcPr>
-            <w:tcW w:type="dxa" w:w="2340"/>
+            <w:tcW w:type="dxa" w:w="4306229"/>
           </w:tcPr>
           <w:p>
             <w:r>
@@ -1114,7 +1114,7 @@
         </w:tc>
         <w:tc>
           <w:tcPr>
-            <w:tcW w:type="dxa" w:w="2340"/>
+            <w:tcW w:type="dxa" w:w="2609836"/>
           </w:tcPr>
           <w:p>
             <w:r>
@@ -1127,7 +1127,7 @@
         </w:tc>
         <w:tc>
           <w:tcPr>
-            <w:tcW w:type="dxa" w:w="2340"/>
+            <w:tcW w:type="dxa" w:w="5219672"/>
           </w:tcPr>
           <w:p>
             <w:r>
@@ -1142,7 +1142,7 @@
       <w:tr>
         <w:tc>
           <w:tcPr>
-            <w:tcW w:type="dxa" w:w="2340"/>
+            <w:tcW w:type="dxa" w:w="3784262"/>
           </w:tcPr>
           <w:p>
             <w:r>
@@ -1155,7 +1155,7 @@
         </w:tc>
         <w:tc>
           <w:tcPr>
-            <w:tcW w:type="dxa" w:w="2340"/>
+            <w:tcW w:type="dxa" w:w="4306229"/>
           </w:tcPr>
           <w:p>
             <w:r>
@@ -1168,7 +1168,7 @@
         </w:tc>
         <w:tc>
           <w:tcPr>
-            <w:tcW w:type="dxa" w:w="2340"/>
+            <w:tcW w:type="dxa" w:w="2609836"/>
           </w:tcPr>
           <w:p>
             <w:r>
@@ -1181,7 +1181,7 @@
         </w:tc>
         <w:tc>
           <w:tcPr>
-            <w:tcW w:type="dxa" w:w="2340"/>
+            <w:tcW w:type="dxa" w:w="5219672"/>
           </w:tcPr>
           <w:p>
             <w:r>
@@ -1196,7 +1196,7 @@
       <w:tr>
         <w:tc>
           <w:tcPr>
-            <w:tcW w:type="dxa" w:w="2340"/>
+            <w:tcW w:type="dxa" w:w="3784262"/>
           </w:tcPr>
           <w:p>
             <w:r>
@@ -1209,7 +1209,7 @@
         </w:tc>
         <w:tc>
           <w:tcPr>
-            <w:tcW w:type="dxa" w:w="2340"/>
+            <w:tcW w:type="dxa" w:w="4306229"/>
           </w:tcPr>
           <w:p>
             <w:r>
@@ -1222,7 +1222,7 @@
         </w:tc>
         <w:tc>
           <w:tcPr>
-            <w:tcW w:type="dxa" w:w="2340"/>
+            <w:tcW w:type="dxa" w:w="2609836"/>
           </w:tcPr>
           <w:p>
             <w:r>
@@ -1235,7 +1235,7 @@
         </w:tc>
         <w:tc>
           <w:tcPr>
-            <w:tcW w:type="dxa" w:w="2340"/>
+            <w:tcW w:type="dxa" w:w="5219672"/>
           </w:tcPr>
           <w:p>
             <w:r>
@@ -1250,7 +1250,7 @@
       <w:tr>
         <w:tc>
           <w:tcPr>
-            <w:tcW w:type="dxa" w:w="2340"/>
+            <w:tcW w:type="dxa" w:w="3784262"/>
           </w:tcPr>
           <w:p>
             <w:r>
@@ -1263,7 +1263,7 @@
         </w:tc>
         <w:tc>
           <w:tcPr>
-            <w:tcW w:type="dxa" w:w="2340"/>
+            <w:tcW w:type="dxa" w:w="4306229"/>
           </w:tcPr>
           <w:p>
             <w:r>
@@ -1276,7 +1276,7 @@
         </w:tc>
         <w:tc>
           <w:tcPr>
-            <w:tcW w:type="dxa" w:w="2340"/>
+            <w:tcW w:type="dxa" w:w="2609836"/>
           </w:tcPr>
           <w:p>
             <w:r>
@@ -1289,7 +1289,7 @@
         </w:tc>
         <w:tc>
           <w:tcPr>
-            <w:tcW w:type="dxa" w:w="2340"/>
+            <w:tcW w:type="dxa" w:w="5219672"/>
           </w:tcPr>
           <w:p>
             <w:r>
@@ -1304,7 +1304,7 @@
       <w:tr>
         <w:tc>
           <w:tcPr>
-            <w:tcW w:type="dxa" w:w="2340"/>
+            <w:tcW w:type="dxa" w:w="3784262"/>
           </w:tcPr>
           <w:p>
             <w:r>
@@ -1317,7 +1317,7 @@
         </w:tc>
         <w:tc>
           <w:tcPr>
-            <w:tcW w:type="dxa" w:w="2340"/>
+            <w:tcW w:type="dxa" w:w="4306229"/>
           </w:tcPr>
           <w:p>
             <w:r>
@@ -1330,7 +1330,7 @@
         </w:tc>
         <w:tc>
           <w:tcPr>
-            <w:tcW w:type="dxa" w:w="2340"/>
+            <w:tcW w:type="dxa" w:w="2609836"/>
           </w:tcPr>
           <w:p>
             <w:r>
@@ -1343,7 +1343,7 @@
         </w:tc>
         <w:tc>
           <w:tcPr>
-            <w:tcW w:type="dxa" w:w="2340"/>
+            <w:tcW w:type="dxa" w:w="5219672"/>
           </w:tcPr>
           <w:p>
             <w:r>
@@ -1358,7 +1358,7 @@
       <w:tr>
         <w:tc>
           <w:tcPr>
-            <w:tcW w:type="dxa" w:w="2340"/>
+            <w:tcW w:type="dxa" w:w="3784262"/>
           </w:tcPr>
           <w:p>
             <w:r>
@@ -1371,7 +1371,7 @@
         </w:tc>
         <w:tc>
           <w:tcPr>
-            <w:tcW w:type="dxa" w:w="2340"/>
+            <w:tcW w:type="dxa" w:w="4306229"/>
           </w:tcPr>
           <w:p>
             <w:r>
@@ -1384,7 +1384,7 @@
         </w:tc>
         <w:tc>
           <w:tcPr>
-            <w:tcW w:type="dxa" w:w="2340"/>
+            <w:tcW w:type="dxa" w:w="2609836"/>
           </w:tcPr>
           <w:p>
             <w:r>
@@ -1397,7 +1397,7 @@
         </w:tc>
         <w:tc>
           <w:tcPr>
-            <w:tcW w:type="dxa" w:w="2340"/>
+            <w:tcW w:type="dxa" w:w="5219672"/>
           </w:tcPr>
           <w:p>
             <w:r>
@@ -1412,7 +1412,7 @@
       <w:tr>
         <w:tc>
           <w:tcPr>
-            <w:tcW w:type="dxa" w:w="2340"/>
+            <w:tcW w:type="dxa" w:w="3784262"/>
           </w:tcPr>
           <w:p>
             <w:r>
@@ -1425,7 +1425,7 @@
         </w:tc>
         <w:tc>
           <w:tcPr>
-            <w:tcW w:type="dxa" w:w="2340"/>
+            <w:tcW w:type="dxa" w:w="4306229"/>
           </w:tcPr>
           <w:p>
             <w:r>
@@ -1438,7 +1438,7 @@
         </w:tc>
         <w:tc>
           <w:tcPr>
-            <w:tcW w:type="dxa" w:w="2340"/>
+            <w:tcW w:type="dxa" w:w="2609836"/>
           </w:tcPr>
           <w:p>
             <w:r>
@@ -1451,7 +1451,7 @@
         </w:tc>
         <w:tc>
           <w:tcPr>
-            <w:tcW w:type="dxa" w:w="2340"/>
+            <w:tcW w:type="dxa" w:w="5219672"/>
           </w:tcPr>
           <w:p>
             <w:r>
@@ -1466,7 +1466,7 @@
       <w:tr>
         <w:tc>
           <w:tcPr>
-            <w:tcW w:type="dxa" w:w="2340"/>
+            <w:tcW w:type="dxa" w:w="3784262"/>
           </w:tcPr>
           <w:p>
             <w:r>
@@ -1479,7 +1479,7 @@
         </w:tc>
         <w:tc>
           <w:tcPr>
-            <w:tcW w:type="dxa" w:w="2340"/>
+            <w:tcW w:type="dxa" w:w="4306229"/>
           </w:tcPr>
           <w:p>
             <w:r>
@@ -1492,7 +1492,7 @@
         </w:tc>
         <w:tc>
           <w:tcPr>
-            <w:tcW w:type="dxa" w:w="2340"/>
+            <w:tcW w:type="dxa" w:w="2609836"/>
           </w:tcPr>
           <w:p>
             <w:r>
@@ -1505,7 +1505,7 @@
         </w:tc>
         <w:tc>
           <w:tcPr>
-            <w:tcW w:type="dxa" w:w="2340"/>
+            <w:tcW w:type="dxa" w:w="5219672"/>
           </w:tcPr>
           <w:p>
             <w:r>
@@ -1520,7 +1520,7 @@
       <w:tr>
         <w:tc>
           <w:tcPr>
-            <w:tcW w:type="dxa" w:w="2340"/>
+            <w:tcW w:type="dxa" w:w="3784262"/>
           </w:tcPr>
           <w:p>
             <w:r>
@@ -1533,7 +1533,7 @@
         </w:tc>
         <w:tc>
           <w:tcPr>
-            <w:tcW w:type="dxa" w:w="2340"/>
+            <w:tcW w:type="dxa" w:w="4306229"/>
           </w:tcPr>
           <w:p>
             <w:r>
@@ -1546,7 +1546,7 @@
         </w:tc>
         <w:tc>
           <w:tcPr>
-            <w:tcW w:type="dxa" w:w="2340"/>
+            <w:tcW w:type="dxa" w:w="2609836"/>
           </w:tcPr>
           <w:p>
             <w:r>
@@ -1559,7 +1559,7 @@
         </w:tc>
         <w:tc>
           <w:tcPr>
-            <w:tcW w:type="dxa" w:w="2340"/>
+            <w:tcW w:type="dxa" w:w="5219672"/>
           </w:tcPr>
           <w:p>
             <w:r>
@@ -1574,7 +1574,7 @@
       <w:tr>
         <w:tc>
           <w:tcPr>
-            <w:tcW w:type="dxa" w:w="2340"/>
+            <w:tcW w:type="dxa" w:w="3784262"/>
           </w:tcPr>
           <w:p>
             <w:r>
@@ -1587,7 +1587,7 @@
         </w:tc>
         <w:tc>
           <w:tcPr>
-            <w:tcW w:type="dxa" w:w="2340"/>
+            <w:tcW w:type="dxa" w:w="4306229"/>
           </w:tcPr>
           <w:p>
             <w:r>
@@ -1600,7 +1600,7 @@
         </w:tc>
         <w:tc>
           <w:tcPr>
-            <w:tcW w:type="dxa" w:w="2340"/>
+            <w:tcW w:type="dxa" w:w="2609836"/>
           </w:tcPr>
           <w:p>
             <w:r>
@@ -1613,7 +1613,7 @@
         </w:tc>
         <w:tc>
           <w:tcPr>
-            <w:tcW w:type="dxa" w:w="2340"/>
+            <w:tcW w:type="dxa" w:w="5219672"/>
           </w:tcPr>
           <w:p>
             <w:r>
@@ -1628,7 +1628,7 @@
       <w:tr>
         <w:tc>
           <w:tcPr>
-            <w:tcW w:type="dxa" w:w="2340"/>
+            <w:tcW w:type="dxa" w:w="3784262"/>
           </w:tcPr>
           <w:p>
             <w:r>
@@ -1641,7 +1641,7 @@
         </w:tc>
         <w:tc>
           <w:tcPr>
-            <w:tcW w:type="dxa" w:w="2340"/>
+            <w:tcW w:type="dxa" w:w="4306229"/>
           </w:tcPr>
           <w:p>
             <w:r>
@@ -1654,7 +1654,7 @@
         </w:tc>
         <w:tc>
           <w:tcPr>
-            <w:tcW w:type="dxa" w:w="2340"/>
+            <w:tcW w:type="dxa" w:w="2609836"/>
           </w:tcPr>
           <w:p>
             <w:r>
@@ -1667,7 +1667,7 @@
         </w:tc>
         <w:tc>
           <w:tcPr>
-            <w:tcW w:type="dxa" w:w="2340"/>
+            <w:tcW w:type="dxa" w:w="5219672"/>
           </w:tcPr>
           <w:p>
             <w:r>
@@ -1682,7 +1682,7 @@
       <w:tr>
         <w:tc>
           <w:tcPr>
-            <w:tcW w:type="dxa" w:w="2340"/>
+            <w:tcW w:type="dxa" w:w="3784262"/>
           </w:tcPr>
           <w:p>
             <w:r>
@@ -1695,7 +1695,7 @@
         </w:tc>
         <w:tc>
           <w:tcPr>
-            <w:tcW w:type="dxa" w:w="2340"/>
+            <w:tcW w:type="dxa" w:w="4306229"/>
           </w:tcPr>
           <w:p>
             <w:r>
@@ -1708,7 +1708,7 @@
         </w:tc>
         <w:tc>
           <w:tcPr>
-            <w:tcW w:type="dxa" w:w="2340"/>
+            <w:tcW w:type="dxa" w:w="2609836"/>
           </w:tcPr>
           <w:p>
             <w:r>
@@ -1721,7 +1721,7 @@
         </w:tc>
         <w:tc>
           <w:tcPr>
-            <w:tcW w:type="dxa" w:w="2340"/>
+            <w:tcW w:type="dxa" w:w="5219672"/>
           </w:tcPr>
           <w:p>
             <w:r>
@@ -1736,7 +1736,7 @@
       <w:tr>
         <w:tc>
           <w:tcPr>
-            <w:tcW w:type="dxa" w:w="2340"/>
+            <w:tcW w:type="dxa" w:w="3784262"/>
           </w:tcPr>
           <w:p>
             <w:r>
@@ -1749,7 +1749,7 @@
         </w:tc>
         <w:tc>
           <w:tcPr>
-            <w:tcW w:type="dxa" w:w="2340"/>
+            <w:tcW w:type="dxa" w:w="4306229"/>
           </w:tcPr>
           <w:p>
             <w:r>
@@ -1762,7 +1762,7 @@
         </w:tc>
         <w:tc>
           <w:tcPr>
-            <w:tcW w:type="dxa" w:w="2340"/>
+            <w:tcW w:type="dxa" w:w="2609836"/>
           </w:tcPr>
           <w:p>
             <w:r>
@@ -1775,7 +1775,7 @@
         </w:tc>
         <w:tc>
           <w:tcPr>
-            <w:tcW w:type="dxa" w:w="2340"/>
+            <w:tcW w:type="dxa" w:w="5219672"/>
           </w:tcPr>
           <w:p>
             <w:r>
@@ -1790,7 +1790,7 @@
       <w:tr>
         <w:tc>
           <w:tcPr>
-            <w:tcW w:type="dxa" w:w="2340"/>
+            <w:tcW w:type="dxa" w:w="3784262"/>
           </w:tcPr>
           <w:p>
             <w:r>
@@ -1803,7 +1803,7 @@
         </w:tc>
         <w:tc>
           <w:tcPr>
-            <w:tcW w:type="dxa" w:w="2340"/>
+            <w:tcW w:type="dxa" w:w="4306229"/>
           </w:tcPr>
           <w:p>
             <w:r>
@@ -1816,7 +1816,7 @@
         </w:tc>
         <w:tc>
           <w:tcPr>
-            <w:tcW w:type="dxa" w:w="2340"/>
+            <w:tcW w:type="dxa" w:w="2609836"/>
           </w:tcPr>
           <w:p>
             <w:r>
@@ -1829,7 +1829,7 @@
         </w:tc>
         <w:tc>
           <w:tcPr>
-            <w:tcW w:type="dxa" w:w="2340"/>
+            <w:tcW w:type="dxa" w:w="5219672"/>
           </w:tcPr>
           <w:p>
             <w:r>
@@ -1844,7 +1844,7 @@
       <w:tr>
         <w:tc>
           <w:tcPr>
-            <w:tcW w:type="dxa" w:w="2340"/>
+            <w:tcW w:type="dxa" w:w="3784262"/>
           </w:tcPr>
           <w:p>
             <w:r>
@@ -1857,7 +1857,7 @@
         </w:tc>
         <w:tc>
           <w:tcPr>
-            <w:tcW w:type="dxa" w:w="2340"/>
+            <w:tcW w:type="dxa" w:w="4306229"/>
           </w:tcPr>
           <w:p>
             <w:r>
@@ -1870,7 +1870,7 @@
         </w:tc>
         <w:tc>
           <w:tcPr>
-            <w:tcW w:type="dxa" w:w="2340"/>
+            <w:tcW w:type="dxa" w:w="2609836"/>
           </w:tcPr>
           <w:p>
             <w:r>
@@ -1883,7 +1883,7 @@
         </w:tc>
         <w:tc>
           <w:tcPr>
-            <w:tcW w:type="dxa" w:w="2340"/>
+            <w:tcW w:type="dxa" w:w="5219672"/>
           </w:tcPr>
           <w:p>
             <w:r>
@@ -1898,7 +1898,7 @@
       <w:tr>
         <w:tc>
           <w:tcPr>
-            <w:tcW w:type="dxa" w:w="2340"/>
+            <w:tcW w:type="dxa" w:w="3784262"/>
           </w:tcPr>
           <w:p>
             <w:r>
@@ -1911,7 +1911,7 @@
         </w:tc>
         <w:tc>
           <w:tcPr>
-            <w:tcW w:type="dxa" w:w="2340"/>
+            <w:tcW w:type="dxa" w:w="4306229"/>
           </w:tcPr>
           <w:p>
             <w:r>
@@ -1924,7 +1924,7 @@
         </w:tc>
         <w:tc>
           <w:tcPr>
-            <w:tcW w:type="dxa" w:w="2340"/>
+            <w:tcW w:type="dxa" w:w="2609836"/>
           </w:tcPr>
           <w:p>
             <w:r>
@@ -1937,7 +1937,7 @@
         </w:tc>
         <w:tc>
           <w:tcPr>
-            <w:tcW w:type="dxa" w:w="2340"/>
+            <w:tcW w:type="dxa" w:w="5219672"/>
           </w:tcPr>
           <w:p>
             <w:r>
@@ -1952,7 +1952,7 @@
       <w:tr>
         <w:tc>
           <w:tcPr>
-            <w:tcW w:type="dxa" w:w="2340"/>
+            <w:tcW w:type="dxa" w:w="3784262"/>
           </w:tcPr>
           <w:p>
             <w:r>
@@ -1965,7 +1965,7 @@
         </w:tc>
         <w:tc>
           <w:tcPr>
-            <w:tcW w:type="dxa" w:w="2340"/>
+            <w:tcW w:type="dxa" w:w="4306229"/>
           </w:tcPr>
           <w:p>
             <w:r>
@@ -1978,7 +1978,7 @@
         </w:tc>
         <w:tc>
           <w:tcPr>
-            <w:tcW w:type="dxa" w:w="2340"/>
+            <w:tcW w:type="dxa" w:w="2609836"/>
           </w:tcPr>
           <w:p>
             <w:r>
@@ -1991,7 +1991,7 @@
         </w:tc>
         <w:tc>
           <w:tcPr>
-            <w:tcW w:type="dxa" w:w="2340"/>
+            <w:tcW w:type="dxa" w:w="5219672"/>
           </w:tcPr>
           <w:p>
             <w:r>
@@ -2006,7 +2006,7 @@
       <w:tr>
         <w:tc>
           <w:tcPr>
-            <w:tcW w:type="dxa" w:w="2340"/>
+            <w:tcW w:type="dxa" w:w="3784262"/>
           </w:tcPr>
           <w:p>
             <w:r>
@@ -2019,7 +2019,7 @@
         </w:tc>
         <w:tc>
           <w:tcPr>
-            <w:tcW w:type="dxa" w:w="2340"/>
+            <w:tcW w:type="dxa" w:w="4306229"/>
           </w:tcPr>
           <w:p>
             <w:r>
@@ -2032,7 +2032,7 @@
         </w:tc>
         <w:tc>
           <w:tcPr>
-            <w:tcW w:type="dxa" w:w="2340"/>
+            <w:tcW w:type="dxa" w:w="2609836"/>
           </w:tcPr>
           <w:p>
             <w:r>
@@ -2045,7 +2045,7 @@
         </w:tc>
         <w:tc>
           <w:tcPr>
-            <w:tcW w:type="dxa" w:w="2340"/>
+            <w:tcW w:type="dxa" w:w="5219672"/>
           </w:tcPr>
           <w:p>
             <w:r>
@@ -2060,7 +2060,7 @@
       <w:tr>
         <w:tc>
           <w:tcPr>
-            <w:tcW w:type="dxa" w:w="2340"/>
+            <w:tcW w:type="dxa" w:w="3784262"/>
           </w:tcPr>
           <w:p>
             <w:r>
@@ -2073,7 +2073,7 @@
         </w:tc>
         <w:tc>
           <w:tcPr>
-            <w:tcW w:type="dxa" w:w="2340"/>
+            <w:tcW w:type="dxa" w:w="4306229"/>
           </w:tcPr>
           <w:p>
             <w:r>
@@ -2086,7 +2086,7 @@
         </w:tc>
         <w:tc>
           <w:tcPr>
-            <w:tcW w:type="dxa" w:w="2340"/>
+            <w:tcW w:type="dxa" w:w="2609836"/>
           </w:tcPr>
           <w:p>
             <w:r>
@@ -2099,7 +2099,7 @@
         </w:tc>
         <w:tc>
           <w:tcPr>
-            <w:tcW w:type="dxa" w:w="2340"/>
+            <w:tcW w:type="dxa" w:w="5219672"/>
           </w:tcPr>
           <w:p>
             <w:r>
@@ -2114,7 +2114,7 @@
       <w:tr>
         <w:tc>
           <w:tcPr>
-            <w:tcW w:type="dxa" w:w="2340"/>
+            <w:tcW w:type="dxa" w:w="3784262"/>
           </w:tcPr>
           <w:p>
             <w:r>
@@ -2127,7 +2127,7 @@
         </w:tc>
         <w:tc>
           <w:tcPr>
-            <w:tcW w:type="dxa" w:w="2340"/>
+            <w:tcW w:type="dxa" w:w="4306229"/>
           </w:tcPr>
           <w:p>
             <w:r>
@@ -2140,7 +2140,7 @@
         </w:tc>
         <w:tc>
           <w:tcPr>
-            <w:tcW w:type="dxa" w:w="2340"/>
+            <w:tcW w:type="dxa" w:w="2609836"/>
           </w:tcPr>
           <w:p>
             <w:r>
@@ -2153,7 +2153,7 @@
         </w:tc>
         <w:tc>
           <w:tcPr>
-            <w:tcW w:type="dxa" w:w="2340"/>
+            <w:tcW w:type="dxa" w:w="5219672"/>
           </w:tcPr>
           <w:p>
             <w:r>
@@ -2168,7 +2168,7 @@
       <w:tr>
         <w:tc>
           <w:tcPr>
-            <w:tcW w:type="dxa" w:w="2340"/>
+            <w:tcW w:type="dxa" w:w="3784262"/>
           </w:tcPr>
           <w:p>
             <w:r>
@@ -2181,7 +2181,7 @@
         </w:tc>
         <w:tc>
           <w:tcPr>
-            <w:tcW w:type="dxa" w:w="2340"/>
+            <w:tcW w:type="dxa" w:w="4306229"/>
           </w:tcPr>
           <w:p>
             <w:r>
@@ -2194,7 +2194,7 @@
         </w:tc>
         <w:tc>
           <w:tcPr>
-            <w:tcW w:type="dxa" w:w="2340"/>
+            <w:tcW w:type="dxa" w:w="2609836"/>
           </w:tcPr>
           <w:p>
             <w:r>
@@ -2207,7 +2207,7 @@
         </w:tc>
         <w:tc>
           <w:tcPr>
-            <w:tcW w:type="dxa" w:w="2340"/>
+            <w:tcW w:type="dxa" w:w="5219672"/>
           </w:tcPr>
           <w:p>
             <w:r>
@@ -2510,16 +2510,62 @@
     </w:p>
     <w:p>
       <w:pPr>
-        <w:jc w:val="center"/>
+        <w:jc w:val="left"/>
       </w:pPr>
       <w:r>
         <w:rPr>
-          <w:rFonts w:ascii="Times New Roman" w:hAnsi="Times New Roman"/>
-          <w:b/>
-          <w:i/>
-          <w:sz w:val="20"/>
+          <w:rFonts w:ascii="Courier New" w:hAnsi="Courier New"/>
+          <w:sz w:val="16"/>
         </w:rPr>
-        <w:t>Figure 1. Experimental methodology pipeline</w:t>
+        <w:t>────────────────────────────────────────────────────────────</w:t>
+        <w:br/>
+      </w:r>
+      <w:r>
+        <w:rPr>
+          <w:rFonts w:ascii="Courier New" w:hAnsi="Courier New"/>
+          <w:sz w:val="16"/>
+        </w:rPr>
+        <w:t>flowchart LR</w:t>
+        <w:br/>
+      </w:r>
+      <w:r>
+        <w:rPr>
+          <w:rFonts w:ascii="Courier New" w:hAnsi="Courier New"/>
+          <w:sz w:val="16"/>
+        </w:rPr>
+        <w:t xml:space="preserve">    A["Workload&lt;br/&gt;Families&lt;br/&gt;(7 families)"] --&gt; B["Train / Valid /&lt;br/&gt;Test Split&lt;br/&gt;(seeds 7101-7105,&lt;br/&gt;8201, 23819)"]</w:t>
+        <w:br/>
+      </w:r>
+      <w:r>
+        <w:rPr>
+          <w:rFonts w:ascii="Courier New" w:hAnsi="Courier New"/>
+          <w:sz w:val="16"/>
+        </w:rPr>
+        <w:t xml:space="preserve">    B --&gt; C["Arms&lt;br/&gt;(10 arms:&lt;br/&gt;fixed, rule,&lt;br/&gt;Q-learning)"]</w:t>
+        <w:br/>
+      </w:r>
+      <w:r>
+        <w:rPr>
+          <w:rFonts w:ascii="Courier New" w:hAnsi="Courier New"/>
+          <w:sz w:val="16"/>
+        </w:rPr>
+        <w:t xml:space="preserve">    C --&gt; D["Evaluation&lt;br/&gt;(210 traces/arm,&lt;br/&gt;bootstrap 1000)"]</w:t>
+        <w:br/>
+      </w:r>
+      <w:r>
+        <w:rPr>
+          <w:rFonts w:ascii="Courier New" w:hAnsi="Courier New"/>
+          <w:sz w:val="16"/>
+        </w:rPr>
+        <w:t xml:space="preserve">    D --&gt; E["Counterfactual&lt;br/&gt;Audit &amp;&lt;br/&gt;Report"]</w:t>
+        <w:br/>
+      </w:r>
+      <w:r>
+        <w:rPr>
+          <w:rFonts w:ascii="Courier New" w:hAnsi="Courier New"/>
+          <w:sz w:val="16"/>
+        </w:rPr>
+        <w:t>────────────────────────────────────────────────────────────</w:t>
       </w:r>
     </w:p>
     <w:p>
@@ -2553,16 +2599,270 @@
     </w:p>
     <w:p>
       <w:pPr>
-        <w:jc w:val="center"/>
+        <w:jc w:val="left"/>
       </w:pPr>
       <w:r>
         <w:rPr>
-          <w:rFonts w:ascii="Times New Roman" w:hAnsi="Times New Roman"/>
-          <w:b/>
-          <w:i/>
-          <w:sz w:val="20"/>
+          <w:rFonts w:ascii="Courier New" w:hAnsi="Courier New"/>
+          <w:sz w:val="16"/>
         </w:rPr>
-        <w:t>Figure 2. Overall system architecture of the adaptive CPU scheduling pipeline</w:t>
+        <w:t>────────────────────────────────────────────────────────────</w:t>
+        <w:br/>
+      </w:r>
+      <w:r>
+        <w:rPr>
+          <w:rFonts w:ascii="Courier New" w:hAnsi="Courier New"/>
+          <w:sz w:val="16"/>
+        </w:rPr>
+        <w:t>flowchart TB</w:t>
+        <w:br/>
+      </w:r>
+      <w:r>
+        <w:rPr>
+          <w:rFonts w:ascii="Courier New" w:hAnsi="Courier New"/>
+          <w:sz w:val="16"/>
+        </w:rPr>
+        <w:t xml:space="preserve">    subgraph Workload Generation</w:t>
+        <w:br/>
+      </w:r>
+      <w:r>
+        <w:rPr>
+          <w:rFonts w:ascii="Courier New" w:hAnsi="Courier New"/>
+          <w:sz w:val="16"/>
+        </w:rPr>
+        <w:t xml:space="preserve">        WG["Workload Generator&lt;br/&gt;(workload/)"] --&gt; WF["Workload Fingerprint&lt;br/&gt;(fingerprint.py)"]</w:t>
+        <w:br/>
+      </w:r>
+      <w:r>
+        <w:rPr>
+          <w:rFonts w:ascii="Courier New" w:hAnsi="Courier New"/>
+          <w:sz w:val="16"/>
+        </w:rPr>
+        <w:t xml:space="preserve">        WF --&gt; DI["Drift Injector&lt;br/&gt;(drift.py)"]</w:t>
+        <w:br/>
+      </w:r>
+      <w:r>
+        <w:rPr>
+          <w:rFonts w:ascii="Courier New" w:hAnsi="Courier New"/>
+          <w:sz w:val="16"/>
+        </w:rPr>
+        <w:t xml:space="preserve">        DI --&gt; BE["Burst Estimator&lt;br/&gt;(burst_estimator.py)"]</w:t>
+        <w:br/>
+      </w:r>
+      <w:r>
+        <w:rPr>
+          <w:rFonts w:ascii="Courier New" w:hAnsi="Courier New"/>
+          <w:sz w:val="16"/>
+        </w:rPr>
+        <w:t xml:space="preserve">    end</w:t>
+        <w:br/>
+      </w:r>
+      <w:r>
+        <w:rPr>
+          <w:rFonts w:ascii="Courier New" w:hAnsi="Courier New"/>
+          <w:sz w:val="16"/>
+        </w:rPr>
+        <w:t xml:space="preserve">    subgraph Scheduling</w:t>
+        <w:br/>
+      </w:r>
+      <w:r>
+        <w:rPr>
+          <w:rFonts w:ascii="Courier New" w:hAnsi="Courier New"/>
+          <w:sz w:val="16"/>
+        </w:rPr>
+        <w:t xml:space="preserve">        WF --&gt; RS["Discrete-Event Scheduler&lt;br/&gt;(scheduler/runtime.py)"]</w:t>
+        <w:br/>
+      </w:r>
+      <w:r>
+        <w:rPr>
+          <w:rFonts w:ascii="Courier New" w:hAnsi="Courier New"/>
+          <w:sz w:val="16"/>
+        </w:rPr>
+        <w:t xml:space="preserve">        RS --&gt; RO["Runtime Observation&lt;br/&gt;(RuntimeObservation)"]</w:t>
+        <w:br/>
+      </w:r>
+      <w:r>
+        <w:rPr>
+          <w:rFonts w:ascii="Courier New" w:hAnsi="Courier New"/>
+          <w:sz w:val="16"/>
+        </w:rPr>
+        <w:t xml:space="preserve">        DI --&gt; RS</w:t>
+        <w:br/>
+      </w:r>
+      <w:r>
+        <w:rPr>
+          <w:rFonts w:ascii="Courier New" w:hAnsi="Courier New"/>
+          <w:sz w:val="16"/>
+        </w:rPr>
+        <w:t xml:space="preserve">        RO --&gt; PC["Policy Classes&lt;br/&gt;(FCFS/SJF/RR/Pri)"]</w:t>
+        <w:br/>
+      </w:r>
+      <w:r>
+        <w:rPr>
+          <w:rFonts w:ascii="Courier New" w:hAnsi="Courier New"/>
+          <w:sz w:val="16"/>
+        </w:rPr>
+        <w:t xml:space="preserve">        BE --&gt; RS</w:t>
+        <w:br/>
+      </w:r>
+      <w:r>
+        <w:rPr>
+          <w:rFonts w:ascii="Courier New" w:hAnsi="Courier New"/>
+          <w:sz w:val="16"/>
+        </w:rPr>
+        <w:t xml:space="preserve">    end</w:t>
+        <w:br/>
+      </w:r>
+      <w:r>
+        <w:rPr>
+          <w:rFonts w:ascii="Courier New" w:hAnsi="Courier New"/>
+          <w:sz w:val="16"/>
+        </w:rPr>
+        <w:t xml:space="preserve">    subgraph Self-Healing Controller</w:t>
+        <w:br/>
+      </w:r>
+      <w:r>
+        <w:rPr>
+          <w:rFonts w:ascii="Courier New" w:hAnsi="Courier New"/>
+          <w:sz w:val="16"/>
+        </w:rPr>
+        <w:t xml:space="preserve">        RS --&gt; CM["Causal Monitor&lt;br/&gt;(monitor.py)"]</w:t>
+        <w:br/>
+      </w:r>
+      <w:r>
+        <w:rPr>
+          <w:rFonts w:ascii="Courier New" w:hAnsi="Courier New"/>
+          <w:sz w:val="16"/>
+        </w:rPr>
+        <w:t xml:space="preserve">        CM --&gt; DD["Degradation Detector&lt;br/&gt;(detector.py)"]</w:t>
+        <w:br/>
+      </w:r>
+      <w:r>
+        <w:rPr>
+          <w:rFonts w:ascii="Courier New" w:hAnsi="Courier New"/>
+          <w:sz w:val="16"/>
+        </w:rPr>
+        <w:t xml:space="preserve">        DD --&gt; DX["Diagnosis&lt;br/&gt;(diagnosis.py)"]</w:t>
+        <w:br/>
+      </w:r>
+      <w:r>
+        <w:rPr>
+          <w:rFonts w:ascii="Courier New" w:hAnsi="Courier New"/>
+          <w:sz w:val="16"/>
+        </w:rPr>
+        <w:t xml:space="preserve">        DX --&gt; RP["Recovery Policy&lt;br/&gt;(policies.py)"]</w:t>
+        <w:br/>
+      </w:r>
+      <w:r>
+        <w:rPr>
+          <w:rFonts w:ascii="Courier New" w:hAnsi="Courier New"/>
+          <w:sz w:val="16"/>
+        </w:rPr>
+        <w:t xml:space="preserve">    end</w:t>
+        <w:br/>
+      </w:r>
+      <w:r>
+        <w:rPr>
+          <w:rFonts w:ascii="Courier New" w:hAnsi="Courier New"/>
+          <w:sz w:val="16"/>
+        </w:rPr>
+        <w:t xml:space="preserve">    subgraph Verification and Outcome</w:t>
+        <w:br/>
+      </w:r>
+      <w:r>
+        <w:rPr>
+          <w:rFonts w:ascii="Courier New" w:hAnsi="Courier New"/>
+          <w:sz w:val="16"/>
+        </w:rPr>
+        <w:t xml:space="preserve">        RP --&gt; VW["Verification Window&lt;br/&gt;(verifier.py)"]</w:t>
+        <w:br/>
+      </w:r>
+      <w:r>
+        <w:rPr>
+          <w:rFonts w:ascii="Courier New" w:hAnsi="Courier New"/>
+          <w:sz w:val="16"/>
+        </w:rPr>
+        <w:t xml:space="preserve">        VW --&gt; AR["Accept / Reject / Inconclusive"]</w:t>
+        <w:br/>
+      </w:r>
+      <w:r>
+        <w:rPr>
+          <w:rFonts w:ascii="Courier New" w:hAnsi="Courier New"/>
+          <w:sz w:val="16"/>
+        </w:rPr>
+        <w:t xml:space="preserve">        AR --&gt; RB["Rollback / Fallback&lt;br/&gt;(actions.py)"]</w:t>
+        <w:br/>
+      </w:r>
+      <w:r>
+        <w:rPr>
+          <w:rFonts w:ascii="Courier New" w:hAnsi="Courier New"/>
+          <w:sz w:val="16"/>
+        </w:rPr>
+        <w:t xml:space="preserve">        RB --&gt; IL["Incident Ledger"]</w:t>
+        <w:br/>
+      </w:r>
+      <w:r>
+        <w:rPr>
+          <w:rFonts w:ascii="Courier New" w:hAnsi="Courier New"/>
+          <w:sz w:val="16"/>
+        </w:rPr>
+        <w:t xml:space="preserve">    end</w:t>
+        <w:br/>
+      </w:r>
+      <w:r>
+        <w:rPr>
+          <w:rFonts w:ascii="Courier New" w:hAnsi="Courier New"/>
+          <w:sz w:val="16"/>
+        </w:rPr>
+        <w:t xml:space="preserve">    subgraph Evaluation</w:t>
+        <w:br/>
+      </w:r>
+      <w:r>
+        <w:rPr>
+          <w:rFonts w:ascii="Courier New" w:hAnsi="Courier New"/>
+          <w:sz w:val="16"/>
+        </w:rPr>
+        <w:t xml:space="preserve">        VW --&gt; MT["Metrics&lt;br/&gt;(evaluation/metrics.py)"]</w:t>
+        <w:br/>
+      </w:r>
+      <w:r>
+        <w:rPr>
+          <w:rFonts w:ascii="Courier New" w:hAnsi="Courier New"/>
+          <w:sz w:val="16"/>
+        </w:rPr>
+        <w:t xml:space="preserve">        AR --&gt; RL["Reliability&lt;br/&gt;(evaluation/reliability.py)"]</w:t>
+        <w:br/>
+      </w:r>
+      <w:r>
+        <w:rPr>
+          <w:rFonts w:ascii="Courier New" w:hAnsi="Courier New"/>
+          <w:sz w:val="16"/>
+        </w:rPr>
+        <w:t xml:space="preserve">        RB --&gt; BP["Paired Comparison&lt;br/&gt;(evaluation/paired.py)"]</w:t>
+        <w:br/>
+      </w:r>
+      <w:r>
+        <w:rPr>
+          <w:rFonts w:ascii="Courier New" w:hAnsi="Courier New"/>
+          <w:sz w:val="16"/>
+        </w:rPr>
+        <w:t xml:space="preserve">    end</w:t>
+        <w:br/>
+      </w:r>
+      <w:r>
+        <w:rPr>
+          <w:rFonts w:ascii="Courier New" w:hAnsi="Courier New"/>
+          <w:sz w:val="16"/>
+        </w:rPr>
+        <w:t xml:space="preserve">    RB -.-&gt;|"Feedback (action applied to scheduler)"| RS</w:t>
+        <w:br/>
+      </w:r>
+      <w:r>
+        <w:rPr>
+          <w:rFonts w:ascii="Courier New" w:hAnsi="Courier New"/>
+          <w:sz w:val="16"/>
+        </w:rPr>
+        <w:t>────────────────────────────────────────────────────────────</w:t>
       </w:r>
     </w:p>
     <w:p>
@@ -2588,19 +2888,19 @@
     <w:tbl>
       <w:tblPr>
         <w:tblStyle w:val="TableGrid"/>
-        <w:tblW w:type="auto" w:w="0"/>
+        <w:tblW w:type="dxa" w:w="15920000"/>
         <w:jc w:val="center"/>
         <w:tblLook w:firstColumn="1" w:firstRow="1" w:lastColumn="0" w:lastRow="0" w:noHBand="0" w:noVBand="1" w:val="04A0"/>
       </w:tblPr>
       <w:tblGrid>
-        <w:gridCol w:w="3120"/>
-        <w:gridCol w:w="3120"/>
-        <w:gridCol w:w="3120"/>
+        <w:gridCol w:w="5025906"/>
+        <w:gridCol w:w="3730093"/>
+        <w:gridCol w:w="7164000"/>
       </w:tblGrid>
       <w:tr>
         <w:tc>
           <w:tcPr>
-            <w:tcW w:type="dxa" w:w="3120"/>
+            <w:tcW w:type="dxa" w:w="5025906"/>
             <w:shd w:fill="D9D9D9"/>
           </w:tcPr>
           <w:p>
@@ -2618,7 +2918,7 @@
         </w:tc>
         <w:tc>
           <w:tcPr>
-            <w:tcW w:type="dxa" w:w="3120"/>
+            <w:tcW w:type="dxa" w:w="3730093"/>
             <w:shd w:fill="D9D9D9"/>
           </w:tcPr>
           <w:p>
@@ -2636,7 +2936,7 @@
         </w:tc>
         <w:tc>
           <w:tcPr>
-            <w:tcW w:type="dxa" w:w="3120"/>
+            <w:tcW w:type="dxa" w:w="7164000"/>
             <w:shd w:fill="D9D9D9"/>
           </w:tcPr>
           <w:p>
@@ -2656,7 +2956,7 @@
       <w:tr>
         <w:tc>
           <w:tcPr>
-            <w:tcW w:type="dxa" w:w="3120"/>
+            <w:tcW w:type="dxa" w:w="5025906"/>
           </w:tcPr>
           <w:p>
             <w:r>
@@ -2669,7 +2969,7 @@
         </w:tc>
         <w:tc>
           <w:tcPr>
-            <w:tcW w:type="dxa" w:w="3120"/>
+            <w:tcW w:type="dxa" w:w="3730093"/>
           </w:tcPr>
           <w:p>
             <w:r>
@@ -2682,7 +2982,7 @@
         </w:tc>
         <w:tc>
           <w:tcPr>
-            <w:tcW w:type="dxa" w:w="3120"/>
+            <w:tcW w:type="dxa" w:w="7164000"/>
           </w:tcPr>
           <w:p>
             <w:r>
@@ -2697,7 +2997,7 @@
       <w:tr>
         <w:tc>
           <w:tcPr>
-            <w:tcW w:type="dxa" w:w="3120"/>
+            <w:tcW w:type="dxa" w:w="5025906"/>
           </w:tcPr>
           <w:p>
             <w:r>
@@ -2710,7 +3010,7 @@
         </w:tc>
         <w:tc>
           <w:tcPr>
-            <w:tcW w:type="dxa" w:w="3120"/>
+            <w:tcW w:type="dxa" w:w="3730093"/>
           </w:tcPr>
           <w:p>
             <w:r>
@@ -2723,7 +3023,7 @@
         </w:tc>
         <w:tc>
           <w:tcPr>
-            <w:tcW w:type="dxa" w:w="3120"/>
+            <w:tcW w:type="dxa" w:w="7164000"/>
           </w:tcPr>
           <w:p>
             <w:r>
@@ -2738,7 +3038,7 @@
       <w:tr>
         <w:tc>
           <w:tcPr>
-            <w:tcW w:type="dxa" w:w="3120"/>
+            <w:tcW w:type="dxa" w:w="5025906"/>
           </w:tcPr>
           <w:p>
             <w:r>
@@ -2751,7 +3051,7 @@
         </w:tc>
         <w:tc>
           <w:tcPr>
-            <w:tcW w:type="dxa" w:w="3120"/>
+            <w:tcW w:type="dxa" w:w="3730093"/>
           </w:tcPr>
           <w:p>
             <w:r>
@@ -2764,7 +3064,7 @@
         </w:tc>
         <w:tc>
           <w:tcPr>
-            <w:tcW w:type="dxa" w:w="3120"/>
+            <w:tcW w:type="dxa" w:w="7164000"/>
           </w:tcPr>
           <w:p>
             <w:r>
@@ -2779,7 +3079,7 @@
       <w:tr>
         <w:tc>
           <w:tcPr>
-            <w:tcW w:type="dxa" w:w="3120"/>
+            <w:tcW w:type="dxa" w:w="5025906"/>
           </w:tcPr>
           <w:p>
             <w:r>
@@ -2792,7 +3092,7 @@
         </w:tc>
         <w:tc>
           <w:tcPr>
-            <w:tcW w:type="dxa" w:w="3120"/>
+            <w:tcW w:type="dxa" w:w="3730093"/>
           </w:tcPr>
           <w:p>
             <w:r>
@@ -2805,7 +3105,7 @@
         </w:tc>
         <w:tc>
           <w:tcPr>
-            <w:tcW w:type="dxa" w:w="3120"/>
+            <w:tcW w:type="dxa" w:w="7164000"/>
           </w:tcPr>
           <w:p>
             <w:r>
@@ -2820,7 +3120,7 @@
       <w:tr>
         <w:tc>
           <w:tcPr>
-            <w:tcW w:type="dxa" w:w="3120"/>
+            <w:tcW w:type="dxa" w:w="5025906"/>
           </w:tcPr>
           <w:p>
             <w:r>
@@ -2833,7 +3133,7 @@
         </w:tc>
         <w:tc>
           <w:tcPr>
-            <w:tcW w:type="dxa" w:w="3120"/>
+            <w:tcW w:type="dxa" w:w="3730093"/>
           </w:tcPr>
           <w:p>
             <w:r>
@@ -2846,7 +3146,7 @@
         </w:tc>
         <w:tc>
           <w:tcPr>
-            <w:tcW w:type="dxa" w:w="3120"/>
+            <w:tcW w:type="dxa" w:w="7164000"/>
           </w:tcPr>
           <w:p>
             <w:r>
@@ -2861,7 +3161,7 @@
       <w:tr>
         <w:tc>
           <w:tcPr>
-            <w:tcW w:type="dxa" w:w="3120"/>
+            <w:tcW w:type="dxa" w:w="5025906"/>
           </w:tcPr>
           <w:p>
             <w:r>
@@ -2874,7 +3174,7 @@
         </w:tc>
         <w:tc>
           <w:tcPr>
-            <w:tcW w:type="dxa" w:w="3120"/>
+            <w:tcW w:type="dxa" w:w="3730093"/>
           </w:tcPr>
           <w:p>
             <w:r>
@@ -2887,7 +3187,7 @@
         </w:tc>
         <w:tc>
           <w:tcPr>
-            <w:tcW w:type="dxa" w:w="3120"/>
+            <w:tcW w:type="dxa" w:w="7164000"/>
           </w:tcPr>
           <w:p>
             <w:r>
@@ -2902,7 +3202,7 @@
       <w:tr>
         <w:tc>
           <w:tcPr>
-            <w:tcW w:type="dxa" w:w="3120"/>
+            <w:tcW w:type="dxa" w:w="5025906"/>
           </w:tcPr>
           <w:p>
             <w:r>
@@ -2915,7 +3215,7 @@
         </w:tc>
         <w:tc>
           <w:tcPr>
-            <w:tcW w:type="dxa" w:w="3120"/>
+            <w:tcW w:type="dxa" w:w="3730093"/>
           </w:tcPr>
           <w:p>
             <w:r>
@@ -2928,7 +3228,7 @@
         </w:tc>
         <w:tc>
           <w:tcPr>
-            <w:tcW w:type="dxa" w:w="3120"/>
+            <w:tcW w:type="dxa" w:w="7164000"/>
           </w:tcPr>
           <w:p>
             <w:r>
@@ -2943,7 +3243,7 @@
       <w:tr>
         <w:tc>
           <w:tcPr>
-            <w:tcW w:type="dxa" w:w="3120"/>
+            <w:tcW w:type="dxa" w:w="5025906"/>
           </w:tcPr>
           <w:p>
             <w:r>
@@ -2956,7 +3256,7 @@
         </w:tc>
         <w:tc>
           <w:tcPr>
-            <w:tcW w:type="dxa" w:w="3120"/>
+            <w:tcW w:type="dxa" w:w="3730093"/>
           </w:tcPr>
           <w:p>
             <w:r>
@@ -2969,7 +3269,7 @@
         </w:tc>
         <w:tc>
           <w:tcPr>
-            <w:tcW w:type="dxa" w:w="3120"/>
+            <w:tcW w:type="dxa" w:w="7164000"/>
           </w:tcPr>
           <w:p>
             <w:r>
@@ -2984,7 +3284,7 @@
       <w:tr>
         <w:tc>
           <w:tcPr>
-            <w:tcW w:type="dxa" w:w="3120"/>
+            <w:tcW w:type="dxa" w:w="5025906"/>
           </w:tcPr>
           <w:p>
             <w:r>
@@ -2997,7 +3297,7 @@
         </w:tc>
         <w:tc>
           <w:tcPr>
-            <w:tcW w:type="dxa" w:w="3120"/>
+            <w:tcW w:type="dxa" w:w="3730093"/>
           </w:tcPr>
           <w:p>
             <w:r>
@@ -3010,7 +3310,7 @@
         </w:tc>
         <w:tc>
           <w:tcPr>
-            <w:tcW w:type="dxa" w:w="3120"/>
+            <w:tcW w:type="dxa" w:w="7164000"/>
           </w:tcPr>
           <w:p>
             <w:r>
@@ -3025,7 +3325,7 @@
       <w:tr>
         <w:tc>
           <w:tcPr>
-            <w:tcW w:type="dxa" w:w="3120"/>
+            <w:tcW w:type="dxa" w:w="5025906"/>
           </w:tcPr>
           <w:p>
             <w:r>
@@ -3038,7 +3338,7 @@
         </w:tc>
         <w:tc>
           <w:tcPr>
-            <w:tcW w:type="dxa" w:w="3120"/>
+            <w:tcW w:type="dxa" w:w="3730093"/>
           </w:tcPr>
           <w:p>
             <w:r>
@@ -3051,7 +3351,7 @@
         </w:tc>
         <w:tc>
           <w:tcPr>
-            <w:tcW w:type="dxa" w:w="3120"/>
+            <w:tcW w:type="dxa" w:w="7164000"/>
           </w:tcPr>
           <w:p>
             <w:r>
@@ -3066,7 +3366,7 @@
       <w:tr>
         <w:tc>
           <w:tcPr>
-            <w:tcW w:type="dxa" w:w="3120"/>
+            <w:tcW w:type="dxa" w:w="5025906"/>
           </w:tcPr>
           <w:p>
             <w:r>
@@ -3079,7 +3379,7 @@
         </w:tc>
         <w:tc>
           <w:tcPr>
-            <w:tcW w:type="dxa" w:w="3120"/>
+            <w:tcW w:type="dxa" w:w="3730093"/>
           </w:tcPr>
           <w:p>
             <w:r>
@@ -3092,7 +3392,7 @@
         </w:tc>
         <w:tc>
           <w:tcPr>
-            <w:tcW w:type="dxa" w:w="3120"/>
+            <w:tcW w:type="dxa" w:w="7164000"/>
           </w:tcPr>
           <w:p>
             <w:r>
@@ -3107,7 +3407,7 @@
       <w:tr>
         <w:tc>
           <w:tcPr>
-            <w:tcW w:type="dxa" w:w="3120"/>
+            <w:tcW w:type="dxa" w:w="5025906"/>
           </w:tcPr>
           <w:p>
             <w:r>
@@ -3120,7 +3420,7 @@
         </w:tc>
         <w:tc>
           <w:tcPr>
-            <w:tcW w:type="dxa" w:w="3120"/>
+            <w:tcW w:type="dxa" w:w="3730093"/>
           </w:tcPr>
           <w:p>
             <w:r>
@@ -3133,7 +3433,7 @@
         </w:tc>
         <w:tc>
           <w:tcPr>
-            <w:tcW w:type="dxa" w:w="3120"/>
+            <w:tcW w:type="dxa" w:w="7164000"/>
           </w:tcPr>
           <w:p>
             <w:r>
@@ -3148,7 +3448,7 @@
       <w:tr>
         <w:tc>
           <w:tcPr>
-            <w:tcW w:type="dxa" w:w="3120"/>
+            <w:tcW w:type="dxa" w:w="5025906"/>
           </w:tcPr>
           <w:p>
             <w:r>
@@ -3161,7 +3461,7 @@
         </w:tc>
         <w:tc>
           <w:tcPr>
-            <w:tcW w:type="dxa" w:w="3120"/>
+            <w:tcW w:type="dxa" w:w="3730093"/>
           </w:tcPr>
           <w:p>
             <w:r>
@@ -3174,7 +3474,7 @@
         </w:tc>
         <w:tc>
           <w:tcPr>
-            <w:tcW w:type="dxa" w:w="3120"/>
+            <w:tcW w:type="dxa" w:w="7164000"/>
           </w:tcPr>
           <w:p>
             <w:r>
@@ -3189,7 +3489,7 @@
       <w:tr>
         <w:tc>
           <w:tcPr>
-            <w:tcW w:type="dxa" w:w="3120"/>
+            <w:tcW w:type="dxa" w:w="5025906"/>
           </w:tcPr>
           <w:p>
             <w:r>
@@ -3202,7 +3502,7 @@
         </w:tc>
         <w:tc>
           <w:tcPr>
-            <w:tcW w:type="dxa" w:w="3120"/>
+            <w:tcW w:type="dxa" w:w="3730093"/>
           </w:tcPr>
           <w:p>
             <w:r>
@@ -3215,7 +3515,7 @@
         </w:tc>
         <w:tc>
           <w:tcPr>
-            <w:tcW w:type="dxa" w:w="3120"/>
+            <w:tcW w:type="dxa" w:w="7164000"/>
           </w:tcPr>
           <w:p>
             <w:r>
@@ -3230,7 +3530,7 @@
       <w:tr>
         <w:tc>
           <w:tcPr>
-            <w:tcW w:type="dxa" w:w="3120"/>
+            <w:tcW w:type="dxa" w:w="5025906"/>
           </w:tcPr>
           <w:p>
             <w:r>
@@ -3243,7 +3543,7 @@
         </w:tc>
         <w:tc>
           <w:tcPr>
-            <w:tcW w:type="dxa" w:w="3120"/>
+            <w:tcW w:type="dxa" w:w="3730093"/>
           </w:tcPr>
           <w:p>
             <w:r>
@@ -3256,7 +3556,7 @@
         </w:tc>
         <w:tc>
           <w:tcPr>
-            <w:tcW w:type="dxa" w:w="3120"/>
+            <w:tcW w:type="dxa" w:w="7164000"/>
           </w:tcPr>
           <w:p>
             <w:r>
@@ -3271,7 +3571,7 @@
       <w:tr>
         <w:tc>
           <w:tcPr>
-            <w:tcW w:type="dxa" w:w="3120"/>
+            <w:tcW w:type="dxa" w:w="5025906"/>
           </w:tcPr>
           <w:p>
             <w:r>
@@ -3284,7 +3584,7 @@
         </w:tc>
         <w:tc>
           <w:tcPr>
-            <w:tcW w:type="dxa" w:w="3120"/>
+            <w:tcW w:type="dxa" w:w="3730093"/>
           </w:tcPr>
           <w:p>
             <w:r>
@@ -3297,7 +3597,7 @@
         </w:tc>
         <w:tc>
           <w:tcPr>
-            <w:tcW w:type="dxa" w:w="3120"/>
+            <w:tcW w:type="dxa" w:w="7164000"/>
           </w:tcPr>
           <w:p>
             <w:r>
@@ -3312,7 +3612,7 @@
       <w:tr>
         <w:tc>
           <w:tcPr>
-            <w:tcW w:type="dxa" w:w="3120"/>
+            <w:tcW w:type="dxa" w:w="5025906"/>
           </w:tcPr>
           <w:p>
             <w:r>
@@ -3325,7 +3625,7 @@
         </w:tc>
         <w:tc>
           <w:tcPr>
-            <w:tcW w:type="dxa" w:w="3120"/>
+            <w:tcW w:type="dxa" w:w="3730093"/>
           </w:tcPr>
           <w:p>
             <w:r>
@@ -3338,7 +3638,7 @@
         </w:tc>
         <w:tc>
           <w:tcPr>
-            <w:tcW w:type="dxa" w:w="3120"/>
+            <w:tcW w:type="dxa" w:w="7164000"/>
           </w:tcPr>
           <w:p>
             <w:r>
@@ -3353,7 +3653,7 @@
       <w:tr>
         <w:tc>
           <w:tcPr>
-            <w:tcW w:type="dxa" w:w="3120"/>
+            <w:tcW w:type="dxa" w:w="5025906"/>
           </w:tcPr>
           <w:p>
             <w:r>
@@ -3366,7 +3666,7 @@
         </w:tc>
         <w:tc>
           <w:tcPr>
-            <w:tcW w:type="dxa" w:w="3120"/>
+            <w:tcW w:type="dxa" w:w="3730093"/>
           </w:tcPr>
           <w:p>
             <w:r>
@@ -3379,7 +3679,7 @@
         </w:tc>
         <w:tc>
           <w:tcPr>
-            <w:tcW w:type="dxa" w:w="3120"/>
+            <w:tcW w:type="dxa" w:w="7164000"/>
           </w:tcPr>
           <w:p>
             <w:r>
@@ -3394,7 +3694,7 @@
       <w:tr>
         <w:tc>
           <w:tcPr>
-            <w:tcW w:type="dxa" w:w="3120"/>
+            <w:tcW w:type="dxa" w:w="5025906"/>
           </w:tcPr>
           <w:p>
             <w:r>
@@ -3407,7 +3707,7 @@
         </w:tc>
         <w:tc>
           <w:tcPr>
-            <w:tcW w:type="dxa" w:w="3120"/>
+            <w:tcW w:type="dxa" w:w="3730093"/>
           </w:tcPr>
           <w:p>
             <w:r>
@@ -3420,7 +3720,7 @@
         </w:tc>
         <w:tc>
           <w:tcPr>
-            <w:tcW w:type="dxa" w:w="3120"/>
+            <w:tcW w:type="dxa" w:w="7164000"/>
           </w:tcPr>
           <w:p>
             <w:r>
@@ -3435,7 +3735,7 @@
       <w:tr>
         <w:tc>
           <w:tcPr>
-            <w:tcW w:type="dxa" w:w="3120"/>
+            <w:tcW w:type="dxa" w:w="5025906"/>
           </w:tcPr>
           <w:p>
             <w:r>
@@ -3448,7 +3748,7 @@
         </w:tc>
         <w:tc>
           <w:tcPr>
-            <w:tcW w:type="dxa" w:w="3120"/>
+            <w:tcW w:type="dxa" w:w="3730093"/>
           </w:tcPr>
           <w:p>
             <w:r>
@@ -3461,7 +3761,7 @@
         </w:tc>
         <w:tc>
           <w:tcPr>
-            <w:tcW w:type="dxa" w:w="3120"/>
+            <w:tcW w:type="dxa" w:w="7164000"/>
           </w:tcPr>
           <w:p>
             <w:r>
@@ -3476,7 +3776,7 @@
       <w:tr>
         <w:tc>
           <w:tcPr>
-            <w:tcW w:type="dxa" w:w="3120"/>
+            <w:tcW w:type="dxa" w:w="5025906"/>
           </w:tcPr>
           <w:p>
             <w:r>
@@ -3489,7 +3789,7 @@
         </w:tc>
         <w:tc>
           <w:tcPr>
-            <w:tcW w:type="dxa" w:w="3120"/>
+            <w:tcW w:type="dxa" w:w="3730093"/>
           </w:tcPr>
           <w:p>
             <w:r>
@@ -3502,7 +3802,7 @@
         </w:tc>
         <w:tc>
           <w:tcPr>
-            <w:tcW w:type="dxa" w:w="3120"/>
+            <w:tcW w:type="dxa" w:w="7164000"/>
           </w:tcPr>
           <w:p>
             <w:r>
@@ -3517,7 +3817,7 @@
       <w:tr>
         <w:tc>
           <w:tcPr>
-            <w:tcW w:type="dxa" w:w="3120"/>
+            <w:tcW w:type="dxa" w:w="5025906"/>
           </w:tcPr>
           <w:p>
             <w:r>
@@ -3530,7 +3830,7 @@
         </w:tc>
         <w:tc>
           <w:tcPr>
-            <w:tcW w:type="dxa" w:w="3120"/>
+            <w:tcW w:type="dxa" w:w="3730093"/>
           </w:tcPr>
           <w:p>
             <w:r>
@@ -3543,7 +3843,7 @@
         </w:tc>
         <w:tc>
           <w:tcPr>
-            <w:tcW w:type="dxa" w:w="3120"/>
+            <w:tcW w:type="dxa" w:w="7164000"/>
           </w:tcPr>
           <w:p>
             <w:r>
@@ -3558,7 +3858,7 @@
       <w:tr>
         <w:tc>
           <w:tcPr>
-            <w:tcW w:type="dxa" w:w="3120"/>
+            <w:tcW w:type="dxa" w:w="5025906"/>
           </w:tcPr>
           <w:p>
             <w:r>
@@ -3571,7 +3871,7 @@
         </w:tc>
         <w:tc>
           <w:tcPr>
-            <w:tcW w:type="dxa" w:w="3120"/>
+            <w:tcW w:type="dxa" w:w="3730093"/>
           </w:tcPr>
           <w:p>
             <w:r>
@@ -3584,7 +3884,7 @@
         </w:tc>
         <w:tc>
           <w:tcPr>
-            <w:tcW w:type="dxa" w:w="3120"/>
+            <w:tcW w:type="dxa" w:w="7164000"/>
           </w:tcPr>
           <w:p>
             <w:r>
@@ -3620,7 +3920,99 @@
           <w:b w:val="0"/>
           <w:i w:val="0"/>
         </w:rPr>
-        <w:t>Figure 4 shows the workflow from workload family and seed selection through generation, optional drift injection, and execution by the RuntimeSimulator. The generator produces fingerprinted Workload objects; the simulator executes them under a controller, producing ScheduleResult with per-process outcomes.</w:t>
+        <w:t>Figure 3 shows the workflow from workload family and seed selection through generation, optional drift injection, and execution by the RuntimeSimulator. The generator produces fingerprinted Workload objects; the simulator executes them under a controller, producing ScheduleResult with per-process outcomes.</w:t>
+      </w:r>
+    </w:p>
+    <w:p>
+      <w:pPr>
+        <w:jc w:val="left"/>
+      </w:pPr>
+      <w:r>
+        <w:rPr>
+          <w:rFonts w:ascii="Courier New" w:hAnsi="Courier New"/>
+          <w:sz w:val="16"/>
+        </w:rPr>
+        <w:t>────────────────────────────────────────────────────────────</w:t>
+        <w:br/>
+      </w:r>
+      <w:r>
+        <w:rPr>
+          <w:rFonts w:ascii="Courier New" w:hAnsi="Courier New"/>
+          <w:sz w:val="16"/>
+        </w:rPr>
+        <w:t>flowchart TB</w:t>
+        <w:br/>
+      </w:r>
+      <w:r>
+        <w:rPr>
+          <w:rFonts w:ascii="Courier New" w:hAnsi="Courier New"/>
+          <w:sz w:val="16"/>
+        </w:rPr>
+        <w:t xml:space="preserve">    FS["Family + Seed selection"] --&gt; WG["WorkloadGenerator.generate()"]</w:t>
+        <w:br/>
+      </w:r>
+      <w:r>
+        <w:rPr>
+          <w:rFonts w:ascii="Courier New" w:hAnsi="Courier New"/>
+          <w:sz w:val="16"/>
+        </w:rPr>
+        <w:t xml:space="preserve">    WG --&gt; WO["Workload object (fingerprinted)"]</w:t>
+        <w:br/>
+      </w:r>
+      <w:r>
+        <w:rPr>
+          <w:rFonts w:ascii="Courier New" w:hAnsi="Courier New"/>
+          <w:sz w:val="16"/>
+        </w:rPr>
+        <w:t xml:space="preserve">    DS["Optional: drift spec (drift.py)"] --&gt; GD["generate_with_drift()"]</w:t>
+        <w:br/>
+      </w:r>
+      <w:r>
+        <w:rPr>
+          <w:rFonts w:ascii="Courier New" w:hAnsi="Courier New"/>
+          <w:sz w:val="16"/>
+        </w:rPr>
+        <w:t xml:space="preserve">    GD --&gt; DW["Drifted Workload (phase shift)"]</w:t>
+        <w:br/>
+      </w:r>
+      <w:r>
+        <w:rPr>
+          <w:rFonts w:ascii="Courier New" w:hAnsi="Courier New"/>
+          <w:sz w:val="16"/>
+        </w:rPr>
+        <w:t xml:space="preserve">    WO --&gt; RS["RuntimeSimulator.run(workload, ctrl)"]</w:t>
+        <w:br/>
+      </w:r>
+      <w:r>
+        <w:rPr>
+          <w:rFonts w:ascii="Courier New" w:hAnsi="Courier New"/>
+          <w:sz w:val="16"/>
+        </w:rPr>
+        <w:t xml:space="preserve">    DW --&gt; RS</w:t>
+        <w:br/>
+      </w:r>
+      <w:r>
+        <w:rPr>
+          <w:rFonts w:ascii="Courier New" w:hAnsi="Courier New"/>
+          <w:sz w:val="16"/>
+        </w:rPr>
+        <w:t xml:space="preserve">    RS --&gt; EL["Event loop: dispatch, switch, complete"]</w:t>
+        <w:br/>
+      </w:r>
+      <w:r>
+        <w:rPr>
+          <w:rFonts w:ascii="Courier New" w:hAnsi="Courier New"/>
+          <w:sz w:val="16"/>
+        </w:rPr>
+        <w:t xml:space="preserve">    EL --&gt; SR["ScheduleResult (per-process outcomes)"]</w:t>
+        <w:br/>
+      </w:r>
+      <w:r>
+        <w:rPr>
+          <w:rFonts w:ascii="Courier New" w:hAnsi="Courier New"/>
+          <w:sz w:val="16"/>
+        </w:rPr>
+        <w:t>────────────────────────────────────────────────────────────</w:t>
       </w:r>
     </w:p>
     <w:p>
@@ -3629,12 +4021,127 @@
       </w:pPr>
       <w:r>
         <w:rPr>
-          <w:rFonts w:ascii="Times New Roman" w:hAnsi="Times New Roman"/>
-          <w:b/>
           <w:i/>
           <w:sz w:val="20"/>
         </w:rPr>
-        <w:t>Figure 3. Self-healing controller workflow (one trace)</w:t>
+        <w:t>Figure 3. Workload generation and scheduling workflow</w:t>
+      </w:r>
+    </w:p>
+    <w:p>
+      <w:pPr>
+        <w:pStyle w:val="Heading2"/>
+      </w:pPr>
+      <w:r>
+        <w:t>12.2 Degradation Detection and Diagnosis Workflow</w:t>
+      </w:r>
+    </w:p>
+    <w:p>
+      <w:r>
+        <w:rPr>
+          <w:b w:val="0"/>
+          <w:i w:val="0"/>
+        </w:rPr>
+        <w:t>Figure 4 details the detection pipeline. Each completion notice updates the rolling EWMA reference and band. When the window mean exceeds the threshold, hysteresis is checked, followed by the work gate, congestion gate, and cooldown. Only when all gates pass is an incident declared, and the ready-set evidence is used to diagnose a primary cause.</w:t>
+      </w:r>
+    </w:p>
+    <w:p>
+      <w:pPr>
+        <w:jc w:val="left"/>
+      </w:pPr>
+      <w:r>
+        <w:rPr>
+          <w:rFonts w:ascii="Courier New" w:hAnsi="Courier New"/>
+          <w:sz w:val="16"/>
+        </w:rPr>
+        <w:t>────────────────────────────────────────────────────────────</w:t>
+        <w:br/>
+      </w:r>
+      <w:r>
+        <w:rPr>
+          <w:rFonts w:ascii="Courier New" w:hAnsi="Courier New"/>
+          <w:sz w:val="16"/>
+        </w:rPr>
+        <w:t>flowchart TD</w:t>
+        <w:br/>
+      </w:r>
+      <w:r>
+        <w:rPr>
+          <w:rFonts w:ascii="Courier New" w:hAnsi="Courier New"/>
+          <w:sz w:val="16"/>
+        </w:rPr>
+        <w:t xml:space="preserve">    CN["Completion notice from scheduler"] --&gt; RW["Update rolling window (EWMA ref + band)"]</w:t>
+        <w:br/>
+      </w:r>
+      <w:r>
+        <w:rPr>
+          <w:rFonts w:ascii="Courier New" w:hAnsi="Courier New"/>
+          <w:sz w:val="16"/>
+        </w:rPr>
+        <w:t xml:space="preserve">    RW --&gt; TH{"window_mean &gt; ref + k * band ?"}</w:t>
+        <w:br/>
+      </w:r>
+      <w:r>
+        <w:rPr>
+          <w:rFonts w:ascii="Courier New" w:hAnsi="Courier New"/>
+          <w:sz w:val="16"/>
+        </w:rPr>
+        <w:t xml:space="preserve">    TH -- "yes" --&gt; HY["Hysteresis check (h consecutive)"]</w:t>
+        <w:br/>
+      </w:r>
+      <w:r>
+        <w:rPr>
+          <w:rFonts w:ascii="Courier New" w:hAnsi="Courier New"/>
+          <w:sz w:val="16"/>
+        </w:rPr>
+        <w:t xml:space="preserve">    TH -- "no" --&gt; SU["Suppress (reason logged)"]</w:t>
+        <w:br/>
+      </w:r>
+      <w:r>
+        <w:rPr>
+          <w:rFonts w:ascii="Courier New" w:hAnsi="Courier New"/>
+          <w:sz w:val="16"/>
+        </w:rPr>
+        <w:t xml:space="preserve">    HY --&gt; GA{"Gates pass? (cooldown, load, work)"}</w:t>
+        <w:br/>
+      </w:r>
+      <w:r>
+        <w:rPr>
+          <w:rFonts w:ascii="Courier New" w:hAnsi="Courier New"/>
+          <w:sz w:val="16"/>
+        </w:rPr>
+        <w:t xml:space="preserve">    GA -- "yes" --&gt; RE["Build ready evidence"]</w:t>
+        <w:br/>
+      </w:r>
+      <w:r>
+        <w:rPr>
+          <w:rFonts w:ascii="Courier New" w:hAnsi="Courier New"/>
+          <w:sz w:val="16"/>
+        </w:rPr>
+        <w:t xml:space="preserve">    GA -- "no" --&gt; SU</w:t>
+        <w:br/>
+      </w:r>
+      <w:r>
+        <w:rPr>
+          <w:rFonts w:ascii="Courier New" w:hAnsi="Courier New"/>
+          <w:sz w:val="16"/>
+        </w:rPr>
+        <w:t xml:space="preserve">    RE --&gt; DG["Diagnose: primary cause"]</w:t>
+        <w:br/>
+      </w:r>
+      <w:r>
+        <w:rPr>
+          <w:rFonts w:ascii="Courier New" w:hAnsi="Courier New"/>
+          <w:sz w:val="16"/>
+        </w:rPr>
+        <w:t xml:space="preserve">    DG --&gt; DI["Declare incident"]</w:t>
+        <w:br/>
+      </w:r>
+      <w:r>
+        <w:rPr>
+          <w:rFonts w:ascii="Courier New" w:hAnsi="Courier New"/>
+          <w:sz w:val="16"/>
+        </w:rPr>
+        <w:t>────────────────────────────────────────────────────────────</w:t>
       </w:r>
     </w:p>
     <w:p>
@@ -3646,7 +4153,7 @@
           <w:i/>
           <w:sz w:val="20"/>
         </w:rPr>
-        <w:t>Figure 4. Workload generation and scheduling workflow</w:t>
+        <w:t>Figure 4. Degradation detection and diagnosis workflow</w:t>
       </w:r>
     </w:p>
     <w:p>
@@ -3654,7 +4161,7 @@
         <w:pStyle w:val="Heading2"/>
       </w:pPr>
       <w:r>
-        <w:t>12.2 Degradation Detection and Diagnosis Workflow</w:t>
+        <w:t>12.3 Verification and Acceptance Workflow</w:t>
       </w:r>
     </w:p>
     <w:p>
@@ -3663,7 +4170,91 @@
           <w:b w:val="0"/>
           <w:i w:val="0"/>
         </w:rPr>
-        <w:t>Figure 5 details the detection pipeline. Each completion notice updates the rolling EWMA reference and band. When the window mean exceeds the threshold, hysteresis is checked, followed by the work gate, congestion gate, and cooldown. Only when all gates pass is an incident declared, and the ready-set evidence is used to diagnose a primary cause.</w:t>
+        <w:t>Figure 5 shows the tri-state verification. After an action is applied, the verification window collects completions and computes the phase-adjusted closure residual. If the residual exceeds +0.30, the change is accepted; if below -0.30, it is rejected (confirmed failure); otherwise it is inconclusive and rolled back without penalty.</w:t>
+      </w:r>
+    </w:p>
+    <w:p>
+      <w:pPr>
+        <w:jc w:val="left"/>
+      </w:pPr>
+      <w:r>
+        <w:rPr>
+          <w:rFonts w:ascii="Courier New" w:hAnsi="Courier New"/>
+          <w:sz w:val="16"/>
+        </w:rPr>
+        <w:t>────────────────────────────────────────────────────────────</w:t>
+        <w:br/>
+      </w:r>
+      <w:r>
+        <w:rPr>
+          <w:rFonts w:ascii="Courier New" w:hAnsi="Courier New"/>
+          <w:sz w:val="16"/>
+        </w:rPr>
+        <w:t>flowchart TD</w:t>
+        <w:br/>
+      </w:r>
+      <w:r>
+        <w:rPr>
+          <w:rFonts w:ascii="Courier New" w:hAnsi="Courier New"/>
+          <w:sz w:val="16"/>
+        </w:rPr>
+        <w:t xml:space="preserve">    AA["Action applied; window opened"] --&gt; CC["Collect completions over verify_decisions"]</w:t>
+        <w:br/>
+      </w:r>
+      <w:r>
+        <w:rPr>
+          <w:rFonts w:ascii="Courier New" w:hAnsi="Courier New"/>
+          <w:sz w:val="16"/>
+        </w:rPr>
+        <w:t xml:space="preserve">    CC --&gt; PC["Compute phase-adjusted closure residual"]</w:t>
+        <w:br/>
+      </w:r>
+      <w:r>
+        <w:rPr>
+          <w:rFonts w:ascii="Courier New" w:hAnsi="Courier New"/>
+          <w:sz w:val="16"/>
+        </w:rPr>
+        <w:t xml:space="preserve">    PC --&gt; AB{"residual &gt;= accept boundary (+0.30)?"}</w:t>
+        <w:br/>
+      </w:r>
+      <w:r>
+        <w:rPr>
+          <w:rFonts w:ascii="Courier New" w:hAnsi="Courier New"/>
+          <w:sz w:val="16"/>
+        </w:rPr>
+        <w:t xml:space="preserve">    AB -- "yes" --&gt; AC["ACCEPTED (keep, learn)"]</w:t>
+        <w:br/>
+      </w:r>
+      <w:r>
+        <w:rPr>
+          <w:rFonts w:ascii="Courier New" w:hAnsi="Courier New"/>
+          <w:sz w:val="16"/>
+        </w:rPr>
+        <w:t xml:space="preserve">    AB -- "no" --&gt; RB{"residual &lt;= reject boundary (-0.30)?"}</w:t>
+        <w:br/>
+      </w:r>
+      <w:r>
+        <w:rPr>
+          <w:rFonts w:ascii="Courier New" w:hAnsi="Courier New"/>
+          <w:sz w:val="16"/>
+        </w:rPr>
+        <w:t xml:space="preserve">    RB -- "yes" --&gt; RJ["REJECTED (rollback, fail +1)"]</w:t>
+        <w:br/>
+      </w:r>
+      <w:r>
+        <w:rPr>
+          <w:rFonts w:ascii="Courier New" w:hAnsi="Courier New"/>
+          <w:sz w:val="16"/>
+        </w:rPr>
+        <w:t xml:space="preserve">    RB -- "no" --&gt; IC["INCONCLUSIVE (rollback, no penalty)"]</w:t>
+        <w:br/>
+      </w:r>
+      <w:r>
+        <w:rPr>
+          <w:rFonts w:ascii="Courier New" w:hAnsi="Courier New"/>
+          <w:sz w:val="16"/>
+        </w:rPr>
+        <w:t>────────────────────────────────────────────────────────────</w:t>
       </w:r>
     </w:p>
     <w:p>
@@ -3672,12 +4263,191 @@
       </w:pPr>
       <w:r>
         <w:rPr>
-          <w:rFonts w:ascii="Times New Roman" w:hAnsi="Times New Roman"/>
-          <w:b/>
           <w:i/>
           <w:sz w:val="20"/>
         </w:rPr>
-        <w:t>Figure 4. Workload generation and scheduling workflow</w:t>
+        <w:t>Figure 5. Verification, acceptance, and rollback workflow</w:t>
+      </w:r>
+    </w:p>
+    <w:p>
+      <w:pPr>
+        <w:pStyle w:val="Heading2"/>
+      </w:pPr>
+      <w:r>
+        <w:t>12.4 Self-Healing Loop Workflow</w:t>
+      </w:r>
+    </w:p>
+    <w:p>
+      <w:r>
+        <w:rPr>
+          <w:b w:val="0"/>
+          <w:i w:val="0"/>
+        </w:rPr>
+        <w:t>Figure 6 presents the complete self-healing controller workflow for one trace, showing the cycle from workload generation through simulation, monitoring, detection, diagnosis, action selection, verification, and the three possible outcomes (accepted, rejected, inconclusive), with the safe fallback after two consecutive failures.</w:t>
+      </w:r>
+    </w:p>
+    <w:p>
+      <w:pPr>
+        <w:jc w:val="left"/>
+      </w:pPr>
+      <w:r>
+        <w:rPr>
+          <w:rFonts w:ascii="Courier New" w:hAnsi="Courier New"/>
+          <w:sz w:val="16"/>
+        </w:rPr>
+        <w:t>────────────────────────────────────────────────────────────</w:t>
+        <w:br/>
+      </w:r>
+      <w:r>
+        <w:rPr>
+          <w:rFonts w:ascii="Courier New" w:hAnsi="Courier New"/>
+          <w:sz w:val="16"/>
+        </w:rPr>
+        <w:t>flowchart TD</w:t>
+        <w:br/>
+      </w:r>
+      <w:r>
+        <w:rPr>
+          <w:rFonts w:ascii="Courier New" w:hAnsi="Courier New"/>
+          <w:sz w:val="16"/>
+        </w:rPr>
+        <w:t xml:space="preserve">    GW["Generate workload"] --&gt; SM["Simulate (dispatch slice)"]</w:t>
+        <w:br/>
+      </w:r>
+      <w:r>
+        <w:rPr>
+          <w:rFonts w:ascii="Courier New" w:hAnsi="Courier New"/>
+          <w:sz w:val="16"/>
+        </w:rPr>
+        <w:t xml:space="preserve">    SM --&gt; MN["Monitor (EWMA reference)"]</w:t>
+        <w:br/>
+      </w:r>
+      <w:r>
+        <w:rPr>
+          <w:rFonts w:ascii="Courier New" w:hAnsi="Courier New"/>
+          <w:sz w:val="16"/>
+        </w:rPr>
+        <w:t xml:space="preserve">    MN --&gt; DD{"Degradation detected?"}</w:t>
+        <w:br/>
+      </w:r>
+      <w:r>
+        <w:rPr>
+          <w:rFonts w:ascii="Courier New" w:hAnsi="Courier New"/>
+          <w:sz w:val="16"/>
+        </w:rPr>
+        <w:t xml:space="preserve">    DD -- "no: continue simulating" --&gt; SM</w:t>
+        <w:br/>
+      </w:r>
+      <w:r>
+        <w:rPr>
+          <w:rFonts w:ascii="Courier New" w:hAnsi="Courier New"/>
+          <w:sz w:val="16"/>
+        </w:rPr>
+        <w:t xml:space="preserve">    DD -- "yes" --&gt; DC["Diagnose cause"]</w:t>
+        <w:br/>
+      </w:r>
+      <w:r>
+        <w:rPr>
+          <w:rFonts w:ascii="Courier New" w:hAnsi="Courier New"/>
+          <w:sz w:val="16"/>
+        </w:rPr>
+        <w:t xml:space="preserve">    DC --&gt; SA["Select recovery action"]</w:t>
+        <w:br/>
+      </w:r>
+      <w:r>
+        <w:rPr>
+          <w:rFonts w:ascii="Courier New" w:hAnsi="Courier New"/>
+          <w:sz w:val="16"/>
+        </w:rPr>
+        <w:t xml:space="preserve">    SA --&gt; AA["Apply action to scheduler"]</w:t>
+        <w:br/>
+      </w:r>
+      <w:r>
+        <w:rPr>
+          <w:rFonts w:ascii="Courier New" w:hAnsi="Courier New"/>
+          <w:sz w:val="16"/>
+        </w:rPr>
+        <w:t xml:space="preserve">    AA --&gt; VW["Verification window"]</w:t>
+        <w:br/>
+      </w:r>
+      <w:r>
+        <w:rPr>
+          <w:rFonts w:ascii="Courier New" w:hAnsi="Courier New"/>
+          <w:sz w:val="16"/>
+        </w:rPr>
+        <w:t xml:space="preserve">    VW --&gt;|"good"| AC["Accepted (keep change)"]</w:t>
+        <w:br/>
+      </w:r>
+      <w:r>
+        <w:rPr>
+          <w:rFonts w:ascii="Courier New" w:hAnsi="Courier New"/>
+          <w:sz w:val="16"/>
+        </w:rPr>
+        <w:t xml:space="preserve">    VW --&gt;|"bad"| RJ["Rejected (rollback + failure)"]</w:t>
+        <w:br/>
+      </w:r>
+      <w:r>
+        <w:rPr>
+          <w:rFonts w:ascii="Courier New" w:hAnsi="Courier New"/>
+          <w:sz w:val="16"/>
+        </w:rPr>
+        <w:t xml:space="preserve">    VW --&gt;|"unclear"| IN["Inconclusive (rollback, no penalty)"]</w:t>
+        <w:br/>
+      </w:r>
+      <w:r>
+        <w:rPr>
+          <w:rFonts w:ascii="Courier New" w:hAnsi="Courier New"/>
+          <w:sz w:val="16"/>
+        </w:rPr>
+        <w:t xml:space="preserve">    AC --&gt; IL["Incident Ledger"]</w:t>
+        <w:br/>
+      </w:r>
+      <w:r>
+        <w:rPr>
+          <w:rFonts w:ascii="Courier New" w:hAnsi="Courier New"/>
+          <w:sz w:val="16"/>
+        </w:rPr>
+        <w:t xml:space="preserve">    RJ --&gt; IL</w:t>
+        <w:br/>
+      </w:r>
+      <w:r>
+        <w:rPr>
+          <w:rFonts w:ascii="Courier New" w:hAnsi="Courier New"/>
+          <w:sz w:val="16"/>
+        </w:rPr>
+        <w:t xml:space="preserve">    IN --&gt; IL</w:t>
+        <w:br/>
+      </w:r>
+      <w:r>
+        <w:rPr>
+          <w:rFonts w:ascii="Courier New" w:hAnsi="Courier New"/>
+          <w:sz w:val="16"/>
+        </w:rPr>
+        <w:t xml:space="preserve">    AC --&gt; FQ{"2 consecutive failures?"}</w:t>
+        <w:br/>
+      </w:r>
+      <w:r>
+        <w:rPr>
+          <w:rFonts w:ascii="Courier New" w:hAnsi="Courier New"/>
+          <w:sz w:val="16"/>
+        </w:rPr>
+        <w:t xml:space="preserve">    FQ -- "yes" --&gt; SF["Safe fallback"]</w:t>
+        <w:br/>
+      </w:r>
+      <w:r>
+        <w:rPr>
+          <w:rFonts w:ascii="Courier New" w:hAnsi="Courier New"/>
+          <w:sz w:val="16"/>
+        </w:rPr>
+        <w:t xml:space="preserve">    FQ -- "no" --&gt; SM</w:t>
+        <w:br/>
+      </w:r>
+      <w:r>
+        <w:rPr>
+          <w:rFonts w:ascii="Courier New" w:hAnsi="Courier New"/>
+          <w:sz w:val="16"/>
+        </w:rPr>
+        <w:t>────────────────────────────────────────────────────────────</w:t>
       </w:r>
     </w:p>
     <w:p>
@@ -3689,7 +4459,7 @@
           <w:i/>
           <w:sz w:val="20"/>
         </w:rPr>
-        <w:t>Figure 5. Degradation detection and diagnosis workflow</w:t>
+        <w:t>Figure 6. Self-healing controller workflow (one trace)</w:t>
       </w:r>
     </w:p>
     <w:p>
@@ -3697,7 +4467,7 @@
         <w:pStyle w:val="Heading2"/>
       </w:pPr>
       <w:r>
-        <w:t>12.3 Verification and Acceptance Workflow</w:t>
+        <w:t>12.5 Frontend-to-Backend Execution Flow</w:t>
       </w:r>
     </w:p>
     <w:p>
@@ -3706,7 +4476,107 @@
           <w:b w:val="0"/>
           <w:i w:val="0"/>
         </w:rPr>
-        <w:t>Figure 6 shows the tri-state verification. After an action is applied, the verification window collects completions and computes the phase-adjusted closure residual. If the residual exceeds +0.30, the change is accepted; if below -0.30, it is rejected (confirmed failure); otherwise it is inconclusive and rolled back without penalty.</w:t>
+        <w:t>Figure 7 shows how the interactive web console invokes the simulation engine. The browser sends an HTTP request to the FastAPI server, which validates the request, calls the simulation engine, validates the output model, and returns JSON with inline SVG charts.</w:t>
+      </w:r>
+    </w:p>
+    <w:p>
+      <w:pPr>
+        <w:jc w:val="left"/>
+      </w:pPr>
+      <w:r>
+        <w:rPr>
+          <w:rFonts w:ascii="Courier New" w:hAnsi="Courier New"/>
+          <w:sz w:val="16"/>
+        </w:rPr>
+        <w:t>────────────────────────────────────────────────────────────</w:t>
+        <w:br/>
+      </w:r>
+      <w:r>
+        <w:rPr>
+          <w:rFonts w:ascii="Courier New" w:hAnsi="Courier New"/>
+          <w:sz w:val="16"/>
+        </w:rPr>
+        <w:t>flowchart LR</w:t>
+        <w:br/>
+      </w:r>
+      <w:r>
+        <w:rPr>
+          <w:rFonts w:ascii="Courier New" w:hAnsi="Courier New"/>
+          <w:sz w:val="16"/>
+        </w:rPr>
+        <w:t xml:space="preserve">    UI["Browser UI (app.js)"] --&gt; HR["HTTP Request POST /api/simulations"]</w:t>
+        <w:br/>
+      </w:r>
+      <w:r>
+        <w:rPr>
+          <w:rFonts w:ascii="Courier New" w:hAnsi="Courier New"/>
+          <w:sz w:val="16"/>
+        </w:rPr>
+        <w:t xml:space="preserve">    HR --&gt; FR["FastAPI Route (api.py)"]</w:t>
+        <w:br/>
+      </w:r>
+      <w:r>
+        <w:rPr>
+          <w:rFonts w:ascii="Courier New" w:hAnsi="Courier New"/>
+          <w:sz w:val="16"/>
+        </w:rPr>
+        <w:t xml:space="preserve">    FR --&gt; SL["Service Layer (service.py)"]</w:t>
+        <w:br/>
+      </w:r>
+      <w:r>
+        <w:rPr>
+          <w:rFonts w:ascii="Courier New" w:hAnsi="Courier New"/>
+          <w:sz w:val="16"/>
+        </w:rPr>
+        <w:t xml:space="preserve">    SL --&gt; SE["Simulation Engine (demo.run_fixture)"]</w:t>
+        <w:br/>
+      </w:r>
+      <w:r>
+        <w:rPr>
+          <w:rFonts w:ascii="Courier New" w:hAnsi="Courier New"/>
+          <w:sz w:val="16"/>
+        </w:rPr>
+        <w:t xml:space="preserve">    SE --&gt; MV["Model Validator (model.py)"]</w:t>
+        <w:br/>
+      </w:r>
+      <w:r>
+        <w:rPr>
+          <w:rFonts w:ascii="Courier New" w:hAnsi="Courier New"/>
+          <w:sz w:val="16"/>
+        </w:rPr>
+        <w:t xml:space="preserve">    MV --&gt; JR["JSON Response (workload, metrics, incidents)"]</w:t>
+        <w:br/>
+      </w:r>
+      <w:r>
+        <w:rPr>
+          <w:rFonts w:ascii="Courier New" w:hAnsi="Courier New"/>
+          <w:sz w:val="16"/>
+        </w:rPr>
+        <w:t xml:space="preserve">    JR --&gt; CH["Charts (inline SVG)"]</w:t>
+        <w:br/>
+      </w:r>
+      <w:r>
+        <w:rPr>
+          <w:rFonts w:ascii="Courier New" w:hAnsi="Courier New"/>
+          <w:sz w:val="16"/>
+        </w:rPr>
+        <w:t xml:space="preserve">    CH --&gt; RU["Render in UI (index.html)"]</w:t>
+        <w:br/>
+      </w:r>
+      <w:r>
+        <w:rPr>
+          <w:rFonts w:ascii="Courier New" w:hAnsi="Courier New"/>
+          <w:sz w:val="16"/>
+        </w:rPr>
+        <w:t xml:space="preserve">    JR -.-&gt;|"JSON + SVG"| UI</w:t>
+        <w:br/>
+      </w:r>
+      <w:r>
+        <w:rPr>
+          <w:rFonts w:ascii="Courier New" w:hAnsi="Courier New"/>
+          <w:sz w:val="16"/>
+        </w:rPr>
+        <w:t>────────────────────────────────────────────────────────────</w:t>
       </w:r>
     </w:p>
     <w:p>
@@ -3715,106 +4585,6 @@
       </w:pPr>
       <w:r>
         <w:rPr>
-          <w:rFonts w:ascii="Times New Roman" w:hAnsi="Times New Roman"/>
-          <w:b/>
-          <w:i/>
-          <w:sz w:val="20"/>
-        </w:rPr>
-        <w:t>Figure 5. Degradation detection and diagnosis workflow</w:t>
-      </w:r>
-    </w:p>
-    <w:p>
-      <w:pPr>
-        <w:jc w:val="center"/>
-      </w:pPr>
-      <w:r>
-        <w:rPr>
-          <w:i/>
-          <w:sz w:val="20"/>
-        </w:rPr>
-        <w:t>Figure 6. Verification, acceptance, and rollback workflow</w:t>
-      </w:r>
-    </w:p>
-    <w:p>
-      <w:pPr>
-        <w:pStyle w:val="Heading2"/>
-      </w:pPr>
-      <w:r>
-        <w:t>12.4 Self-Healing Loop Workflow</w:t>
-      </w:r>
-    </w:p>
-    <w:p>
-      <w:r>
-        <w:rPr>
-          <w:b w:val="0"/>
-          <w:i w:val="0"/>
-        </w:rPr>
-        <w:t>Figure 3 presents the complete self-healing controller workflow for one trace, showing the cycle from workload generation through simulation, monitoring, detection, diagnosis, action selection, verification, and the three possible outcomes (accepted, rejected, inconclusive), with the safe fallback after two consecutive failures.</w:t>
-      </w:r>
-    </w:p>
-    <w:p>
-      <w:pPr>
-        <w:jc w:val="center"/>
-      </w:pPr>
-      <w:r>
-        <w:rPr>
-          <w:rFonts w:ascii="Times New Roman" w:hAnsi="Times New Roman"/>
-          <w:b/>
-          <w:i/>
-          <w:sz w:val="20"/>
-        </w:rPr>
-        <w:t>Figure 6. Verification, acceptance, and rollback workflow</w:t>
-      </w:r>
-    </w:p>
-    <w:p>
-      <w:pPr>
-        <w:jc w:val="center"/>
-      </w:pPr>
-      <w:r>
-        <w:rPr>
-          <w:i/>
-          <w:sz w:val="20"/>
-        </w:rPr>
-        <w:t>Figure 3. Self-healing controller workflow (one trace)</w:t>
-      </w:r>
-    </w:p>
-    <w:p>
-      <w:pPr>
-        <w:pStyle w:val="Heading2"/>
-      </w:pPr>
-      <w:r>
-        <w:t>12.5 Frontend-to-Backend Execution Flow</w:t>
-      </w:r>
-    </w:p>
-    <w:p>
-      <w:r>
-        <w:rPr>
-          <w:b w:val="0"/>
-          <w:i w:val="0"/>
-        </w:rPr>
-        <w:t>Figure 7 shows how the interactive web console invokes the simulation engine. The browser sends an HTTP request to the FastAPI server, which validates the request, calls the simulation engine, validates the output model, and returns JSON with inline SVG charts.</w:t>
-      </w:r>
-    </w:p>
-    <w:p>
-      <w:pPr>
-        <w:jc w:val="center"/>
-      </w:pPr>
-      <w:r>
-        <w:rPr>
-          <w:rFonts w:ascii="Times New Roman" w:hAnsi="Times New Roman"/>
-          <w:b/>
-          <w:i/>
-          <w:sz w:val="20"/>
-        </w:rPr>
-        <w:t>Figure 7. Frontend-to-backend simulation execution flow</w:t>
-      </w:r>
-    </w:p>
-    <w:p>
-      <w:pPr>
-        <w:jc w:val="center"/>
-      </w:pPr>
-      <w:r>
-        <w:rPr>
           <w:i/>
           <w:sz w:val="20"/>
         </w:rPr>
@@ -3868,21 +4638,21 @@
     <w:tbl>
       <w:tblPr>
         <w:tblStyle w:val="TableGrid"/>
-        <w:tblW w:type="auto" w:w="0"/>
+        <w:tblW w:type="dxa" w:w="15920000"/>
         <w:jc w:val="center"/>
         <w:tblLook w:firstColumn="1" w:firstRow="1" w:lastColumn="0" w:lastRow="0" w:noHBand="0" w:noVBand="1" w:val="04A0"/>
       </w:tblPr>
       <w:tblGrid>
-        <w:gridCol w:w="1872"/>
-        <w:gridCol w:w="1872"/>
-        <w:gridCol w:w="1872"/>
-        <w:gridCol w:w="1872"/>
-        <w:gridCol w:w="1872"/>
+        <w:gridCol w:w="3519157"/>
+        <w:gridCol w:w="1508210"/>
+        <w:gridCol w:w="4859789"/>
+        <w:gridCol w:w="3184000"/>
+        <w:gridCol w:w="2848842"/>
       </w:tblGrid>
       <w:tr>
         <w:tc>
           <w:tcPr>
-            <w:tcW w:type="dxa" w:w="1872"/>
+            <w:tcW w:type="dxa" w:w="3519157"/>
             <w:shd w:fill="D9D9D9"/>
           </w:tcPr>
           <w:p>
@@ -3900,7 +4670,7 @@
         </w:tc>
         <w:tc>
           <w:tcPr>
-            <w:tcW w:type="dxa" w:w="1872"/>
+            <w:tcW w:type="dxa" w:w="1508210"/>
             <w:shd w:fill="D9D9D9"/>
           </w:tcPr>
           <w:p>
@@ -3918,7 +4688,7 @@
         </w:tc>
         <w:tc>
           <w:tcPr>
-            <w:tcW w:type="dxa" w:w="1872"/>
+            <w:tcW w:type="dxa" w:w="4859789"/>
             <w:shd w:fill="D9D9D9"/>
           </w:tcPr>
           <w:p>
@@ -3936,7 +4706,7 @@
         </w:tc>
         <w:tc>
           <w:tcPr>
-            <w:tcW w:type="dxa" w:w="1872"/>
+            <w:tcW w:type="dxa" w:w="3184000"/>
             <w:shd w:fill="D9D9D9"/>
           </w:tcPr>
           <w:p>
@@ -3954,7 +4724,7 @@
         </w:tc>
         <w:tc>
           <w:tcPr>
-            <w:tcW w:type="dxa" w:w="1872"/>
+            <w:tcW w:type="dxa" w:w="2848842"/>
             <w:shd w:fill="D9D9D9"/>
           </w:tcPr>
           <w:p>
@@ -3974,7 +4744,7 @@
       <w:tr>
         <w:tc>
           <w:tcPr>
-            <w:tcW w:type="dxa" w:w="1872"/>
+            <w:tcW w:type="dxa" w:w="3519157"/>
           </w:tcPr>
           <w:p>
             <w:r>
@@ -3987,7 +4757,7 @@
         </w:tc>
         <w:tc>
           <w:tcPr>
-            <w:tcW w:type="dxa" w:w="1872"/>
+            <w:tcW w:type="dxa" w:w="1508210"/>
           </w:tcPr>
           <w:p>
             <w:r>
@@ -4000,7 +4770,7 @@
         </w:tc>
         <w:tc>
           <w:tcPr>
-            <w:tcW w:type="dxa" w:w="1872"/>
+            <w:tcW w:type="dxa" w:w="4859789"/>
           </w:tcPr>
           <w:p>
             <w:r>
@@ -4013,7 +4783,7 @@
         </w:tc>
         <w:tc>
           <w:tcPr>
-            <w:tcW w:type="dxa" w:w="1872"/>
+            <w:tcW w:type="dxa" w:w="3184000"/>
           </w:tcPr>
           <w:p>
             <w:r>
@@ -4026,7 +4796,7 @@
         </w:tc>
         <w:tc>
           <w:tcPr>
-            <w:tcW w:type="dxa" w:w="1872"/>
+            <w:tcW w:type="dxa" w:w="2848842"/>
           </w:tcPr>
           <w:p>
             <w:r>
@@ -4041,7 +4811,7 @@
       <w:tr>
         <w:tc>
           <w:tcPr>
-            <w:tcW w:type="dxa" w:w="1872"/>
+            <w:tcW w:type="dxa" w:w="3519157"/>
           </w:tcPr>
           <w:p>
             <w:r>
@@ -4054,7 +4824,7 @@
         </w:tc>
         <w:tc>
           <w:tcPr>
-            <w:tcW w:type="dxa" w:w="1872"/>
+            <w:tcW w:type="dxa" w:w="1508210"/>
           </w:tcPr>
           <w:p>
             <w:r>
@@ -4067,7 +4837,7 @@
         </w:tc>
         <w:tc>
           <w:tcPr>
-            <w:tcW w:type="dxa" w:w="1872"/>
+            <w:tcW w:type="dxa" w:w="4859789"/>
           </w:tcPr>
           <w:p>
             <w:r>
@@ -4080,7 +4850,7 @@
         </w:tc>
         <w:tc>
           <w:tcPr>
-            <w:tcW w:type="dxa" w:w="1872"/>
+            <w:tcW w:type="dxa" w:w="3184000"/>
           </w:tcPr>
           <w:p>
             <w:r>
@@ -4093,7 +4863,7 @@
         </w:tc>
         <w:tc>
           <w:tcPr>
-            <w:tcW w:type="dxa" w:w="1872"/>
+            <w:tcW w:type="dxa" w:w="2848842"/>
           </w:tcPr>
           <w:p>
             <w:r>
@@ -4108,7 +4878,7 @@
       <w:tr>
         <w:tc>
           <w:tcPr>
-            <w:tcW w:type="dxa" w:w="1872"/>
+            <w:tcW w:type="dxa" w:w="3519157"/>
           </w:tcPr>
           <w:p>
             <w:r>
@@ -4121,7 +4891,7 @@
         </w:tc>
         <w:tc>
           <w:tcPr>
-            <w:tcW w:type="dxa" w:w="1872"/>
+            <w:tcW w:type="dxa" w:w="1508210"/>
           </w:tcPr>
           <w:p>
             <w:r>
@@ -4134,7 +4904,7 @@
         </w:tc>
         <w:tc>
           <w:tcPr>
-            <w:tcW w:type="dxa" w:w="1872"/>
+            <w:tcW w:type="dxa" w:w="4859789"/>
           </w:tcPr>
           <w:p>
             <w:r>
@@ -4147,7 +4917,7 @@
         </w:tc>
         <w:tc>
           <w:tcPr>
-            <w:tcW w:type="dxa" w:w="1872"/>
+            <w:tcW w:type="dxa" w:w="3184000"/>
           </w:tcPr>
           <w:p>
             <w:r>
@@ -4160,7 +4930,7 @@
         </w:tc>
         <w:tc>
           <w:tcPr>
-            <w:tcW w:type="dxa" w:w="1872"/>
+            <w:tcW w:type="dxa" w:w="2848842"/>
           </w:tcPr>
           <w:p>
             <w:r>
@@ -4175,7 +4945,7 @@
       <w:tr>
         <w:tc>
           <w:tcPr>
-            <w:tcW w:type="dxa" w:w="1872"/>
+            <w:tcW w:type="dxa" w:w="3519157"/>
           </w:tcPr>
           <w:p>
             <w:r>
@@ -4188,7 +4958,7 @@
         </w:tc>
         <w:tc>
           <w:tcPr>
-            <w:tcW w:type="dxa" w:w="1872"/>
+            <w:tcW w:type="dxa" w:w="1508210"/>
           </w:tcPr>
           <w:p>
             <w:r>
@@ -4201,7 +4971,7 @@
         </w:tc>
         <w:tc>
           <w:tcPr>
-            <w:tcW w:type="dxa" w:w="1872"/>
+            <w:tcW w:type="dxa" w:w="4859789"/>
           </w:tcPr>
           <w:p>
             <w:r>
@@ -4214,7 +4984,7 @@
         </w:tc>
         <w:tc>
           <w:tcPr>
-            <w:tcW w:type="dxa" w:w="1872"/>
+            <w:tcW w:type="dxa" w:w="3184000"/>
           </w:tcPr>
           <w:p>
             <w:r>
@@ -4227,7 +4997,7 @@
         </w:tc>
         <w:tc>
           <w:tcPr>
-            <w:tcW w:type="dxa" w:w="1872"/>
+            <w:tcW w:type="dxa" w:w="2848842"/>
           </w:tcPr>
           <w:p>
             <w:r>
@@ -4242,7 +5012,7 @@
       <w:tr>
         <w:tc>
           <w:tcPr>
-            <w:tcW w:type="dxa" w:w="1872"/>
+            <w:tcW w:type="dxa" w:w="3519157"/>
           </w:tcPr>
           <w:p>
             <w:r>
@@ -4255,7 +5025,7 @@
         </w:tc>
         <w:tc>
           <w:tcPr>
-            <w:tcW w:type="dxa" w:w="1872"/>
+            <w:tcW w:type="dxa" w:w="1508210"/>
           </w:tcPr>
           <w:p>
             <w:r>
@@ -4268,7 +5038,7 @@
         </w:tc>
         <w:tc>
           <w:tcPr>
-            <w:tcW w:type="dxa" w:w="1872"/>
+            <w:tcW w:type="dxa" w:w="4859789"/>
           </w:tcPr>
           <w:p>
             <w:r>
@@ -4281,7 +5051,7 @@
         </w:tc>
         <w:tc>
           <w:tcPr>
-            <w:tcW w:type="dxa" w:w="1872"/>
+            <w:tcW w:type="dxa" w:w="3184000"/>
           </w:tcPr>
           <w:p>
             <w:r>
@@ -4294,7 +5064,7 @@
         </w:tc>
         <w:tc>
           <w:tcPr>
-            <w:tcW w:type="dxa" w:w="1872"/>
+            <w:tcW w:type="dxa" w:w="2848842"/>
           </w:tcPr>
           <w:p>
             <w:r>
@@ -4309,7 +5079,7 @@
       <w:tr>
         <w:tc>
           <w:tcPr>
-            <w:tcW w:type="dxa" w:w="1872"/>
+            <w:tcW w:type="dxa" w:w="3519157"/>
           </w:tcPr>
           <w:p>
             <w:r>
@@ -4322,7 +5092,7 @@
         </w:tc>
         <w:tc>
           <w:tcPr>
-            <w:tcW w:type="dxa" w:w="1872"/>
+            <w:tcW w:type="dxa" w:w="1508210"/>
           </w:tcPr>
           <w:p>
             <w:r>
@@ -4335,7 +5105,7 @@
         </w:tc>
         <w:tc>
           <w:tcPr>
-            <w:tcW w:type="dxa" w:w="1872"/>
+            <w:tcW w:type="dxa" w:w="4859789"/>
           </w:tcPr>
           <w:p>
             <w:r>
@@ -4348,7 +5118,7 @@
         </w:tc>
         <w:tc>
           <w:tcPr>
-            <w:tcW w:type="dxa" w:w="1872"/>
+            <w:tcW w:type="dxa" w:w="3184000"/>
           </w:tcPr>
           <w:p>
             <w:r>
@@ -4361,7 +5131,7 @@
         </w:tc>
         <w:tc>
           <w:tcPr>
-            <w:tcW w:type="dxa" w:w="1872"/>
+            <w:tcW w:type="dxa" w:w="2848842"/>
           </w:tcPr>
           <w:p>
             <w:r>
@@ -4376,7 +5146,7 @@
       <w:tr>
         <w:tc>
           <w:tcPr>
-            <w:tcW w:type="dxa" w:w="1872"/>
+            <w:tcW w:type="dxa" w:w="3519157"/>
           </w:tcPr>
           <w:p>
             <w:r>
@@ -4389,7 +5159,7 @@
         </w:tc>
         <w:tc>
           <w:tcPr>
-            <w:tcW w:type="dxa" w:w="1872"/>
+            <w:tcW w:type="dxa" w:w="1508210"/>
           </w:tcPr>
           <w:p>
             <w:r>
@@ -4402,7 +5172,7 @@
         </w:tc>
         <w:tc>
           <w:tcPr>
-            <w:tcW w:type="dxa" w:w="1872"/>
+            <w:tcW w:type="dxa" w:w="4859789"/>
           </w:tcPr>
           <w:p>
             <w:r>
@@ -4415,7 +5185,7 @@
         </w:tc>
         <w:tc>
           <w:tcPr>
-            <w:tcW w:type="dxa" w:w="1872"/>
+            <w:tcW w:type="dxa" w:w="3184000"/>
           </w:tcPr>
           <w:p>
             <w:r>
@@ -4428,7 +5198,7 @@
         </w:tc>
         <w:tc>
           <w:tcPr>
-            <w:tcW w:type="dxa" w:w="1872"/>
+            <w:tcW w:type="dxa" w:w="2848842"/>
           </w:tcPr>
           <w:p>
             <w:r>
@@ -4591,18 +5361,18 @@
     <w:tbl>
       <w:tblPr>
         <w:tblStyle w:val="TableGrid"/>
-        <w:tblW w:type="auto" w:w="0"/>
+        <w:tblW w:type="dxa" w:w="15920000"/>
         <w:jc w:val="center"/>
         <w:tblLook w:firstColumn="1" w:firstRow="1" w:lastColumn="0" w:lastRow="0" w:noHBand="0" w:noVBand="1" w:val="04A0"/>
       </w:tblPr>
       <w:tblGrid>
-        <w:gridCol w:w="4680"/>
-        <w:gridCol w:w="4680"/>
+        <w:gridCol w:w="8756000"/>
+        <w:gridCol w:w="7164000"/>
       </w:tblGrid>
       <w:tr>
         <w:tc>
           <w:tcPr>
-            <w:tcW w:type="dxa" w:w="4680"/>
+            <w:tcW w:type="dxa" w:w="8756000"/>
             <w:shd w:fill="D9D9D9"/>
           </w:tcPr>
           <w:p>
@@ -4620,7 +5390,7 @@
         </w:tc>
         <w:tc>
           <w:tcPr>
-            <w:tcW w:type="dxa" w:w="4680"/>
+            <w:tcW w:type="dxa" w:w="7164000"/>
             <w:shd w:fill="D9D9D9"/>
           </w:tcPr>
           <w:p>
@@ -4640,7 +5410,7 @@
       <w:tr>
         <w:tc>
           <w:tcPr>
-            <w:tcW w:type="dxa" w:w="4680"/>
+            <w:tcW w:type="dxa" w:w="8756000"/>
           </w:tcPr>
           <w:p>
             <w:r>
@@ -4653,7 +5423,7 @@
         </w:tc>
         <w:tc>
           <w:tcPr>
-            <w:tcW w:type="dxa" w:w="4680"/>
+            <w:tcW w:type="dxa" w:w="7164000"/>
           </w:tcPr>
           <w:p>
             <w:r>
@@ -4668,7 +5438,7 @@
       <w:tr>
         <w:tc>
           <w:tcPr>
-            <w:tcW w:type="dxa" w:w="4680"/>
+            <w:tcW w:type="dxa" w:w="8756000"/>
           </w:tcPr>
           <w:p>
             <w:r>
@@ -4681,7 +5451,7 @@
         </w:tc>
         <w:tc>
           <w:tcPr>
-            <w:tcW w:type="dxa" w:w="4680"/>
+            <w:tcW w:type="dxa" w:w="7164000"/>
           </w:tcPr>
           <w:p>
             <w:r>
@@ -4696,7 +5466,7 @@
       <w:tr>
         <w:tc>
           <w:tcPr>
-            <w:tcW w:type="dxa" w:w="4680"/>
+            <w:tcW w:type="dxa" w:w="8756000"/>
           </w:tcPr>
           <w:p>
             <w:r>
@@ -4709,7 +5479,7 @@
         </w:tc>
         <w:tc>
           <w:tcPr>
-            <w:tcW w:type="dxa" w:w="4680"/>
+            <w:tcW w:type="dxa" w:w="7164000"/>
           </w:tcPr>
           <w:p>
             <w:r>
@@ -4724,7 +5494,7 @@
       <w:tr>
         <w:tc>
           <w:tcPr>
-            <w:tcW w:type="dxa" w:w="4680"/>
+            <w:tcW w:type="dxa" w:w="8756000"/>
           </w:tcPr>
           <w:p>
             <w:r>
@@ -4737,7 +5507,7 @@
         </w:tc>
         <w:tc>
           <w:tcPr>
-            <w:tcW w:type="dxa" w:w="4680"/>
+            <w:tcW w:type="dxa" w:w="7164000"/>
           </w:tcPr>
           <w:p>
             <w:r>
@@ -4752,7 +5522,7 @@
       <w:tr>
         <w:tc>
           <w:tcPr>
-            <w:tcW w:type="dxa" w:w="4680"/>
+            <w:tcW w:type="dxa" w:w="8756000"/>
           </w:tcPr>
           <w:p>
             <w:r>
@@ -4765,7 +5535,7 @@
         </w:tc>
         <w:tc>
           <w:tcPr>
-            <w:tcW w:type="dxa" w:w="4680"/>
+            <w:tcW w:type="dxa" w:w="7164000"/>
           </w:tcPr>
           <w:p>
             <w:r>
@@ -4780,7 +5550,7 @@
       <w:tr>
         <w:tc>
           <w:tcPr>
-            <w:tcW w:type="dxa" w:w="4680"/>
+            <w:tcW w:type="dxa" w:w="8756000"/>
           </w:tcPr>
           <w:p>
             <w:r>
@@ -4793,7 +5563,7 @@
         </w:tc>
         <w:tc>
           <w:tcPr>
-            <w:tcW w:type="dxa" w:w="4680"/>
+            <w:tcW w:type="dxa" w:w="7164000"/>
           </w:tcPr>
           <w:p>
             <w:r>
@@ -4808,7 +5578,7 @@
       <w:tr>
         <w:tc>
           <w:tcPr>
-            <w:tcW w:type="dxa" w:w="4680"/>
+            <w:tcW w:type="dxa" w:w="8756000"/>
           </w:tcPr>
           <w:p>
             <w:r>
@@ -4821,7 +5591,7 @@
         </w:tc>
         <w:tc>
           <w:tcPr>
-            <w:tcW w:type="dxa" w:w="4680"/>
+            <w:tcW w:type="dxa" w:w="7164000"/>
           </w:tcPr>
           <w:p>
             <w:r>
@@ -4836,7 +5606,7 @@
       <w:tr>
         <w:tc>
           <w:tcPr>
-            <w:tcW w:type="dxa" w:w="4680"/>
+            <w:tcW w:type="dxa" w:w="8756000"/>
           </w:tcPr>
           <w:p>
             <w:r>
@@ -4849,7 +5619,7 @@
         </w:tc>
         <w:tc>
           <w:tcPr>
-            <w:tcW w:type="dxa" w:w="4680"/>
+            <w:tcW w:type="dxa" w:w="7164000"/>
           </w:tcPr>
           <w:p>
             <w:r>
@@ -4864,7 +5634,7 @@
       <w:tr>
         <w:tc>
           <w:tcPr>
-            <w:tcW w:type="dxa" w:w="4680"/>
+            <w:tcW w:type="dxa" w:w="8756000"/>
           </w:tcPr>
           <w:p>
             <w:r>
@@ -4877,7 +5647,7 @@
         </w:tc>
         <w:tc>
           <w:tcPr>
-            <w:tcW w:type="dxa" w:w="4680"/>
+            <w:tcW w:type="dxa" w:w="7164000"/>
           </w:tcPr>
           <w:p>
             <w:r>
@@ -4892,7 +5662,7 @@
       <w:tr>
         <w:tc>
           <w:tcPr>
-            <w:tcW w:type="dxa" w:w="4680"/>
+            <w:tcW w:type="dxa" w:w="8756000"/>
           </w:tcPr>
           <w:p>
             <w:r>
@@ -4905,7 +5675,7 @@
         </w:tc>
         <w:tc>
           <w:tcPr>
-            <w:tcW w:type="dxa" w:w="4680"/>
+            <w:tcW w:type="dxa" w:w="7164000"/>
           </w:tcPr>
           <w:p>
             <w:r>
@@ -4920,7 +5690,7 @@
       <w:tr>
         <w:tc>
           <w:tcPr>
-            <w:tcW w:type="dxa" w:w="4680"/>
+            <w:tcW w:type="dxa" w:w="8756000"/>
           </w:tcPr>
           <w:p>
             <w:r>
@@ -4933,7 +5703,7 @@
         </w:tc>
         <w:tc>
           <w:tcPr>
-            <w:tcW w:type="dxa" w:w="4680"/>
+            <w:tcW w:type="dxa" w:w="7164000"/>
           </w:tcPr>
           <w:p>
             <w:r>
@@ -4948,7 +5718,7 @@
       <w:tr>
         <w:tc>
           <w:tcPr>
-            <w:tcW w:type="dxa" w:w="4680"/>
+            <w:tcW w:type="dxa" w:w="8756000"/>
           </w:tcPr>
           <w:p>
             <w:r>
@@ -4961,7 +5731,7 @@
         </w:tc>
         <w:tc>
           <w:tcPr>
-            <w:tcW w:type="dxa" w:w="4680"/>
+            <w:tcW w:type="dxa" w:w="7164000"/>
           </w:tcPr>
           <w:p>
             <w:r>
@@ -4976,7 +5746,7 @@
       <w:tr>
         <w:tc>
           <w:tcPr>
-            <w:tcW w:type="dxa" w:w="4680"/>
+            <w:tcW w:type="dxa" w:w="8756000"/>
           </w:tcPr>
           <w:p>
             <w:r>
@@ -4989,7 +5759,7 @@
         </w:tc>
         <w:tc>
           <w:tcPr>
-            <w:tcW w:type="dxa" w:w="4680"/>
+            <w:tcW w:type="dxa" w:w="7164000"/>
           </w:tcPr>
           <w:p>
             <w:r>
@@ -5004,7 +5774,7 @@
       <w:tr>
         <w:tc>
           <w:tcPr>
-            <w:tcW w:type="dxa" w:w="4680"/>
+            <w:tcW w:type="dxa" w:w="8756000"/>
           </w:tcPr>
           <w:p>
             <w:r>
@@ -5017,7 +5787,7 @@
         </w:tc>
         <w:tc>
           <w:tcPr>
-            <w:tcW w:type="dxa" w:w="4680"/>
+            <w:tcW w:type="dxa" w:w="7164000"/>
           </w:tcPr>
           <w:p>
             <w:r>
@@ -5032,7 +5802,7 @@
       <w:tr>
         <w:tc>
           <w:tcPr>
-            <w:tcW w:type="dxa" w:w="4680"/>
+            <w:tcW w:type="dxa" w:w="8756000"/>
           </w:tcPr>
           <w:p>
             <w:r>
@@ -5045,7 +5815,7 @@
         </w:tc>
         <w:tc>
           <w:tcPr>
-            <w:tcW w:type="dxa" w:w="4680"/>
+            <w:tcW w:type="dxa" w:w="7164000"/>
           </w:tcPr>
           <w:p>
             <w:r>
@@ -5060,7 +5830,7 @@
       <w:tr>
         <w:tc>
           <w:tcPr>
-            <w:tcW w:type="dxa" w:w="4680"/>
+            <w:tcW w:type="dxa" w:w="8756000"/>
           </w:tcPr>
           <w:p>
             <w:r>
@@ -5073,7 +5843,7 @@
         </w:tc>
         <w:tc>
           <w:tcPr>
-            <w:tcW w:type="dxa" w:w="4680"/>
+            <w:tcW w:type="dxa" w:w="7164000"/>
           </w:tcPr>
           <w:p>
             <w:r>
@@ -5088,7 +5858,7 @@
       <w:tr>
         <w:tc>
           <w:tcPr>
-            <w:tcW w:type="dxa" w:w="4680"/>
+            <w:tcW w:type="dxa" w:w="8756000"/>
           </w:tcPr>
           <w:p>
             <w:r>
@@ -5101,7 +5871,7 @@
         </w:tc>
         <w:tc>
           <w:tcPr>
-            <w:tcW w:type="dxa" w:w="4680"/>
+            <w:tcW w:type="dxa" w:w="7164000"/>
           </w:tcPr>
           <w:p>
             <w:r>
@@ -5116,7 +5886,7 @@
       <w:tr>
         <w:tc>
           <w:tcPr>
-            <w:tcW w:type="dxa" w:w="4680"/>
+            <w:tcW w:type="dxa" w:w="8756000"/>
           </w:tcPr>
           <w:p>
             <w:r>
@@ -5129,7 +5899,7 @@
         </w:tc>
         <w:tc>
           <w:tcPr>
-            <w:tcW w:type="dxa" w:w="4680"/>
+            <w:tcW w:type="dxa" w:w="7164000"/>
           </w:tcPr>
           <w:p>
             <w:r>
@@ -5144,7 +5914,7 @@
       <w:tr>
         <w:tc>
           <w:tcPr>
-            <w:tcW w:type="dxa" w:w="4680"/>
+            <w:tcW w:type="dxa" w:w="8756000"/>
           </w:tcPr>
           <w:p>
             <w:r>
@@ -5157,7 +5927,7 @@
         </w:tc>
         <w:tc>
           <w:tcPr>
-            <w:tcW w:type="dxa" w:w="4680"/>
+            <w:tcW w:type="dxa" w:w="7164000"/>
           </w:tcPr>
           <w:p>
             <w:r>
@@ -5172,7 +5942,7 @@
       <w:tr>
         <w:tc>
           <w:tcPr>
-            <w:tcW w:type="dxa" w:w="4680"/>
+            <w:tcW w:type="dxa" w:w="8756000"/>
           </w:tcPr>
           <w:p>
             <w:r>
@@ -5185,7 +5955,7 @@
         </w:tc>
         <w:tc>
           <w:tcPr>
-            <w:tcW w:type="dxa" w:w="4680"/>
+            <w:tcW w:type="dxa" w:w="7164000"/>
           </w:tcPr>
           <w:p>
             <w:r>
@@ -5200,7 +5970,7 @@
       <w:tr>
         <w:tc>
           <w:tcPr>
-            <w:tcW w:type="dxa" w:w="4680"/>
+            <w:tcW w:type="dxa" w:w="8756000"/>
           </w:tcPr>
           <w:p>
             <w:r>
@@ -5213,7 +5983,7 @@
         </w:tc>
         <w:tc>
           <w:tcPr>
-            <w:tcW w:type="dxa" w:w="4680"/>
+            <w:tcW w:type="dxa" w:w="7164000"/>
           </w:tcPr>
           <w:p>
             <w:r>
@@ -5228,7 +5998,7 @@
       <w:tr>
         <w:tc>
           <w:tcPr>
-            <w:tcW w:type="dxa" w:w="4680"/>
+            <w:tcW w:type="dxa" w:w="8756000"/>
           </w:tcPr>
           <w:p>
             <w:r>
@@ -5241,7 +6011,7 @@
         </w:tc>
         <w:tc>
           <w:tcPr>
-            <w:tcW w:type="dxa" w:w="4680"/>
+            <w:tcW w:type="dxa" w:w="7164000"/>
           </w:tcPr>
           <w:p>
             <w:r>
@@ -5293,21 +6063,21 @@
     <w:tbl>
       <w:tblPr>
         <w:tblStyle w:val="TableGrid"/>
-        <w:tblW w:type="auto" w:w="0"/>
+        <w:tblW w:type="dxa" w:w="15920000"/>
         <w:jc w:val="center"/>
         <w:tblLook w:firstColumn="1" w:firstRow="1" w:lastColumn="0" w:lastRow="0" w:noHBand="0" w:noVBand="1" w:val="04A0"/>
       </w:tblPr>
       <w:tblGrid>
-        <w:gridCol w:w="1872"/>
-        <w:gridCol w:w="1872"/>
-        <w:gridCol w:w="1872"/>
-        <w:gridCol w:w="1872"/>
-        <w:gridCol w:w="1872"/>
+        <w:gridCol w:w="2740327"/>
+        <w:gridCol w:w="4828196"/>
+        <w:gridCol w:w="4436721"/>
+        <w:gridCol w:w="1826885"/>
+        <w:gridCol w:w="2087868"/>
       </w:tblGrid>
       <w:tr>
         <w:tc>
           <w:tcPr>
-            <w:tcW w:type="dxa" w:w="1872"/>
+            <w:tcW w:type="dxa" w:w="2740327"/>
             <w:shd w:fill="D9D9D9"/>
           </w:tcPr>
           <w:p>
@@ -5325,7 +6095,7 @@
         </w:tc>
         <w:tc>
           <w:tcPr>
-            <w:tcW w:type="dxa" w:w="1872"/>
+            <w:tcW w:type="dxa" w:w="4828196"/>
             <w:shd w:fill="D9D9D9"/>
           </w:tcPr>
           <w:p>
@@ -5343,7 +6113,7 @@
         </w:tc>
         <w:tc>
           <w:tcPr>
-            <w:tcW w:type="dxa" w:w="1872"/>
+            <w:tcW w:type="dxa" w:w="4436721"/>
             <w:shd w:fill="D9D9D9"/>
           </w:tcPr>
           <w:p>
@@ -5361,7 +6131,7 @@
         </w:tc>
         <w:tc>
           <w:tcPr>
-            <w:tcW w:type="dxa" w:w="1872"/>
+            <w:tcW w:type="dxa" w:w="1826885"/>
             <w:shd w:fill="D9D9D9"/>
           </w:tcPr>
           <w:p>
@@ -5379,7 +6149,7 @@
         </w:tc>
         <w:tc>
           <w:tcPr>
-            <w:tcW w:type="dxa" w:w="1872"/>
+            <w:tcW w:type="dxa" w:w="2087868"/>
             <w:shd w:fill="D9D9D9"/>
           </w:tcPr>
           <w:p>
@@ -5399,7 +6169,7 @@
       <w:tr>
         <w:tc>
           <w:tcPr>
-            <w:tcW w:type="dxa" w:w="1872"/>
+            <w:tcW w:type="dxa" w:w="2740327"/>
           </w:tcPr>
           <w:p>
             <w:r>
@@ -5412,7 +6182,7 @@
         </w:tc>
         <w:tc>
           <w:tcPr>
-            <w:tcW w:type="dxa" w:w="1872"/>
+            <w:tcW w:type="dxa" w:w="4828196"/>
           </w:tcPr>
           <w:p>
             <w:r>
@@ -5425,7 +6195,7 @@
         </w:tc>
         <w:tc>
           <w:tcPr>
-            <w:tcW w:type="dxa" w:w="1872"/>
+            <w:tcW w:type="dxa" w:w="4436721"/>
           </w:tcPr>
           <w:p>
             <w:r>
@@ -5438,7 +6208,7 @@
         </w:tc>
         <w:tc>
           <w:tcPr>
-            <w:tcW w:type="dxa" w:w="1872"/>
+            <w:tcW w:type="dxa" w:w="1826885"/>
           </w:tcPr>
           <w:p>
             <w:r>
@@ -5451,7 +6221,7 @@
         </w:tc>
         <w:tc>
           <w:tcPr>
-            <w:tcW w:type="dxa" w:w="1872"/>
+            <w:tcW w:type="dxa" w:w="2087868"/>
           </w:tcPr>
           <w:p>
             <w:r>
@@ -5466,7 +6236,7 @@
       <w:tr>
         <w:tc>
           <w:tcPr>
-            <w:tcW w:type="dxa" w:w="1872"/>
+            <w:tcW w:type="dxa" w:w="2740327"/>
           </w:tcPr>
           <w:p>
             <w:r>
@@ -5479,7 +6249,7 @@
         </w:tc>
         <w:tc>
           <w:tcPr>
-            <w:tcW w:type="dxa" w:w="1872"/>
+            <w:tcW w:type="dxa" w:w="4828196"/>
           </w:tcPr>
           <w:p>
             <w:r>
@@ -5492,7 +6262,7 @@
         </w:tc>
         <w:tc>
           <w:tcPr>
-            <w:tcW w:type="dxa" w:w="1872"/>
+            <w:tcW w:type="dxa" w:w="4436721"/>
           </w:tcPr>
           <w:p>
             <w:r>
@@ -5505,7 +6275,7 @@
         </w:tc>
         <w:tc>
           <w:tcPr>
-            <w:tcW w:type="dxa" w:w="1872"/>
+            <w:tcW w:type="dxa" w:w="1826885"/>
           </w:tcPr>
           <w:p>
             <w:r>
@@ -5518,7 +6288,7 @@
         </w:tc>
         <w:tc>
           <w:tcPr>
-            <w:tcW w:type="dxa" w:w="1872"/>
+            <w:tcW w:type="dxa" w:w="2087868"/>
           </w:tcPr>
           <w:p>
             <w:r>
@@ -5533,7 +6303,7 @@
       <w:tr>
         <w:tc>
           <w:tcPr>
-            <w:tcW w:type="dxa" w:w="1872"/>
+            <w:tcW w:type="dxa" w:w="2740327"/>
           </w:tcPr>
           <w:p>
             <w:r>
@@ -5546,7 +6316,7 @@
         </w:tc>
         <w:tc>
           <w:tcPr>
-            <w:tcW w:type="dxa" w:w="1872"/>
+            <w:tcW w:type="dxa" w:w="4828196"/>
           </w:tcPr>
           <w:p>
             <w:r>
@@ -5559,7 +6329,7 @@
         </w:tc>
         <w:tc>
           <w:tcPr>
-            <w:tcW w:type="dxa" w:w="1872"/>
+            <w:tcW w:type="dxa" w:w="4436721"/>
           </w:tcPr>
           <w:p>
             <w:r>
@@ -5572,7 +6342,7 @@
         </w:tc>
         <w:tc>
           <w:tcPr>
-            <w:tcW w:type="dxa" w:w="1872"/>
+            <w:tcW w:type="dxa" w:w="1826885"/>
           </w:tcPr>
           <w:p>
             <w:r>
@@ -5585,7 +6355,7 @@
         </w:tc>
         <w:tc>
           <w:tcPr>
-            <w:tcW w:type="dxa" w:w="1872"/>
+            <w:tcW w:type="dxa" w:w="2087868"/>
           </w:tcPr>
           <w:p>
             <w:r>
@@ -5600,7 +6370,7 @@
       <w:tr>
         <w:tc>
           <w:tcPr>
-            <w:tcW w:type="dxa" w:w="1872"/>
+            <w:tcW w:type="dxa" w:w="2740327"/>
           </w:tcPr>
           <w:p>
             <w:r>
@@ -5613,7 +6383,7 @@
         </w:tc>
         <w:tc>
           <w:tcPr>
-            <w:tcW w:type="dxa" w:w="1872"/>
+            <w:tcW w:type="dxa" w:w="4828196"/>
           </w:tcPr>
           <w:p>
             <w:r>
@@ -5626,7 +6396,7 @@
         </w:tc>
         <w:tc>
           <w:tcPr>
-            <w:tcW w:type="dxa" w:w="1872"/>
+            <w:tcW w:type="dxa" w:w="4436721"/>
           </w:tcPr>
           <w:p>
             <w:r>
@@ -5639,7 +6409,7 @@
         </w:tc>
         <w:tc>
           <w:tcPr>
-            <w:tcW w:type="dxa" w:w="1872"/>
+            <w:tcW w:type="dxa" w:w="1826885"/>
           </w:tcPr>
           <w:p>
             <w:r>
@@ -5652,7 +6422,7 @@
         </w:tc>
         <w:tc>
           <w:tcPr>
-            <w:tcW w:type="dxa" w:w="1872"/>
+            <w:tcW w:type="dxa" w:w="2087868"/>
           </w:tcPr>
           <w:p>
             <w:r>
@@ -5667,7 +6437,7 @@
       <w:tr>
         <w:tc>
           <w:tcPr>
-            <w:tcW w:type="dxa" w:w="1872"/>
+            <w:tcW w:type="dxa" w:w="2740327"/>
           </w:tcPr>
           <w:p>
             <w:r>
@@ -5680,7 +6450,7 @@
         </w:tc>
         <w:tc>
           <w:tcPr>
-            <w:tcW w:type="dxa" w:w="1872"/>
+            <w:tcW w:type="dxa" w:w="4828196"/>
           </w:tcPr>
           <w:p>
             <w:r>
@@ -5693,7 +6463,7 @@
         </w:tc>
         <w:tc>
           <w:tcPr>
-            <w:tcW w:type="dxa" w:w="1872"/>
+            <w:tcW w:type="dxa" w:w="4436721"/>
           </w:tcPr>
           <w:p>
             <w:r>
@@ -5706,7 +6476,7 @@
         </w:tc>
         <w:tc>
           <w:tcPr>
-            <w:tcW w:type="dxa" w:w="1872"/>
+            <w:tcW w:type="dxa" w:w="1826885"/>
           </w:tcPr>
           <w:p>
             <w:r>
@@ -5719,7 +6489,7 @@
         </w:tc>
         <w:tc>
           <w:tcPr>
-            <w:tcW w:type="dxa" w:w="1872"/>
+            <w:tcW w:type="dxa" w:w="2087868"/>
           </w:tcPr>
           <w:p>
             <w:r>
@@ -5734,7 +6504,7 @@
       <w:tr>
         <w:tc>
           <w:tcPr>
-            <w:tcW w:type="dxa" w:w="1872"/>
+            <w:tcW w:type="dxa" w:w="2740327"/>
           </w:tcPr>
           <w:p>
             <w:r>
@@ -5747,7 +6517,7 @@
         </w:tc>
         <w:tc>
           <w:tcPr>
-            <w:tcW w:type="dxa" w:w="1872"/>
+            <w:tcW w:type="dxa" w:w="4828196"/>
           </w:tcPr>
           <w:p>
             <w:r>
@@ -5760,7 +6530,7 @@
         </w:tc>
         <w:tc>
           <w:tcPr>
-            <w:tcW w:type="dxa" w:w="1872"/>
+            <w:tcW w:type="dxa" w:w="4436721"/>
           </w:tcPr>
           <w:p>
             <w:r>
@@ -5773,7 +6543,7 @@
         </w:tc>
         <w:tc>
           <w:tcPr>
-            <w:tcW w:type="dxa" w:w="1872"/>
+            <w:tcW w:type="dxa" w:w="1826885"/>
           </w:tcPr>
           <w:p>
             <w:r>
@@ -5786,7 +6556,7 @@
         </w:tc>
         <w:tc>
           <w:tcPr>
-            <w:tcW w:type="dxa" w:w="1872"/>
+            <w:tcW w:type="dxa" w:w="2087868"/>
           </w:tcPr>
           <w:p>
             <w:r>
@@ -5801,7 +6571,7 @@
       <w:tr>
         <w:tc>
           <w:tcPr>
-            <w:tcW w:type="dxa" w:w="1872"/>
+            <w:tcW w:type="dxa" w:w="2740327"/>
           </w:tcPr>
           <w:p>
             <w:r>
@@ -5814,7 +6584,7 @@
         </w:tc>
         <w:tc>
           <w:tcPr>
-            <w:tcW w:type="dxa" w:w="1872"/>
+            <w:tcW w:type="dxa" w:w="4828196"/>
           </w:tcPr>
           <w:p>
             <w:r>
@@ -5827,7 +6597,7 @@
         </w:tc>
         <w:tc>
           <w:tcPr>
-            <w:tcW w:type="dxa" w:w="1872"/>
+            <w:tcW w:type="dxa" w:w="4436721"/>
           </w:tcPr>
           <w:p>
             <w:r>
@@ -5840,7 +6610,7 @@
         </w:tc>
         <w:tc>
           <w:tcPr>
-            <w:tcW w:type="dxa" w:w="1872"/>
+            <w:tcW w:type="dxa" w:w="1826885"/>
           </w:tcPr>
           <w:p>
             <w:r>
@@ -5853,7 +6623,7 @@
         </w:tc>
         <w:tc>
           <w:tcPr>
-            <w:tcW w:type="dxa" w:w="1872"/>
+            <w:tcW w:type="dxa" w:w="2087868"/>
           </w:tcPr>
           <w:p>
             <w:r>
@@ -5904,24 +6674,24 @@
     <w:tbl>
       <w:tblPr>
         <w:tblStyle w:val="TableGrid"/>
-        <w:tblW w:type="auto" w:w="0"/>
+        <w:tblW w:type="dxa" w:w="15920000"/>
         <w:jc w:val="center"/>
         <w:tblLook w:firstColumn="1" w:firstRow="1" w:lastColumn="0" w:lastRow="0" w:noHBand="0" w:noVBand="1" w:val="04A0"/>
       </w:tblPr>
       <w:tblGrid>
-        <w:gridCol w:w="1170"/>
-        <w:gridCol w:w="1170"/>
-        <w:gridCol w:w="1170"/>
-        <w:gridCol w:w="1170"/>
-        <w:gridCol w:w="1170"/>
-        <w:gridCol w:w="1170"/>
-        <w:gridCol w:w="1170"/>
-        <w:gridCol w:w="1170"/>
+        <w:gridCol w:w="3745882"/>
+        <w:gridCol w:w="1685647"/>
+        <w:gridCol w:w="1498352"/>
+        <w:gridCol w:w="1685647"/>
+        <w:gridCol w:w="1498352"/>
+        <w:gridCol w:w="1685647"/>
+        <w:gridCol w:w="1872941"/>
+        <w:gridCol w:w="2247529"/>
       </w:tblGrid>
       <w:tr>
         <w:tc>
           <w:tcPr>
-            <w:tcW w:type="dxa" w:w="1170"/>
+            <w:tcW w:type="dxa" w:w="3745882"/>
             <w:shd w:fill="D9D9D9"/>
           </w:tcPr>
           <w:p>
@@ -5939,7 +6709,7 @@
         </w:tc>
         <w:tc>
           <w:tcPr>
-            <w:tcW w:type="dxa" w:w="1170"/>
+            <w:tcW w:type="dxa" w:w="1685647"/>
             <w:shd w:fill="D9D9D9"/>
           </w:tcPr>
           <w:p>
@@ -5957,7 +6727,7 @@
         </w:tc>
         <w:tc>
           <w:tcPr>
-            <w:tcW w:type="dxa" w:w="1170"/>
+            <w:tcW w:type="dxa" w:w="1498352"/>
             <w:shd w:fill="D9D9D9"/>
           </w:tcPr>
           <w:p>
@@ -5975,7 +6745,7 @@
         </w:tc>
         <w:tc>
           <w:tcPr>
-            <w:tcW w:type="dxa" w:w="1170"/>
+            <w:tcW w:type="dxa" w:w="1685647"/>
             <w:shd w:fill="D9D9D9"/>
           </w:tcPr>
           <w:p>
@@ -5993,7 +6763,7 @@
         </w:tc>
         <w:tc>
           <w:tcPr>
-            <w:tcW w:type="dxa" w:w="1170"/>
+            <w:tcW w:type="dxa" w:w="1498352"/>
             <w:shd w:fill="D9D9D9"/>
           </w:tcPr>
           <w:p>
@@ -6011,7 +6781,7 @@
         </w:tc>
         <w:tc>
           <w:tcPr>
-            <w:tcW w:type="dxa" w:w="1170"/>
+            <w:tcW w:type="dxa" w:w="1685647"/>
             <w:shd w:fill="D9D9D9"/>
           </w:tcPr>
           <w:p>
@@ -6029,7 +6799,7 @@
         </w:tc>
         <w:tc>
           <w:tcPr>
-            <w:tcW w:type="dxa" w:w="1170"/>
+            <w:tcW w:type="dxa" w:w="1872941"/>
             <w:shd w:fill="D9D9D9"/>
           </w:tcPr>
           <w:p>
@@ -6047,7 +6817,7 @@
         </w:tc>
         <w:tc>
           <w:tcPr>
-            <w:tcW w:type="dxa" w:w="1170"/>
+            <w:tcW w:type="dxa" w:w="2247529"/>
             <w:shd w:fill="D9D9D9"/>
           </w:tcPr>
           <w:p>
@@ -6067,7 +6837,7 @@
       <w:tr>
         <w:tc>
           <w:tcPr>
-            <w:tcW w:type="dxa" w:w="1170"/>
+            <w:tcW w:type="dxa" w:w="3745882"/>
           </w:tcPr>
           <w:p>
             <w:r>
@@ -6080,7 +6850,7 @@
         </w:tc>
         <w:tc>
           <w:tcPr>
-            <w:tcW w:type="dxa" w:w="1170"/>
+            <w:tcW w:type="dxa" w:w="1685647"/>
           </w:tcPr>
           <w:p>
             <w:r>
@@ -6093,7 +6863,7 @@
         </w:tc>
         <w:tc>
           <w:tcPr>
-            <w:tcW w:type="dxa" w:w="1170"/>
+            <w:tcW w:type="dxa" w:w="1498352"/>
           </w:tcPr>
           <w:p>
             <w:r>
@@ -6106,7 +6876,7 @@
         </w:tc>
         <w:tc>
           <w:tcPr>
-            <w:tcW w:type="dxa" w:w="1170"/>
+            <w:tcW w:type="dxa" w:w="1685647"/>
           </w:tcPr>
           <w:p>
             <w:r>
@@ -6119,7 +6889,7 @@
         </w:tc>
         <w:tc>
           <w:tcPr>
-            <w:tcW w:type="dxa" w:w="1170"/>
+            <w:tcW w:type="dxa" w:w="1498352"/>
           </w:tcPr>
           <w:p>
             <w:r>
@@ -6132,7 +6902,7 @@
         </w:tc>
         <w:tc>
           <w:tcPr>
-            <w:tcW w:type="dxa" w:w="1170"/>
+            <w:tcW w:type="dxa" w:w="1685647"/>
           </w:tcPr>
           <w:p>
             <w:r>
@@ -6145,7 +6915,7 @@
         </w:tc>
         <w:tc>
           <w:tcPr>
-            <w:tcW w:type="dxa" w:w="1170"/>
+            <w:tcW w:type="dxa" w:w="1872941"/>
           </w:tcPr>
           <w:p>
             <w:r>
@@ -6158,7 +6928,7 @@
         </w:tc>
         <w:tc>
           <w:tcPr>
-            <w:tcW w:type="dxa" w:w="1170"/>
+            <w:tcW w:type="dxa" w:w="2247529"/>
           </w:tcPr>
           <w:p>
             <w:r>
@@ -6173,7 +6943,7 @@
       <w:tr>
         <w:tc>
           <w:tcPr>
-            <w:tcW w:type="dxa" w:w="1170"/>
+            <w:tcW w:type="dxa" w:w="3745882"/>
           </w:tcPr>
           <w:p>
             <w:r>
@@ -6186,7 +6956,7 @@
         </w:tc>
         <w:tc>
           <w:tcPr>
-            <w:tcW w:type="dxa" w:w="1170"/>
+            <w:tcW w:type="dxa" w:w="1685647"/>
           </w:tcPr>
           <w:p>
             <w:r>
@@ -6199,7 +6969,7 @@
         </w:tc>
         <w:tc>
           <w:tcPr>
-            <w:tcW w:type="dxa" w:w="1170"/>
+            <w:tcW w:type="dxa" w:w="1498352"/>
           </w:tcPr>
           <w:p>
             <w:r>
@@ -6212,7 +6982,7 @@
         </w:tc>
         <w:tc>
           <w:tcPr>
-            <w:tcW w:type="dxa" w:w="1170"/>
+            <w:tcW w:type="dxa" w:w="1685647"/>
           </w:tcPr>
           <w:p>
             <w:r>
@@ -6225,7 +6995,7 @@
         </w:tc>
         <w:tc>
           <w:tcPr>
-            <w:tcW w:type="dxa" w:w="1170"/>
+            <w:tcW w:type="dxa" w:w="1498352"/>
           </w:tcPr>
           <w:p>
             <w:r>
@@ -6238,7 +7008,7 @@
         </w:tc>
         <w:tc>
           <w:tcPr>
-            <w:tcW w:type="dxa" w:w="1170"/>
+            <w:tcW w:type="dxa" w:w="1685647"/>
           </w:tcPr>
           <w:p>
             <w:r>
@@ -6251,7 +7021,7 @@
         </w:tc>
         <w:tc>
           <w:tcPr>
-            <w:tcW w:type="dxa" w:w="1170"/>
+            <w:tcW w:type="dxa" w:w="1872941"/>
           </w:tcPr>
           <w:p>
             <w:r>
@@ -6264,7 +7034,7 @@
         </w:tc>
         <w:tc>
           <w:tcPr>
-            <w:tcW w:type="dxa" w:w="1170"/>
+            <w:tcW w:type="dxa" w:w="2247529"/>
           </w:tcPr>
           <w:p>
             <w:r>
@@ -6279,7 +7049,7 @@
       <w:tr>
         <w:tc>
           <w:tcPr>
-            <w:tcW w:type="dxa" w:w="1170"/>
+            <w:tcW w:type="dxa" w:w="3745882"/>
           </w:tcPr>
           <w:p>
             <w:r>
@@ -6292,7 +7062,7 @@
         </w:tc>
         <w:tc>
           <w:tcPr>
-            <w:tcW w:type="dxa" w:w="1170"/>
+            <w:tcW w:type="dxa" w:w="1685647"/>
           </w:tcPr>
           <w:p>
             <w:r>
@@ -6305,7 +7075,7 @@
         </w:tc>
         <w:tc>
           <w:tcPr>
-            <w:tcW w:type="dxa" w:w="1170"/>
+            <w:tcW w:type="dxa" w:w="1498352"/>
           </w:tcPr>
           <w:p>
             <w:r>
@@ -6318,7 +7088,7 @@
         </w:tc>
         <w:tc>
           <w:tcPr>
-            <w:tcW w:type="dxa" w:w="1170"/>
+            <w:tcW w:type="dxa" w:w="1685647"/>
           </w:tcPr>
           <w:p>
             <w:r>
@@ -6331,7 +7101,7 @@
         </w:tc>
         <w:tc>
           <w:tcPr>
-            <w:tcW w:type="dxa" w:w="1170"/>
+            <w:tcW w:type="dxa" w:w="1498352"/>
           </w:tcPr>
           <w:p>
             <w:r>
@@ -6344,7 +7114,7 @@
         </w:tc>
         <w:tc>
           <w:tcPr>
-            <w:tcW w:type="dxa" w:w="1170"/>
+            <w:tcW w:type="dxa" w:w="1685647"/>
           </w:tcPr>
           <w:p>
             <w:r>
@@ -6357,7 +7127,7 @@
         </w:tc>
         <w:tc>
           <w:tcPr>
-            <w:tcW w:type="dxa" w:w="1170"/>
+            <w:tcW w:type="dxa" w:w="1872941"/>
           </w:tcPr>
           <w:p>
             <w:r>
@@ -6370,7 +7140,7 @@
         </w:tc>
         <w:tc>
           <w:tcPr>
-            <w:tcW w:type="dxa" w:w="1170"/>
+            <w:tcW w:type="dxa" w:w="2247529"/>
           </w:tcPr>
           <w:p>
             <w:r>
@@ -6385,7 +7155,7 @@
       <w:tr>
         <w:tc>
           <w:tcPr>
-            <w:tcW w:type="dxa" w:w="1170"/>
+            <w:tcW w:type="dxa" w:w="3745882"/>
           </w:tcPr>
           <w:p>
             <w:r>
@@ -6398,7 +7168,7 @@
         </w:tc>
         <w:tc>
           <w:tcPr>
-            <w:tcW w:type="dxa" w:w="1170"/>
+            <w:tcW w:type="dxa" w:w="1685647"/>
           </w:tcPr>
           <w:p>
             <w:r>
@@ -6411,7 +7181,7 @@
         </w:tc>
         <w:tc>
           <w:tcPr>
-            <w:tcW w:type="dxa" w:w="1170"/>
+            <w:tcW w:type="dxa" w:w="1498352"/>
           </w:tcPr>
           <w:p>
             <w:r>
@@ -6424,7 +7194,7 @@
         </w:tc>
         <w:tc>
           <w:tcPr>
-            <w:tcW w:type="dxa" w:w="1170"/>
+            <w:tcW w:type="dxa" w:w="1685647"/>
           </w:tcPr>
           <w:p>
             <w:r>
@@ -6437,7 +7207,7 @@
         </w:tc>
         <w:tc>
           <w:tcPr>
-            <w:tcW w:type="dxa" w:w="1170"/>
+            <w:tcW w:type="dxa" w:w="1498352"/>
           </w:tcPr>
           <w:p>
             <w:r>
@@ -6450,7 +7220,7 @@
         </w:tc>
         <w:tc>
           <w:tcPr>
-            <w:tcW w:type="dxa" w:w="1170"/>
+            <w:tcW w:type="dxa" w:w="1685647"/>
           </w:tcPr>
           <w:p>
             <w:r>
@@ -6463,7 +7233,7 @@
         </w:tc>
         <w:tc>
           <w:tcPr>
-            <w:tcW w:type="dxa" w:w="1170"/>
+            <w:tcW w:type="dxa" w:w="1872941"/>
           </w:tcPr>
           <w:p>
             <w:r>
@@ -6476,7 +7246,7 @@
         </w:tc>
         <w:tc>
           <w:tcPr>
-            <w:tcW w:type="dxa" w:w="1170"/>
+            <w:tcW w:type="dxa" w:w="2247529"/>
           </w:tcPr>
           <w:p>
             <w:r>
@@ -6491,7 +7261,7 @@
       <w:tr>
         <w:tc>
           <w:tcPr>
-            <w:tcW w:type="dxa" w:w="1170"/>
+            <w:tcW w:type="dxa" w:w="3745882"/>
           </w:tcPr>
           <w:p>
             <w:r>
@@ -6504,7 +7274,7 @@
         </w:tc>
         <w:tc>
           <w:tcPr>
-            <w:tcW w:type="dxa" w:w="1170"/>
+            <w:tcW w:type="dxa" w:w="1685647"/>
           </w:tcPr>
           <w:p>
             <w:r>
@@ -6517,7 +7287,7 @@
         </w:tc>
         <w:tc>
           <w:tcPr>
-            <w:tcW w:type="dxa" w:w="1170"/>
+            <w:tcW w:type="dxa" w:w="1498352"/>
           </w:tcPr>
           <w:p>
             <w:r>
@@ -6530,7 +7300,7 @@
         </w:tc>
         <w:tc>
           <w:tcPr>
-            <w:tcW w:type="dxa" w:w="1170"/>
+            <w:tcW w:type="dxa" w:w="1685647"/>
           </w:tcPr>
           <w:p>
             <w:r>
@@ -6543,7 +7313,7 @@
         </w:tc>
         <w:tc>
           <w:tcPr>
-            <w:tcW w:type="dxa" w:w="1170"/>
+            <w:tcW w:type="dxa" w:w="1498352"/>
           </w:tcPr>
           <w:p>
             <w:r>
@@ -6556,7 +7326,7 @@
         </w:tc>
         <w:tc>
           <w:tcPr>
-            <w:tcW w:type="dxa" w:w="1170"/>
+            <w:tcW w:type="dxa" w:w="1685647"/>
           </w:tcPr>
           <w:p>
             <w:r>
@@ -6569,7 +7339,7 @@
         </w:tc>
         <w:tc>
           <w:tcPr>
-            <w:tcW w:type="dxa" w:w="1170"/>
+            <w:tcW w:type="dxa" w:w="1872941"/>
           </w:tcPr>
           <w:p>
             <w:r>
@@ -6582,7 +7352,7 @@
         </w:tc>
         <w:tc>
           <w:tcPr>
-            <w:tcW w:type="dxa" w:w="1170"/>
+            <w:tcW w:type="dxa" w:w="2247529"/>
           </w:tcPr>
           <w:p>
             <w:r>
@@ -6597,7 +7367,7 @@
       <w:tr>
         <w:tc>
           <w:tcPr>
-            <w:tcW w:type="dxa" w:w="1170"/>
+            <w:tcW w:type="dxa" w:w="3745882"/>
           </w:tcPr>
           <w:p>
             <w:r>
@@ -6610,7 +7380,7 @@
         </w:tc>
         <w:tc>
           <w:tcPr>
-            <w:tcW w:type="dxa" w:w="1170"/>
+            <w:tcW w:type="dxa" w:w="1685647"/>
           </w:tcPr>
           <w:p>
             <w:r>
@@ -6623,7 +7393,7 @@
         </w:tc>
         <w:tc>
           <w:tcPr>
-            <w:tcW w:type="dxa" w:w="1170"/>
+            <w:tcW w:type="dxa" w:w="1498352"/>
           </w:tcPr>
           <w:p>
             <w:r>
@@ -6636,7 +7406,7 @@
         </w:tc>
         <w:tc>
           <w:tcPr>
-            <w:tcW w:type="dxa" w:w="1170"/>
+            <w:tcW w:type="dxa" w:w="1685647"/>
           </w:tcPr>
           <w:p>
             <w:r>
@@ -6649,7 +7419,7 @@
         </w:tc>
         <w:tc>
           <w:tcPr>
-            <w:tcW w:type="dxa" w:w="1170"/>
+            <w:tcW w:type="dxa" w:w="1498352"/>
           </w:tcPr>
           <w:p>
             <w:r>
@@ -6662,7 +7432,7 @@
         </w:tc>
         <w:tc>
           <w:tcPr>
-            <w:tcW w:type="dxa" w:w="1170"/>
+            <w:tcW w:type="dxa" w:w="1685647"/>
           </w:tcPr>
           <w:p>
             <w:r>
@@ -6675,7 +7445,7 @@
         </w:tc>
         <w:tc>
           <w:tcPr>
-            <w:tcW w:type="dxa" w:w="1170"/>
+            <w:tcW w:type="dxa" w:w="1872941"/>
           </w:tcPr>
           <w:p>
             <w:r>
@@ -6688,7 +7458,7 @@
         </w:tc>
         <w:tc>
           <w:tcPr>
-            <w:tcW w:type="dxa" w:w="1170"/>
+            <w:tcW w:type="dxa" w:w="2247529"/>
           </w:tcPr>
           <w:p>
             <w:r>
@@ -6703,7 +7473,7 @@
       <w:tr>
         <w:tc>
           <w:tcPr>
-            <w:tcW w:type="dxa" w:w="1170"/>
+            <w:tcW w:type="dxa" w:w="3745882"/>
           </w:tcPr>
           <w:p>
             <w:r>
@@ -6716,7 +7486,7 @@
         </w:tc>
         <w:tc>
           <w:tcPr>
-            <w:tcW w:type="dxa" w:w="1170"/>
+            <w:tcW w:type="dxa" w:w="1685647"/>
           </w:tcPr>
           <w:p>
             <w:r>
@@ -6729,7 +7499,7 @@
         </w:tc>
         <w:tc>
           <w:tcPr>
-            <w:tcW w:type="dxa" w:w="1170"/>
+            <w:tcW w:type="dxa" w:w="1498352"/>
           </w:tcPr>
           <w:p>
             <w:r>
@@ -6742,7 +7512,7 @@
         </w:tc>
         <w:tc>
           <w:tcPr>
-            <w:tcW w:type="dxa" w:w="1170"/>
+            <w:tcW w:type="dxa" w:w="1685647"/>
           </w:tcPr>
           <w:p>
             <w:r>
@@ -6755,7 +7525,7 @@
         </w:tc>
         <w:tc>
           <w:tcPr>
-            <w:tcW w:type="dxa" w:w="1170"/>
+            <w:tcW w:type="dxa" w:w="1498352"/>
           </w:tcPr>
           <w:p>
             <w:r>
@@ -6768,7 +7538,7 @@
         </w:tc>
         <w:tc>
           <w:tcPr>
-            <w:tcW w:type="dxa" w:w="1170"/>
+            <w:tcW w:type="dxa" w:w="1685647"/>
           </w:tcPr>
           <w:p>
             <w:r>
@@ -6781,7 +7551,7 @@
         </w:tc>
         <w:tc>
           <w:tcPr>
-            <w:tcW w:type="dxa" w:w="1170"/>
+            <w:tcW w:type="dxa" w:w="1872941"/>
           </w:tcPr>
           <w:p>
             <w:r>
@@ -6794,7 +7564,7 @@
         </w:tc>
         <w:tc>
           <w:tcPr>
-            <w:tcW w:type="dxa" w:w="1170"/>
+            <w:tcW w:type="dxa" w:w="2247529"/>
           </w:tcPr>
           <w:p>
             <w:r>
@@ -6809,7 +7579,7 @@
       <w:tr>
         <w:tc>
           <w:tcPr>
-            <w:tcW w:type="dxa" w:w="1170"/>
+            <w:tcW w:type="dxa" w:w="3745882"/>
           </w:tcPr>
           <w:p>
             <w:r>
@@ -6822,7 +7592,7 @@
         </w:tc>
         <w:tc>
           <w:tcPr>
-            <w:tcW w:type="dxa" w:w="1170"/>
+            <w:tcW w:type="dxa" w:w="1685647"/>
           </w:tcPr>
           <w:p>
             <w:r>
@@ -6835,7 +7605,7 @@
         </w:tc>
         <w:tc>
           <w:tcPr>
-            <w:tcW w:type="dxa" w:w="1170"/>
+            <w:tcW w:type="dxa" w:w="1498352"/>
           </w:tcPr>
           <w:p>
             <w:r>
@@ -6848,7 +7618,7 @@
         </w:tc>
         <w:tc>
           <w:tcPr>
-            <w:tcW w:type="dxa" w:w="1170"/>
+            <w:tcW w:type="dxa" w:w="1685647"/>
           </w:tcPr>
           <w:p>
             <w:r>
@@ -6861,7 +7631,7 @@
         </w:tc>
         <w:tc>
           <w:tcPr>
-            <w:tcW w:type="dxa" w:w="1170"/>
+            <w:tcW w:type="dxa" w:w="1498352"/>
           </w:tcPr>
           <w:p>
             <w:r>
@@ -6874,7 +7644,7 @@
         </w:tc>
         <w:tc>
           <w:tcPr>
-            <w:tcW w:type="dxa" w:w="1170"/>
+            <w:tcW w:type="dxa" w:w="1685647"/>
           </w:tcPr>
           <w:p>
             <w:r>
@@ -6887,7 +7657,7 @@
         </w:tc>
         <w:tc>
           <w:tcPr>
-            <w:tcW w:type="dxa" w:w="1170"/>
+            <w:tcW w:type="dxa" w:w="1872941"/>
           </w:tcPr>
           <w:p>
             <w:r>
@@ -6900,7 +7670,7 @@
         </w:tc>
         <w:tc>
           <w:tcPr>
-            <w:tcW w:type="dxa" w:w="1170"/>
+            <w:tcW w:type="dxa" w:w="2247529"/>
           </w:tcPr>
           <w:p>
             <w:r>
@@ -6915,7 +7685,7 @@
       <w:tr>
         <w:tc>
           <w:tcPr>
-            <w:tcW w:type="dxa" w:w="1170"/>
+            <w:tcW w:type="dxa" w:w="3745882"/>
           </w:tcPr>
           <w:p>
             <w:r>
@@ -6928,7 +7698,7 @@
         </w:tc>
         <w:tc>
           <w:tcPr>
-            <w:tcW w:type="dxa" w:w="1170"/>
+            <w:tcW w:type="dxa" w:w="1685647"/>
           </w:tcPr>
           <w:p>
             <w:r>
@@ -6941,7 +7711,7 @@
         </w:tc>
         <w:tc>
           <w:tcPr>
-            <w:tcW w:type="dxa" w:w="1170"/>
+            <w:tcW w:type="dxa" w:w="1498352"/>
           </w:tcPr>
           <w:p>
             <w:r>
@@ -6954,7 +7724,7 @@
         </w:tc>
         <w:tc>
           <w:tcPr>
-            <w:tcW w:type="dxa" w:w="1170"/>
+            <w:tcW w:type="dxa" w:w="1685647"/>
           </w:tcPr>
           <w:p>
             <w:r>
@@ -6967,7 +7737,7 @@
         </w:tc>
         <w:tc>
           <w:tcPr>
-            <w:tcW w:type="dxa" w:w="1170"/>
+            <w:tcW w:type="dxa" w:w="1498352"/>
           </w:tcPr>
           <w:p>
             <w:r>
@@ -6980,7 +7750,7 @@
         </w:tc>
         <w:tc>
           <w:tcPr>
-            <w:tcW w:type="dxa" w:w="1170"/>
+            <w:tcW w:type="dxa" w:w="1685647"/>
           </w:tcPr>
           <w:p>
             <w:r>
@@ -6993,7 +7763,7 @@
         </w:tc>
         <w:tc>
           <w:tcPr>
-            <w:tcW w:type="dxa" w:w="1170"/>
+            <w:tcW w:type="dxa" w:w="1872941"/>
           </w:tcPr>
           <w:p>
             <w:r>
@@ -7006,7 +7776,7 @@
         </w:tc>
         <w:tc>
           <w:tcPr>
-            <w:tcW w:type="dxa" w:w="1170"/>
+            <w:tcW w:type="dxa" w:w="2247529"/>
           </w:tcPr>
           <w:p>
             <w:r>
@@ -7021,7 +7791,7 @@
       <w:tr>
         <w:tc>
           <w:tcPr>
-            <w:tcW w:type="dxa" w:w="1170"/>
+            <w:tcW w:type="dxa" w:w="3745882"/>
           </w:tcPr>
           <w:p>
             <w:r>
@@ -7034,7 +7804,7 @@
         </w:tc>
         <w:tc>
           <w:tcPr>
-            <w:tcW w:type="dxa" w:w="1170"/>
+            <w:tcW w:type="dxa" w:w="1685647"/>
           </w:tcPr>
           <w:p>
             <w:r>
@@ -7047,7 +7817,7 @@
         </w:tc>
         <w:tc>
           <w:tcPr>
-            <w:tcW w:type="dxa" w:w="1170"/>
+            <w:tcW w:type="dxa" w:w="1498352"/>
           </w:tcPr>
           <w:p>
             <w:r>
@@ -7060,7 +7830,7 @@
         </w:tc>
         <w:tc>
           <w:tcPr>
-            <w:tcW w:type="dxa" w:w="1170"/>
+            <w:tcW w:type="dxa" w:w="1685647"/>
           </w:tcPr>
           <w:p>
             <w:r>
@@ -7073,7 +7843,7 @@
         </w:tc>
         <w:tc>
           <w:tcPr>
-            <w:tcW w:type="dxa" w:w="1170"/>
+            <w:tcW w:type="dxa" w:w="1498352"/>
           </w:tcPr>
           <w:p>
             <w:r>
@@ -7086,7 +7856,7 @@
         </w:tc>
         <w:tc>
           <w:tcPr>
-            <w:tcW w:type="dxa" w:w="1170"/>
+            <w:tcW w:type="dxa" w:w="1685647"/>
           </w:tcPr>
           <w:p>
             <w:r>
@@ -7099,7 +7869,7 @@
         </w:tc>
         <w:tc>
           <w:tcPr>
-            <w:tcW w:type="dxa" w:w="1170"/>
+            <w:tcW w:type="dxa" w:w="1872941"/>
           </w:tcPr>
           <w:p>
             <w:r>
@@ -7112,7 +7882,7 @@
         </w:tc>
         <w:tc>
           <w:tcPr>
-            <w:tcW w:type="dxa" w:w="1170"/>
+            <w:tcW w:type="dxa" w:w="2247529"/>
           </w:tcPr>
           <w:p>
             <w:r>
@@ -7155,21 +7925,21 @@
     <w:tbl>
       <w:tblPr>
         <w:tblStyle w:val="TableGrid"/>
-        <w:tblW w:type="auto" w:w="0"/>
+        <w:tblW w:type="dxa" w:w="15920000"/>
         <w:jc w:val="center"/>
         <w:tblLook w:firstColumn="1" w:firstRow="1" w:lastColumn="0" w:lastRow="0" w:noHBand="0" w:noVBand="1" w:val="04A0"/>
       </w:tblPr>
       <w:tblGrid>
-        <w:gridCol w:w="1872"/>
-        <w:gridCol w:w="1872"/>
-        <w:gridCol w:w="1872"/>
-        <w:gridCol w:w="1872"/>
-        <w:gridCol w:w="1872"/>
+        <w:gridCol w:w="1910400"/>
+        <w:gridCol w:w="2865600"/>
+        <w:gridCol w:w="6049600"/>
+        <w:gridCol w:w="3184000"/>
+        <w:gridCol w:w="1910400"/>
       </w:tblGrid>
       <w:tr>
         <w:tc>
           <w:tcPr>
-            <w:tcW w:type="dxa" w:w="1872"/>
+            <w:tcW w:type="dxa" w:w="1910400"/>
             <w:shd w:fill="D9D9D9"/>
           </w:tcPr>
           <w:p>
@@ -7187,7 +7957,7 @@
         </w:tc>
         <w:tc>
           <w:tcPr>
-            <w:tcW w:type="dxa" w:w="1872"/>
+            <w:tcW w:type="dxa" w:w="2865600"/>
             <w:shd w:fill="D9D9D9"/>
           </w:tcPr>
           <w:p>
@@ -7205,7 +7975,7 @@
         </w:tc>
         <w:tc>
           <w:tcPr>
-            <w:tcW w:type="dxa" w:w="1872"/>
+            <w:tcW w:type="dxa" w:w="6049600"/>
             <w:shd w:fill="D9D9D9"/>
           </w:tcPr>
           <w:p>
@@ -7223,7 +7993,7 @@
         </w:tc>
         <w:tc>
           <w:tcPr>
-            <w:tcW w:type="dxa" w:w="1872"/>
+            <w:tcW w:type="dxa" w:w="3184000"/>
             <w:shd w:fill="D9D9D9"/>
           </w:tcPr>
           <w:p>
@@ -7241,7 +8011,7 @@
         </w:tc>
         <w:tc>
           <w:tcPr>
-            <w:tcW w:type="dxa" w:w="1872"/>
+            <w:tcW w:type="dxa" w:w="1910400"/>
             <w:shd w:fill="D9D9D9"/>
           </w:tcPr>
           <w:p>
@@ -7261,31 +8031,31 @@
       <w:tr>
         <w:tc>
           <w:tcPr>
-            <w:tcW w:type="dxa" w:w="1872"/>
-          </w:tcPr>
-          <w:p>
-            <w:r>
-              <w:rPr>
-                <w:sz w:val="20"/>
-              </w:rPr>
-            </w:r>
-          </w:p>
-        </w:tc>
-        <w:tc>
-          <w:tcPr>
-            <w:tcW w:type="dxa" w:w="1872"/>
-          </w:tcPr>
-          <w:p>
-            <w:r>
-              <w:rPr>
-                <w:sz w:val="20"/>
-              </w:rPr>
-            </w:r>
-          </w:p>
-        </w:tc>
-        <w:tc>
-          <w:tcPr>
-            <w:tcW w:type="dxa" w:w="1872"/>
+            <w:tcW w:type="dxa" w:w="1910400"/>
+          </w:tcPr>
+          <w:p>
+            <w:r>
+              <w:rPr>
+                <w:sz w:val="20"/>
+              </w:rPr>
+            </w:r>
+          </w:p>
+        </w:tc>
+        <w:tc>
+          <w:tcPr>
+            <w:tcW w:type="dxa" w:w="2865600"/>
+          </w:tcPr>
+          <w:p>
+            <w:r>
+              <w:rPr>
+                <w:sz w:val="20"/>
+              </w:rPr>
+            </w:r>
+          </w:p>
+        </w:tc>
+        <w:tc>
+          <w:tcPr>
+            <w:tcW w:type="dxa" w:w="6049600"/>
           </w:tcPr>
           <w:p>
             <w:r>
@@ -7298,19 +8068,19 @@
         </w:tc>
         <w:tc>
           <w:tcPr>
-            <w:tcW w:type="dxa" w:w="1872"/>
-          </w:tcPr>
-          <w:p>
-            <w:r>
-              <w:rPr>
-                <w:sz w:val="20"/>
-              </w:rPr>
-            </w:r>
-          </w:p>
-        </w:tc>
-        <w:tc>
-          <w:tcPr>
-            <w:tcW w:type="dxa" w:w="1872"/>
+            <w:tcW w:type="dxa" w:w="3184000"/>
+          </w:tcPr>
+          <w:p>
+            <w:r>
+              <w:rPr>
+                <w:sz w:val="20"/>
+              </w:rPr>
+            </w:r>
+          </w:p>
+        </w:tc>
+        <w:tc>
+          <w:tcPr>
+            <w:tcW w:type="dxa" w:w="1910400"/>
           </w:tcPr>
           <w:p>
             <w:r>
@@ -7325,31 +8095,31 @@
       <w:tr>
         <w:tc>
           <w:tcPr>
-            <w:tcW w:type="dxa" w:w="1872"/>
-          </w:tcPr>
-          <w:p>
-            <w:r>
-              <w:rPr>
-                <w:sz w:val="20"/>
-              </w:rPr>
-            </w:r>
-          </w:p>
-        </w:tc>
-        <w:tc>
-          <w:tcPr>
-            <w:tcW w:type="dxa" w:w="1872"/>
-          </w:tcPr>
-          <w:p>
-            <w:r>
-              <w:rPr>
-                <w:sz w:val="20"/>
-              </w:rPr>
-            </w:r>
-          </w:p>
-        </w:tc>
-        <w:tc>
-          <w:tcPr>
-            <w:tcW w:type="dxa" w:w="1872"/>
+            <w:tcW w:type="dxa" w:w="1910400"/>
+          </w:tcPr>
+          <w:p>
+            <w:r>
+              <w:rPr>
+                <w:sz w:val="20"/>
+              </w:rPr>
+            </w:r>
+          </w:p>
+        </w:tc>
+        <w:tc>
+          <w:tcPr>
+            <w:tcW w:type="dxa" w:w="2865600"/>
+          </w:tcPr>
+          <w:p>
+            <w:r>
+              <w:rPr>
+                <w:sz w:val="20"/>
+              </w:rPr>
+            </w:r>
+          </w:p>
+        </w:tc>
+        <w:tc>
+          <w:tcPr>
+            <w:tcW w:type="dxa" w:w="6049600"/>
           </w:tcPr>
           <w:p>
             <w:r>
@@ -7362,19 +8132,19 @@
         </w:tc>
         <w:tc>
           <w:tcPr>
-            <w:tcW w:type="dxa" w:w="1872"/>
-          </w:tcPr>
-          <w:p>
-            <w:r>
-              <w:rPr>
-                <w:sz w:val="20"/>
-              </w:rPr>
-            </w:r>
-          </w:p>
-        </w:tc>
-        <w:tc>
-          <w:tcPr>
-            <w:tcW w:type="dxa" w:w="1872"/>
+            <w:tcW w:type="dxa" w:w="3184000"/>
+          </w:tcPr>
+          <w:p>
+            <w:r>
+              <w:rPr>
+                <w:sz w:val="20"/>
+              </w:rPr>
+            </w:r>
+          </w:p>
+        </w:tc>
+        <w:tc>
+          <w:tcPr>
+            <w:tcW w:type="dxa" w:w="1910400"/>
           </w:tcPr>
           <w:p>
             <w:r>
@@ -7389,31 +8159,31 @@
       <w:tr>
         <w:tc>
           <w:tcPr>
-            <w:tcW w:type="dxa" w:w="1872"/>
-          </w:tcPr>
-          <w:p>
-            <w:r>
-              <w:rPr>
-                <w:sz w:val="20"/>
-              </w:rPr>
-            </w:r>
-          </w:p>
-        </w:tc>
-        <w:tc>
-          <w:tcPr>
-            <w:tcW w:type="dxa" w:w="1872"/>
-          </w:tcPr>
-          <w:p>
-            <w:r>
-              <w:rPr>
-                <w:sz w:val="20"/>
-              </w:rPr>
-            </w:r>
-          </w:p>
-        </w:tc>
-        <w:tc>
-          <w:tcPr>
-            <w:tcW w:type="dxa" w:w="1872"/>
+            <w:tcW w:type="dxa" w:w="1910400"/>
+          </w:tcPr>
+          <w:p>
+            <w:r>
+              <w:rPr>
+                <w:sz w:val="20"/>
+              </w:rPr>
+            </w:r>
+          </w:p>
+        </w:tc>
+        <w:tc>
+          <w:tcPr>
+            <w:tcW w:type="dxa" w:w="2865600"/>
+          </w:tcPr>
+          <w:p>
+            <w:r>
+              <w:rPr>
+                <w:sz w:val="20"/>
+              </w:rPr>
+            </w:r>
+          </w:p>
+        </w:tc>
+        <w:tc>
+          <w:tcPr>
+            <w:tcW w:type="dxa" w:w="6049600"/>
           </w:tcPr>
           <w:p>
             <w:r>
@@ -7426,19 +8196,19 @@
         </w:tc>
         <w:tc>
           <w:tcPr>
-            <w:tcW w:type="dxa" w:w="1872"/>
-          </w:tcPr>
-          <w:p>
-            <w:r>
-              <w:rPr>
-                <w:sz w:val="20"/>
-              </w:rPr>
-            </w:r>
-          </w:p>
-        </w:tc>
-        <w:tc>
-          <w:tcPr>
-            <w:tcW w:type="dxa" w:w="1872"/>
+            <w:tcW w:type="dxa" w:w="3184000"/>
+          </w:tcPr>
+          <w:p>
+            <w:r>
+              <w:rPr>
+                <w:sz w:val="20"/>
+              </w:rPr>
+            </w:r>
+          </w:p>
+        </w:tc>
+        <w:tc>
+          <w:tcPr>
+            <w:tcW w:type="dxa" w:w="1910400"/>
           </w:tcPr>
           <w:p>
             <w:r>
@@ -7453,31 +8223,31 @@
       <w:tr>
         <w:tc>
           <w:tcPr>
-            <w:tcW w:type="dxa" w:w="1872"/>
-          </w:tcPr>
-          <w:p>
-            <w:r>
-              <w:rPr>
-                <w:sz w:val="20"/>
-              </w:rPr>
-            </w:r>
-          </w:p>
-        </w:tc>
-        <w:tc>
-          <w:tcPr>
-            <w:tcW w:type="dxa" w:w="1872"/>
-          </w:tcPr>
-          <w:p>
-            <w:r>
-              <w:rPr>
-                <w:sz w:val="20"/>
-              </w:rPr>
-            </w:r>
-          </w:p>
-        </w:tc>
-        <w:tc>
-          <w:tcPr>
-            <w:tcW w:type="dxa" w:w="1872"/>
+            <w:tcW w:type="dxa" w:w="1910400"/>
+          </w:tcPr>
+          <w:p>
+            <w:r>
+              <w:rPr>
+                <w:sz w:val="20"/>
+              </w:rPr>
+            </w:r>
+          </w:p>
+        </w:tc>
+        <w:tc>
+          <w:tcPr>
+            <w:tcW w:type="dxa" w:w="2865600"/>
+          </w:tcPr>
+          <w:p>
+            <w:r>
+              <w:rPr>
+                <w:sz w:val="20"/>
+              </w:rPr>
+            </w:r>
+          </w:p>
+        </w:tc>
+        <w:tc>
+          <w:tcPr>
+            <w:tcW w:type="dxa" w:w="6049600"/>
           </w:tcPr>
           <w:p>
             <w:r>
@@ -7490,19 +8260,19 @@
         </w:tc>
         <w:tc>
           <w:tcPr>
-            <w:tcW w:type="dxa" w:w="1872"/>
-          </w:tcPr>
-          <w:p>
-            <w:r>
-              <w:rPr>
-                <w:sz w:val="20"/>
-              </w:rPr>
-            </w:r>
-          </w:p>
-        </w:tc>
-        <w:tc>
-          <w:tcPr>
-            <w:tcW w:type="dxa" w:w="1872"/>
+            <w:tcW w:type="dxa" w:w="3184000"/>
+          </w:tcPr>
+          <w:p>
+            <w:r>
+              <w:rPr>
+                <w:sz w:val="20"/>
+              </w:rPr>
+            </w:r>
+          </w:p>
+        </w:tc>
+        <w:tc>
+          <w:tcPr>
+            <w:tcW w:type="dxa" w:w="1910400"/>
           </w:tcPr>
           <w:p>
             <w:r>
@@ -7517,31 +8287,31 @@
       <w:tr>
         <w:tc>
           <w:tcPr>
-            <w:tcW w:type="dxa" w:w="1872"/>
-          </w:tcPr>
-          <w:p>
-            <w:r>
-              <w:rPr>
-                <w:sz w:val="20"/>
-              </w:rPr>
-            </w:r>
-          </w:p>
-        </w:tc>
-        <w:tc>
-          <w:tcPr>
-            <w:tcW w:type="dxa" w:w="1872"/>
-          </w:tcPr>
-          <w:p>
-            <w:r>
-              <w:rPr>
-                <w:sz w:val="20"/>
-              </w:rPr>
-            </w:r>
-          </w:p>
-        </w:tc>
-        <w:tc>
-          <w:tcPr>
-            <w:tcW w:type="dxa" w:w="1872"/>
+            <w:tcW w:type="dxa" w:w="1910400"/>
+          </w:tcPr>
+          <w:p>
+            <w:r>
+              <w:rPr>
+                <w:sz w:val="20"/>
+              </w:rPr>
+            </w:r>
+          </w:p>
+        </w:tc>
+        <w:tc>
+          <w:tcPr>
+            <w:tcW w:type="dxa" w:w="2865600"/>
+          </w:tcPr>
+          <w:p>
+            <w:r>
+              <w:rPr>
+                <w:sz w:val="20"/>
+              </w:rPr>
+            </w:r>
+          </w:p>
+        </w:tc>
+        <w:tc>
+          <w:tcPr>
+            <w:tcW w:type="dxa" w:w="6049600"/>
           </w:tcPr>
           <w:p>
             <w:r>
@@ -7554,19 +8324,19 @@
         </w:tc>
         <w:tc>
           <w:tcPr>
-            <w:tcW w:type="dxa" w:w="1872"/>
-          </w:tcPr>
-          <w:p>
-            <w:r>
-              <w:rPr>
-                <w:sz w:val="20"/>
-              </w:rPr>
-            </w:r>
-          </w:p>
-        </w:tc>
-        <w:tc>
-          <w:tcPr>
-            <w:tcW w:type="dxa" w:w="1872"/>
+            <w:tcW w:type="dxa" w:w="3184000"/>
+          </w:tcPr>
+          <w:p>
+            <w:r>
+              <w:rPr>
+                <w:sz w:val="20"/>
+              </w:rPr>
+            </w:r>
+          </w:p>
+        </w:tc>
+        <w:tc>
+          <w:tcPr>
+            <w:tcW w:type="dxa" w:w="1910400"/>
           </w:tcPr>
           <w:p>
             <w:r>
@@ -7581,31 +8351,31 @@
       <w:tr>
         <w:tc>
           <w:tcPr>
-            <w:tcW w:type="dxa" w:w="1872"/>
-          </w:tcPr>
-          <w:p>
-            <w:r>
-              <w:rPr>
-                <w:sz w:val="20"/>
-              </w:rPr>
-            </w:r>
-          </w:p>
-        </w:tc>
-        <w:tc>
-          <w:tcPr>
-            <w:tcW w:type="dxa" w:w="1872"/>
-          </w:tcPr>
-          <w:p>
-            <w:r>
-              <w:rPr>
-                <w:sz w:val="20"/>
-              </w:rPr>
-            </w:r>
-          </w:p>
-        </w:tc>
-        <w:tc>
-          <w:tcPr>
-            <w:tcW w:type="dxa" w:w="1872"/>
+            <w:tcW w:type="dxa" w:w="1910400"/>
+          </w:tcPr>
+          <w:p>
+            <w:r>
+              <w:rPr>
+                <w:sz w:val="20"/>
+              </w:rPr>
+            </w:r>
+          </w:p>
+        </w:tc>
+        <w:tc>
+          <w:tcPr>
+            <w:tcW w:type="dxa" w:w="2865600"/>
+          </w:tcPr>
+          <w:p>
+            <w:r>
+              <w:rPr>
+                <w:sz w:val="20"/>
+              </w:rPr>
+            </w:r>
+          </w:p>
+        </w:tc>
+        <w:tc>
+          <w:tcPr>
+            <w:tcW w:type="dxa" w:w="6049600"/>
           </w:tcPr>
           <w:p>
             <w:r>
@@ -7618,19 +8388,19 @@
         </w:tc>
         <w:tc>
           <w:tcPr>
-            <w:tcW w:type="dxa" w:w="1872"/>
-          </w:tcPr>
-          <w:p>
-            <w:r>
-              <w:rPr>
-                <w:sz w:val="20"/>
-              </w:rPr>
-            </w:r>
-          </w:p>
-        </w:tc>
-        <w:tc>
-          <w:tcPr>
-            <w:tcW w:type="dxa" w:w="1872"/>
+            <w:tcW w:type="dxa" w:w="3184000"/>
+          </w:tcPr>
+          <w:p>
+            <w:r>
+              <w:rPr>
+                <w:sz w:val="20"/>
+              </w:rPr>
+            </w:r>
+          </w:p>
+        </w:tc>
+        <w:tc>
+          <w:tcPr>
+            <w:tcW w:type="dxa" w:w="1910400"/>
           </w:tcPr>
           <w:p>
             <w:r>
@@ -7645,31 +8415,31 @@
       <w:tr>
         <w:tc>
           <w:tcPr>
-            <w:tcW w:type="dxa" w:w="1872"/>
-          </w:tcPr>
-          <w:p>
-            <w:r>
-              <w:rPr>
-                <w:sz w:val="20"/>
-              </w:rPr>
-            </w:r>
-          </w:p>
-        </w:tc>
-        <w:tc>
-          <w:tcPr>
-            <w:tcW w:type="dxa" w:w="1872"/>
-          </w:tcPr>
-          <w:p>
-            <w:r>
-              <w:rPr>
-                <w:sz w:val="20"/>
-              </w:rPr>
-            </w:r>
-          </w:p>
-        </w:tc>
-        <w:tc>
-          <w:tcPr>
-            <w:tcW w:type="dxa" w:w="1872"/>
+            <w:tcW w:type="dxa" w:w="1910400"/>
+          </w:tcPr>
+          <w:p>
+            <w:r>
+              <w:rPr>
+                <w:sz w:val="20"/>
+              </w:rPr>
+            </w:r>
+          </w:p>
+        </w:tc>
+        <w:tc>
+          <w:tcPr>
+            <w:tcW w:type="dxa" w:w="2865600"/>
+          </w:tcPr>
+          <w:p>
+            <w:r>
+              <w:rPr>
+                <w:sz w:val="20"/>
+              </w:rPr>
+            </w:r>
+          </w:p>
+        </w:tc>
+        <w:tc>
+          <w:tcPr>
+            <w:tcW w:type="dxa" w:w="6049600"/>
           </w:tcPr>
           <w:p>
             <w:r>
@@ -7682,19 +8452,19 @@
         </w:tc>
         <w:tc>
           <w:tcPr>
-            <w:tcW w:type="dxa" w:w="1872"/>
-          </w:tcPr>
-          <w:p>
-            <w:r>
-              <w:rPr>
-                <w:sz w:val="20"/>
-              </w:rPr>
-            </w:r>
-          </w:p>
-        </w:tc>
-        <w:tc>
-          <w:tcPr>
-            <w:tcW w:type="dxa" w:w="1872"/>
+            <w:tcW w:type="dxa" w:w="3184000"/>
+          </w:tcPr>
+          <w:p>
+            <w:r>
+              <w:rPr>
+                <w:sz w:val="20"/>
+              </w:rPr>
+            </w:r>
+          </w:p>
+        </w:tc>
+        <w:tc>
+          <w:tcPr>
+            <w:tcW w:type="dxa" w:w="1910400"/>
           </w:tcPr>
           <w:p>
             <w:r>
@@ -7709,31 +8479,31 @@
       <w:tr>
         <w:tc>
           <w:tcPr>
-            <w:tcW w:type="dxa" w:w="1872"/>
-          </w:tcPr>
-          <w:p>
-            <w:r>
-              <w:rPr>
-                <w:sz w:val="20"/>
-              </w:rPr>
-            </w:r>
-          </w:p>
-        </w:tc>
-        <w:tc>
-          <w:tcPr>
-            <w:tcW w:type="dxa" w:w="1872"/>
-          </w:tcPr>
-          <w:p>
-            <w:r>
-              <w:rPr>
-                <w:sz w:val="20"/>
-              </w:rPr>
-            </w:r>
-          </w:p>
-        </w:tc>
-        <w:tc>
-          <w:tcPr>
-            <w:tcW w:type="dxa" w:w="1872"/>
+            <w:tcW w:type="dxa" w:w="1910400"/>
+          </w:tcPr>
+          <w:p>
+            <w:r>
+              <w:rPr>
+                <w:sz w:val="20"/>
+              </w:rPr>
+            </w:r>
+          </w:p>
+        </w:tc>
+        <w:tc>
+          <w:tcPr>
+            <w:tcW w:type="dxa" w:w="2865600"/>
+          </w:tcPr>
+          <w:p>
+            <w:r>
+              <w:rPr>
+                <w:sz w:val="20"/>
+              </w:rPr>
+            </w:r>
+          </w:p>
+        </w:tc>
+        <w:tc>
+          <w:tcPr>
+            <w:tcW w:type="dxa" w:w="6049600"/>
           </w:tcPr>
           <w:p>
             <w:r>
@@ -7746,19 +8516,19 @@
         </w:tc>
         <w:tc>
           <w:tcPr>
-            <w:tcW w:type="dxa" w:w="1872"/>
-          </w:tcPr>
-          <w:p>
-            <w:r>
-              <w:rPr>
-                <w:sz w:val="20"/>
-              </w:rPr>
-            </w:r>
-          </w:p>
-        </w:tc>
-        <w:tc>
-          <w:tcPr>
-            <w:tcW w:type="dxa" w:w="1872"/>
+            <w:tcW w:type="dxa" w:w="3184000"/>
+          </w:tcPr>
+          <w:p>
+            <w:r>
+              <w:rPr>
+                <w:sz w:val="20"/>
+              </w:rPr>
+            </w:r>
+          </w:p>
+        </w:tc>
+        <w:tc>
+          <w:tcPr>
+            <w:tcW w:type="dxa" w:w="1910400"/>
           </w:tcPr>
           <w:p>
             <w:r>
@@ -7773,31 +8543,31 @@
       <w:tr>
         <w:tc>
           <w:tcPr>
-            <w:tcW w:type="dxa" w:w="1872"/>
-          </w:tcPr>
-          <w:p>
-            <w:r>
-              <w:rPr>
-                <w:sz w:val="20"/>
-              </w:rPr>
-            </w:r>
-          </w:p>
-        </w:tc>
-        <w:tc>
-          <w:tcPr>
-            <w:tcW w:type="dxa" w:w="1872"/>
-          </w:tcPr>
-          <w:p>
-            <w:r>
-              <w:rPr>
-                <w:sz w:val="20"/>
-              </w:rPr>
-            </w:r>
-          </w:p>
-        </w:tc>
-        <w:tc>
-          <w:tcPr>
-            <w:tcW w:type="dxa" w:w="1872"/>
+            <w:tcW w:type="dxa" w:w="1910400"/>
+          </w:tcPr>
+          <w:p>
+            <w:r>
+              <w:rPr>
+                <w:sz w:val="20"/>
+              </w:rPr>
+            </w:r>
+          </w:p>
+        </w:tc>
+        <w:tc>
+          <w:tcPr>
+            <w:tcW w:type="dxa" w:w="2865600"/>
+          </w:tcPr>
+          <w:p>
+            <w:r>
+              <w:rPr>
+                <w:sz w:val="20"/>
+              </w:rPr>
+            </w:r>
+          </w:p>
+        </w:tc>
+        <w:tc>
+          <w:tcPr>
+            <w:tcW w:type="dxa" w:w="6049600"/>
           </w:tcPr>
           <w:p>
             <w:r>
@@ -7810,19 +8580,19 @@
         </w:tc>
         <w:tc>
           <w:tcPr>
-            <w:tcW w:type="dxa" w:w="1872"/>
-          </w:tcPr>
-          <w:p>
-            <w:r>
-              <w:rPr>
-                <w:sz w:val="20"/>
-              </w:rPr>
-            </w:r>
-          </w:p>
-        </w:tc>
-        <w:tc>
-          <w:tcPr>
-            <w:tcW w:type="dxa" w:w="1872"/>
+            <w:tcW w:type="dxa" w:w="3184000"/>
+          </w:tcPr>
+          <w:p>
+            <w:r>
+              <w:rPr>
+                <w:sz w:val="20"/>
+              </w:rPr>
+            </w:r>
+          </w:p>
+        </w:tc>
+        <w:tc>
+          <w:tcPr>
+            <w:tcW w:type="dxa" w:w="1910400"/>
           </w:tcPr>
           <w:p>
             <w:r>
@@ -7865,22 +8635,22 @@
     <w:tbl>
       <w:tblPr>
         <w:tblStyle w:val="TableGrid"/>
-        <w:tblW w:type="auto" w:w="0"/>
+        <w:tblW w:type="dxa" w:w="15920000"/>
         <w:jc w:val="center"/>
         <w:tblLook w:firstColumn="1" w:firstRow="1" w:lastColumn="0" w:lastRow="0" w:noHBand="0" w:noVBand="1" w:val="04A0"/>
       </w:tblPr>
       <w:tblGrid>
-        <w:gridCol w:w="1560"/>
-        <w:gridCol w:w="1560"/>
-        <w:gridCol w:w="1560"/>
-        <w:gridCol w:w="1560"/>
-        <w:gridCol w:w="1560"/>
-        <w:gridCol w:w="1560"/>
+        <w:gridCol w:w="4341818"/>
+        <w:gridCol w:w="1688484"/>
+        <w:gridCol w:w="2170909"/>
+        <w:gridCol w:w="1447272"/>
+        <w:gridCol w:w="3859393"/>
+        <w:gridCol w:w="2412121"/>
       </w:tblGrid>
       <w:tr>
         <w:tc>
           <w:tcPr>
-            <w:tcW w:type="dxa" w:w="1560"/>
+            <w:tcW w:type="dxa" w:w="4341818"/>
             <w:shd w:fill="D9D9D9"/>
           </w:tcPr>
           <w:p>
@@ -7898,7 +8668,7 @@
         </w:tc>
         <w:tc>
           <w:tcPr>
-            <w:tcW w:type="dxa" w:w="1560"/>
+            <w:tcW w:type="dxa" w:w="1688484"/>
             <w:shd w:fill="D9D9D9"/>
           </w:tcPr>
           <w:p>
@@ -7916,7 +8686,7 @@
         </w:tc>
         <w:tc>
           <w:tcPr>
-            <w:tcW w:type="dxa" w:w="1560"/>
+            <w:tcW w:type="dxa" w:w="2170909"/>
             <w:shd w:fill="D9D9D9"/>
           </w:tcPr>
           <w:p>
@@ -7934,7 +8704,7 @@
         </w:tc>
         <w:tc>
           <w:tcPr>
-            <w:tcW w:type="dxa" w:w="1560"/>
+            <w:tcW w:type="dxa" w:w="1447272"/>
             <w:shd w:fill="D9D9D9"/>
           </w:tcPr>
           <w:p>
@@ -7952,7 +8722,7 @@
         </w:tc>
         <w:tc>
           <w:tcPr>
-            <w:tcW w:type="dxa" w:w="1560"/>
+            <w:tcW w:type="dxa" w:w="3859393"/>
             <w:shd w:fill="D9D9D9"/>
           </w:tcPr>
           <w:p>
@@ -7970,7 +8740,7 @@
         </w:tc>
         <w:tc>
           <w:tcPr>
-            <w:tcW w:type="dxa" w:w="1560"/>
+            <w:tcW w:type="dxa" w:w="2412121"/>
             <w:shd w:fill="D9D9D9"/>
           </w:tcPr>
           <w:p>
@@ -7990,7 +8760,7 @@
       <w:tr>
         <w:tc>
           <w:tcPr>
-            <w:tcW w:type="dxa" w:w="1560"/>
+            <w:tcW w:type="dxa" w:w="4341818"/>
           </w:tcPr>
           <w:p>
             <w:r>
@@ -8003,7 +8773,7 @@
         </w:tc>
         <w:tc>
           <w:tcPr>
-            <w:tcW w:type="dxa" w:w="1560"/>
+            <w:tcW w:type="dxa" w:w="1688484"/>
           </w:tcPr>
           <w:p>
             <w:r>
@@ -8016,7 +8786,7 @@
         </w:tc>
         <w:tc>
           <w:tcPr>
-            <w:tcW w:type="dxa" w:w="1560"/>
+            <w:tcW w:type="dxa" w:w="2170909"/>
           </w:tcPr>
           <w:p>
             <w:r>
@@ -8029,7 +8799,7 @@
         </w:tc>
         <w:tc>
           <w:tcPr>
-            <w:tcW w:type="dxa" w:w="1560"/>
+            <w:tcW w:type="dxa" w:w="1447272"/>
           </w:tcPr>
           <w:p>
             <w:r>
@@ -8042,7 +8812,7 @@
         </w:tc>
         <w:tc>
           <w:tcPr>
-            <w:tcW w:type="dxa" w:w="1560"/>
+            <w:tcW w:type="dxa" w:w="3859393"/>
           </w:tcPr>
           <w:p>
             <w:r>
@@ -8055,7 +8825,7 @@
         </w:tc>
         <w:tc>
           <w:tcPr>
-            <w:tcW w:type="dxa" w:w="1560"/>
+            <w:tcW w:type="dxa" w:w="2412121"/>
           </w:tcPr>
           <w:p>
             <w:r>
@@ -8070,7 +8840,7 @@
       <w:tr>
         <w:tc>
           <w:tcPr>
-            <w:tcW w:type="dxa" w:w="1560"/>
+            <w:tcW w:type="dxa" w:w="4341818"/>
           </w:tcPr>
           <w:p>
             <w:r>
@@ -8083,7 +8853,7 @@
         </w:tc>
         <w:tc>
           <w:tcPr>
-            <w:tcW w:type="dxa" w:w="1560"/>
+            <w:tcW w:type="dxa" w:w="1688484"/>
           </w:tcPr>
           <w:p>
             <w:r>
@@ -8096,7 +8866,7 @@
         </w:tc>
         <w:tc>
           <w:tcPr>
-            <w:tcW w:type="dxa" w:w="1560"/>
+            <w:tcW w:type="dxa" w:w="2170909"/>
           </w:tcPr>
           <w:p>
             <w:r>
@@ -8109,7 +8879,7 @@
         </w:tc>
         <w:tc>
           <w:tcPr>
-            <w:tcW w:type="dxa" w:w="1560"/>
+            <w:tcW w:type="dxa" w:w="1447272"/>
           </w:tcPr>
           <w:p>
             <w:r>
@@ -8122,7 +8892,7 @@
         </w:tc>
         <w:tc>
           <w:tcPr>
-            <w:tcW w:type="dxa" w:w="1560"/>
+            <w:tcW w:type="dxa" w:w="3859393"/>
           </w:tcPr>
           <w:p>
             <w:r>
@@ -8135,7 +8905,7 @@
         </w:tc>
         <w:tc>
           <w:tcPr>
-            <w:tcW w:type="dxa" w:w="1560"/>
+            <w:tcW w:type="dxa" w:w="2412121"/>
           </w:tcPr>
           <w:p>
             <w:r>
@@ -8150,7 +8920,7 @@
       <w:tr>
         <w:tc>
           <w:tcPr>
-            <w:tcW w:type="dxa" w:w="1560"/>
+            <w:tcW w:type="dxa" w:w="4341818"/>
           </w:tcPr>
           <w:p>
             <w:r>
@@ -8163,7 +8933,7 @@
         </w:tc>
         <w:tc>
           <w:tcPr>
-            <w:tcW w:type="dxa" w:w="1560"/>
+            <w:tcW w:type="dxa" w:w="1688484"/>
           </w:tcPr>
           <w:p>
             <w:r>
@@ -8176,7 +8946,7 @@
         </w:tc>
         <w:tc>
           <w:tcPr>
-            <w:tcW w:type="dxa" w:w="1560"/>
+            <w:tcW w:type="dxa" w:w="2170909"/>
           </w:tcPr>
           <w:p>
             <w:r>
@@ -8189,7 +8959,7 @@
         </w:tc>
         <w:tc>
           <w:tcPr>
-            <w:tcW w:type="dxa" w:w="1560"/>
+            <w:tcW w:type="dxa" w:w="1447272"/>
           </w:tcPr>
           <w:p>
             <w:r>
@@ -8202,7 +8972,7 @@
         </w:tc>
         <w:tc>
           <w:tcPr>
-            <w:tcW w:type="dxa" w:w="1560"/>
+            <w:tcW w:type="dxa" w:w="3859393"/>
           </w:tcPr>
           <w:p>
             <w:r>
@@ -8215,7 +8985,7 @@
         </w:tc>
         <w:tc>
           <w:tcPr>
-            <w:tcW w:type="dxa" w:w="1560"/>
+            <w:tcW w:type="dxa" w:w="2412121"/>
           </w:tcPr>
           <w:p>
             <w:r>
@@ -8230,7 +9000,7 @@
       <w:tr>
         <w:tc>
           <w:tcPr>
-            <w:tcW w:type="dxa" w:w="1560"/>
+            <w:tcW w:type="dxa" w:w="4341818"/>
           </w:tcPr>
           <w:p>
             <w:r>
@@ -8243,7 +9013,7 @@
         </w:tc>
         <w:tc>
           <w:tcPr>
-            <w:tcW w:type="dxa" w:w="1560"/>
+            <w:tcW w:type="dxa" w:w="1688484"/>
           </w:tcPr>
           <w:p>
             <w:r>
@@ -8256,7 +9026,7 @@
         </w:tc>
         <w:tc>
           <w:tcPr>
-            <w:tcW w:type="dxa" w:w="1560"/>
+            <w:tcW w:type="dxa" w:w="2170909"/>
           </w:tcPr>
           <w:p>
             <w:r>
@@ -8269,7 +9039,7 @@
         </w:tc>
         <w:tc>
           <w:tcPr>
-            <w:tcW w:type="dxa" w:w="1560"/>
+            <w:tcW w:type="dxa" w:w="1447272"/>
           </w:tcPr>
           <w:p>
             <w:r>
@@ -8282,7 +9052,7 @@
         </w:tc>
         <w:tc>
           <w:tcPr>
-            <w:tcW w:type="dxa" w:w="1560"/>
+            <w:tcW w:type="dxa" w:w="3859393"/>
           </w:tcPr>
           <w:p>
             <w:r>
@@ -8295,7 +9065,7 @@
         </w:tc>
         <w:tc>
           <w:tcPr>
-            <w:tcW w:type="dxa" w:w="1560"/>
+            <w:tcW w:type="dxa" w:w="2412121"/>
           </w:tcPr>
           <w:p>
             <w:r>
@@ -8329,22 +9099,22 @@
     <w:tbl>
       <w:tblPr>
         <w:tblStyle w:val="TableGrid"/>
-        <w:tblW w:type="auto" w:w="0"/>
+        <w:tblW w:type="dxa" w:w="15920000"/>
         <w:jc w:val="center"/>
         <w:tblLook w:firstColumn="1" w:firstRow="1" w:lastColumn="0" w:lastRow="0" w:noHBand="0" w:noVBand="1" w:val="04A0"/>
       </w:tblPr>
       <w:tblGrid>
-        <w:gridCol w:w="1560"/>
-        <w:gridCol w:w="1560"/>
-        <w:gridCol w:w="1560"/>
-        <w:gridCol w:w="1560"/>
-        <w:gridCol w:w="1560"/>
-        <w:gridCol w:w="1560"/>
+        <w:gridCol w:w="3582000"/>
+        <w:gridCol w:w="2587000"/>
+        <w:gridCol w:w="1791000"/>
+        <w:gridCol w:w="1990000"/>
+        <w:gridCol w:w="2388000"/>
+        <w:gridCol w:w="3582000"/>
       </w:tblGrid>
       <w:tr>
         <w:tc>
           <w:tcPr>
-            <w:tcW w:type="dxa" w:w="1560"/>
+            <w:tcW w:type="dxa" w:w="3582000"/>
             <w:shd w:fill="D9D9D9"/>
           </w:tcPr>
           <w:p>
@@ -8362,7 +9132,7 @@
         </w:tc>
         <w:tc>
           <w:tcPr>
-            <w:tcW w:type="dxa" w:w="1560"/>
+            <w:tcW w:type="dxa" w:w="2587000"/>
             <w:shd w:fill="D9D9D9"/>
           </w:tcPr>
           <w:p>
@@ -8380,7 +9150,7 @@
         </w:tc>
         <w:tc>
           <w:tcPr>
-            <w:tcW w:type="dxa" w:w="1560"/>
+            <w:tcW w:type="dxa" w:w="1791000"/>
             <w:shd w:fill="D9D9D9"/>
           </w:tcPr>
           <w:p>
@@ -8398,7 +9168,7 @@
         </w:tc>
         <w:tc>
           <w:tcPr>
-            <w:tcW w:type="dxa" w:w="1560"/>
+            <w:tcW w:type="dxa" w:w="1990000"/>
             <w:shd w:fill="D9D9D9"/>
           </w:tcPr>
           <w:p>
@@ -8416,7 +9186,7 @@
         </w:tc>
         <w:tc>
           <w:tcPr>
-            <w:tcW w:type="dxa" w:w="1560"/>
+            <w:tcW w:type="dxa" w:w="2388000"/>
             <w:shd w:fill="D9D9D9"/>
           </w:tcPr>
           <w:p>
@@ -8434,7 +9204,7 @@
         </w:tc>
         <w:tc>
           <w:tcPr>
-            <w:tcW w:type="dxa" w:w="1560"/>
+            <w:tcW w:type="dxa" w:w="3582000"/>
             <w:shd w:fill="D9D9D9"/>
           </w:tcPr>
           <w:p>
@@ -8454,7 +9224,7 @@
       <w:tr>
         <w:tc>
           <w:tcPr>
-            <w:tcW w:type="dxa" w:w="1560"/>
+            <w:tcW w:type="dxa" w:w="3582000"/>
           </w:tcPr>
           <w:p>
             <w:r>
@@ -8467,7 +9237,7 @@
         </w:tc>
         <w:tc>
           <w:tcPr>
-            <w:tcW w:type="dxa" w:w="1560"/>
+            <w:tcW w:type="dxa" w:w="2587000"/>
           </w:tcPr>
           <w:p>
             <w:r>
@@ -8480,7 +9250,7 @@
         </w:tc>
         <w:tc>
           <w:tcPr>
-            <w:tcW w:type="dxa" w:w="1560"/>
+            <w:tcW w:type="dxa" w:w="1791000"/>
           </w:tcPr>
           <w:p>
             <w:r>
@@ -8493,7 +9263,7 @@
         </w:tc>
         <w:tc>
           <w:tcPr>
-            <w:tcW w:type="dxa" w:w="1560"/>
+            <w:tcW w:type="dxa" w:w="1990000"/>
           </w:tcPr>
           <w:p>
             <w:r>
@@ -8506,7 +9276,7 @@
         </w:tc>
         <w:tc>
           <w:tcPr>
-            <w:tcW w:type="dxa" w:w="1560"/>
+            <w:tcW w:type="dxa" w:w="2388000"/>
           </w:tcPr>
           <w:p>
             <w:r>
@@ -8519,7 +9289,7 @@
         </w:tc>
         <w:tc>
           <w:tcPr>
-            <w:tcW w:type="dxa" w:w="1560"/>
+            <w:tcW w:type="dxa" w:w="3582000"/>
           </w:tcPr>
           <w:p>
             <w:r>
@@ -8534,7 +9304,7 @@
       <w:tr>
         <w:tc>
           <w:tcPr>
-            <w:tcW w:type="dxa" w:w="1560"/>
+            <w:tcW w:type="dxa" w:w="3582000"/>
           </w:tcPr>
           <w:p>
             <w:r>
@@ -8547,7 +9317,7 @@
         </w:tc>
         <w:tc>
           <w:tcPr>
-            <w:tcW w:type="dxa" w:w="1560"/>
+            <w:tcW w:type="dxa" w:w="2587000"/>
           </w:tcPr>
           <w:p>
             <w:r>
@@ -8560,7 +9330,7 @@
         </w:tc>
         <w:tc>
           <w:tcPr>
-            <w:tcW w:type="dxa" w:w="1560"/>
+            <w:tcW w:type="dxa" w:w="1791000"/>
           </w:tcPr>
           <w:p>
             <w:r>
@@ -8573,7 +9343,7 @@
         </w:tc>
         <w:tc>
           <w:tcPr>
-            <w:tcW w:type="dxa" w:w="1560"/>
+            <w:tcW w:type="dxa" w:w="1990000"/>
           </w:tcPr>
           <w:p>
             <w:r>
@@ -8586,7 +9356,7 @@
         </w:tc>
         <w:tc>
           <w:tcPr>
-            <w:tcW w:type="dxa" w:w="1560"/>
+            <w:tcW w:type="dxa" w:w="2388000"/>
           </w:tcPr>
           <w:p>
             <w:r>
@@ -8599,7 +9369,7 @@
         </w:tc>
         <w:tc>
           <w:tcPr>
-            <w:tcW w:type="dxa" w:w="1560"/>
+            <w:tcW w:type="dxa" w:w="3582000"/>
           </w:tcPr>
           <w:p>
             <w:r>
@@ -8614,7 +9384,7 @@
       <w:tr>
         <w:tc>
           <w:tcPr>
-            <w:tcW w:type="dxa" w:w="1560"/>
+            <w:tcW w:type="dxa" w:w="3582000"/>
           </w:tcPr>
           <w:p>
             <w:r>
@@ -8627,7 +9397,7 @@
         </w:tc>
         <w:tc>
           <w:tcPr>
-            <w:tcW w:type="dxa" w:w="1560"/>
+            <w:tcW w:type="dxa" w:w="2587000"/>
           </w:tcPr>
           <w:p>
             <w:r>
@@ -8640,7 +9410,7 @@
         </w:tc>
         <w:tc>
           <w:tcPr>
-            <w:tcW w:type="dxa" w:w="1560"/>
+            <w:tcW w:type="dxa" w:w="1791000"/>
           </w:tcPr>
           <w:p>
             <w:r>
@@ -8653,7 +9423,7 @@
         </w:tc>
         <w:tc>
           <w:tcPr>
-            <w:tcW w:type="dxa" w:w="1560"/>
+            <w:tcW w:type="dxa" w:w="1990000"/>
           </w:tcPr>
           <w:p>
             <w:r>
@@ -8666,7 +9436,7 @@
         </w:tc>
         <w:tc>
           <w:tcPr>
-            <w:tcW w:type="dxa" w:w="1560"/>
+            <w:tcW w:type="dxa" w:w="2388000"/>
           </w:tcPr>
           <w:p>
             <w:r>
@@ -8679,7 +9449,7 @@
         </w:tc>
         <w:tc>
           <w:tcPr>
-            <w:tcW w:type="dxa" w:w="1560"/>
+            <w:tcW w:type="dxa" w:w="3582000"/>
           </w:tcPr>
           <w:p>
             <w:r>
@@ -8694,7 +9464,7 @@
       <w:tr>
         <w:tc>
           <w:tcPr>
-            <w:tcW w:type="dxa" w:w="1560"/>
+            <w:tcW w:type="dxa" w:w="3582000"/>
           </w:tcPr>
           <w:p>
             <w:r>
@@ -8707,7 +9477,7 @@
         </w:tc>
         <w:tc>
           <w:tcPr>
-            <w:tcW w:type="dxa" w:w="1560"/>
+            <w:tcW w:type="dxa" w:w="2587000"/>
           </w:tcPr>
           <w:p>
             <w:r>
@@ -8720,7 +9490,7 @@
         </w:tc>
         <w:tc>
           <w:tcPr>
-            <w:tcW w:type="dxa" w:w="1560"/>
+            <w:tcW w:type="dxa" w:w="1791000"/>
           </w:tcPr>
           <w:p>
             <w:r>
@@ -8733,7 +9503,7 @@
         </w:tc>
         <w:tc>
           <w:tcPr>
-            <w:tcW w:type="dxa" w:w="1560"/>
+            <w:tcW w:type="dxa" w:w="1990000"/>
           </w:tcPr>
           <w:p>
             <w:r>
@@ -8746,7 +9516,7 @@
         </w:tc>
         <w:tc>
           <w:tcPr>
-            <w:tcW w:type="dxa" w:w="1560"/>
+            <w:tcW w:type="dxa" w:w="2388000"/>
           </w:tcPr>
           <w:p>
             <w:r>
@@ -8759,7 +9529,7 @@
         </w:tc>
         <w:tc>
           <w:tcPr>
-            <w:tcW w:type="dxa" w:w="1560"/>
+            <w:tcW w:type="dxa" w:w="3582000"/>
           </w:tcPr>
           <w:p>
             <w:r>
@@ -8855,22 +9625,22 @@
     <w:tbl>
       <w:tblPr>
         <w:tblStyle w:val="TableGrid"/>
-        <w:tblW w:type="auto" w:w="0"/>
+        <w:tblW w:type="dxa" w:w="15920000"/>
         <w:jc w:val="center"/>
         <w:tblLook w:firstColumn="1" w:firstRow="1" w:lastColumn="0" w:lastRow="0" w:noHBand="0" w:noVBand="1" w:val="04A0"/>
       </w:tblPr>
       <w:tblGrid>
-        <w:gridCol w:w="1560"/>
-        <w:gridCol w:w="1560"/>
-        <w:gridCol w:w="1560"/>
-        <w:gridCol w:w="1560"/>
-        <w:gridCol w:w="1560"/>
-        <w:gridCol w:w="1560"/>
+        <w:gridCol w:w="2083769"/>
+        <w:gridCol w:w="2333821"/>
+        <w:gridCol w:w="2417172"/>
+        <w:gridCol w:w="1833717"/>
+        <w:gridCol w:w="3834136"/>
+        <w:gridCol w:w="3417382"/>
       </w:tblGrid>
       <w:tr>
         <w:tc>
           <w:tcPr>
-            <w:tcW w:type="dxa" w:w="1560"/>
+            <w:tcW w:type="dxa" w:w="2083769"/>
             <w:shd w:fill="D9D9D9"/>
           </w:tcPr>
           <w:p>
@@ -8888,7 +9658,7 @@
         </w:tc>
         <w:tc>
           <w:tcPr>
-            <w:tcW w:type="dxa" w:w="1560"/>
+            <w:tcW w:type="dxa" w:w="2333821"/>
             <w:shd w:fill="D9D9D9"/>
           </w:tcPr>
           <w:p>
@@ -8906,7 +9676,7 @@
         </w:tc>
         <w:tc>
           <w:tcPr>
-            <w:tcW w:type="dxa" w:w="1560"/>
+            <w:tcW w:type="dxa" w:w="2417172"/>
             <w:shd w:fill="D9D9D9"/>
           </w:tcPr>
           <w:p>
@@ -8924,7 +9694,7 @@
         </w:tc>
         <w:tc>
           <w:tcPr>
-            <w:tcW w:type="dxa" w:w="1560"/>
+            <w:tcW w:type="dxa" w:w="1833717"/>
             <w:shd w:fill="D9D9D9"/>
           </w:tcPr>
           <w:p>
@@ -8942,7 +9712,7 @@
         </w:tc>
         <w:tc>
           <w:tcPr>
-            <w:tcW w:type="dxa" w:w="1560"/>
+            <w:tcW w:type="dxa" w:w="3834136"/>
             <w:shd w:fill="D9D9D9"/>
           </w:tcPr>
           <w:p>
@@ -8960,7 +9730,7 @@
         </w:tc>
         <w:tc>
           <w:tcPr>
-            <w:tcW w:type="dxa" w:w="1560"/>
+            <w:tcW w:type="dxa" w:w="3417382"/>
             <w:shd w:fill="D9D9D9"/>
           </w:tcPr>
           <w:p>
@@ -8980,7 +9750,7 @@
       <w:tr>
         <w:tc>
           <w:tcPr>
-            <w:tcW w:type="dxa" w:w="1560"/>
+            <w:tcW w:type="dxa" w:w="2083769"/>
           </w:tcPr>
           <w:p>
             <w:r>
@@ -8993,7 +9763,7 @@
         </w:tc>
         <w:tc>
           <w:tcPr>
-            <w:tcW w:type="dxa" w:w="1560"/>
+            <w:tcW w:type="dxa" w:w="2333821"/>
           </w:tcPr>
           <w:p>
             <w:r>
@@ -9006,7 +9776,7 @@
         </w:tc>
         <w:tc>
           <w:tcPr>
-            <w:tcW w:type="dxa" w:w="1560"/>
+            <w:tcW w:type="dxa" w:w="2417172"/>
           </w:tcPr>
           <w:p>
             <w:r>
@@ -9019,7 +9789,7 @@
         </w:tc>
         <w:tc>
           <w:tcPr>
-            <w:tcW w:type="dxa" w:w="1560"/>
+            <w:tcW w:type="dxa" w:w="1833717"/>
           </w:tcPr>
           <w:p>
             <w:r>
@@ -9032,7 +9802,7 @@
         </w:tc>
         <w:tc>
           <w:tcPr>
-            <w:tcW w:type="dxa" w:w="1560"/>
+            <w:tcW w:type="dxa" w:w="3834136"/>
           </w:tcPr>
           <w:p>
             <w:r>
@@ -9045,7 +9815,7 @@
         </w:tc>
         <w:tc>
           <w:tcPr>
-            <w:tcW w:type="dxa" w:w="1560"/>
+            <w:tcW w:type="dxa" w:w="3417382"/>
           </w:tcPr>
           <w:p>
             <w:r>
@@ -9060,7 +9830,7 @@
       <w:tr>
         <w:tc>
           <w:tcPr>
-            <w:tcW w:type="dxa" w:w="1560"/>
+            <w:tcW w:type="dxa" w:w="2083769"/>
           </w:tcPr>
           <w:p>
             <w:r>
@@ -9073,7 +9843,7 @@
         </w:tc>
         <w:tc>
           <w:tcPr>
-            <w:tcW w:type="dxa" w:w="1560"/>
+            <w:tcW w:type="dxa" w:w="2333821"/>
           </w:tcPr>
           <w:p>
             <w:r>
@@ -9086,7 +9856,7 @@
         </w:tc>
         <w:tc>
           <w:tcPr>
-            <w:tcW w:type="dxa" w:w="1560"/>
+            <w:tcW w:type="dxa" w:w="2417172"/>
           </w:tcPr>
           <w:p>
             <w:r>
@@ -9099,7 +9869,7 @@
         </w:tc>
         <w:tc>
           <w:tcPr>
-            <w:tcW w:type="dxa" w:w="1560"/>
+            <w:tcW w:type="dxa" w:w="1833717"/>
           </w:tcPr>
           <w:p>
             <w:r>
@@ -9112,7 +9882,7 @@
         </w:tc>
         <w:tc>
           <w:tcPr>
-            <w:tcW w:type="dxa" w:w="1560"/>
+            <w:tcW w:type="dxa" w:w="3834136"/>
           </w:tcPr>
           <w:p>
             <w:r>
@@ -9125,7 +9895,7 @@
         </w:tc>
         <w:tc>
           <w:tcPr>
-            <w:tcW w:type="dxa" w:w="1560"/>
+            <w:tcW w:type="dxa" w:w="3417382"/>
           </w:tcPr>
           <w:p>
             <w:r>
@@ -9140,7 +9910,7 @@
       <w:tr>
         <w:tc>
           <w:tcPr>
-            <w:tcW w:type="dxa" w:w="1560"/>
+            <w:tcW w:type="dxa" w:w="2083769"/>
           </w:tcPr>
           <w:p>
             <w:r>
@@ -9153,7 +9923,7 @@
         </w:tc>
         <w:tc>
           <w:tcPr>
-            <w:tcW w:type="dxa" w:w="1560"/>
+            <w:tcW w:type="dxa" w:w="2333821"/>
           </w:tcPr>
           <w:p>
             <w:r>
@@ -9166,7 +9936,7 @@
         </w:tc>
         <w:tc>
           <w:tcPr>
-            <w:tcW w:type="dxa" w:w="1560"/>
+            <w:tcW w:type="dxa" w:w="2417172"/>
           </w:tcPr>
           <w:p>
             <w:r>
@@ -9179,7 +9949,7 @@
         </w:tc>
         <w:tc>
           <w:tcPr>
-            <w:tcW w:type="dxa" w:w="1560"/>
+            <w:tcW w:type="dxa" w:w="1833717"/>
           </w:tcPr>
           <w:p>
             <w:r>
@@ -9192,7 +9962,7 @@
         </w:tc>
         <w:tc>
           <w:tcPr>
-            <w:tcW w:type="dxa" w:w="1560"/>
+            <w:tcW w:type="dxa" w:w="3834136"/>
           </w:tcPr>
           <w:p>
             <w:r>
@@ -9205,7 +9975,7 @@
         </w:tc>
         <w:tc>
           <w:tcPr>
-            <w:tcW w:type="dxa" w:w="1560"/>
+            <w:tcW w:type="dxa" w:w="3417382"/>
           </w:tcPr>
           <w:p>
             <w:r>
@@ -9220,7 +9990,7 @@
       <w:tr>
         <w:tc>
           <w:tcPr>
-            <w:tcW w:type="dxa" w:w="1560"/>
+            <w:tcW w:type="dxa" w:w="2083769"/>
           </w:tcPr>
           <w:p>
             <w:r>
@@ -9233,7 +10003,7 @@
         </w:tc>
         <w:tc>
           <w:tcPr>
-            <w:tcW w:type="dxa" w:w="1560"/>
+            <w:tcW w:type="dxa" w:w="2333821"/>
           </w:tcPr>
           <w:p>
             <w:r>
@@ -9246,7 +10016,7 @@
         </w:tc>
         <w:tc>
           <w:tcPr>
-            <w:tcW w:type="dxa" w:w="1560"/>
+            <w:tcW w:type="dxa" w:w="2417172"/>
           </w:tcPr>
           <w:p>
             <w:r>
@@ -9259,7 +10029,7 @@
         </w:tc>
         <w:tc>
           <w:tcPr>
-            <w:tcW w:type="dxa" w:w="1560"/>
+            <w:tcW w:type="dxa" w:w="1833717"/>
           </w:tcPr>
           <w:p>
             <w:r>
@@ -9272,7 +10042,7 @@
         </w:tc>
         <w:tc>
           <w:tcPr>
-            <w:tcW w:type="dxa" w:w="1560"/>
+            <w:tcW w:type="dxa" w:w="3834136"/>
           </w:tcPr>
           <w:p>
             <w:r>
@@ -9285,7 +10055,7 @@
         </w:tc>
         <w:tc>
           <w:tcPr>
-            <w:tcW w:type="dxa" w:w="1560"/>
+            <w:tcW w:type="dxa" w:w="3417382"/>
           </w:tcPr>
           <w:p>
             <w:r>
@@ -9300,7 +10070,7 @@
       <w:tr>
         <w:tc>
           <w:tcPr>
-            <w:tcW w:type="dxa" w:w="1560"/>
+            <w:tcW w:type="dxa" w:w="2083769"/>
           </w:tcPr>
           <w:p>
             <w:r>
@@ -9313,7 +10083,7 @@
         </w:tc>
         <w:tc>
           <w:tcPr>
-            <w:tcW w:type="dxa" w:w="1560"/>
+            <w:tcW w:type="dxa" w:w="2333821"/>
           </w:tcPr>
           <w:p>
             <w:r>
@@ -9326,7 +10096,7 @@
         </w:tc>
         <w:tc>
           <w:tcPr>
-            <w:tcW w:type="dxa" w:w="1560"/>
+            <w:tcW w:type="dxa" w:w="2417172"/>
           </w:tcPr>
           <w:p>
             <w:r>
@@ -9339,7 +10109,7 @@
         </w:tc>
         <w:tc>
           <w:tcPr>
-            <w:tcW w:type="dxa" w:w="1560"/>
+            <w:tcW w:type="dxa" w:w="1833717"/>
           </w:tcPr>
           <w:p>
             <w:r>
@@ -9352,7 +10122,7 @@
         </w:tc>
         <w:tc>
           <w:tcPr>
-            <w:tcW w:type="dxa" w:w="1560"/>
+            <w:tcW w:type="dxa" w:w="3834136"/>
           </w:tcPr>
           <w:p>
             <w:r>
@@ -9365,7 +10135,7 @@
         </w:tc>
         <w:tc>
           <w:tcPr>
-            <w:tcW w:type="dxa" w:w="1560"/>
+            <w:tcW w:type="dxa" w:w="3417382"/>
           </w:tcPr>
           <w:p>
             <w:r>
@@ -9380,7 +10150,7 @@
       <w:tr>
         <w:tc>
           <w:tcPr>
-            <w:tcW w:type="dxa" w:w="1560"/>
+            <w:tcW w:type="dxa" w:w="2083769"/>
           </w:tcPr>
           <w:p>
             <w:r>
@@ -9393,7 +10163,7 @@
         </w:tc>
         <w:tc>
           <w:tcPr>
-            <w:tcW w:type="dxa" w:w="1560"/>
+            <w:tcW w:type="dxa" w:w="2333821"/>
           </w:tcPr>
           <w:p>
             <w:r>
@@ -9406,7 +10176,7 @@
         </w:tc>
         <w:tc>
           <w:tcPr>
-            <w:tcW w:type="dxa" w:w="1560"/>
+            <w:tcW w:type="dxa" w:w="2417172"/>
           </w:tcPr>
           <w:p>
             <w:r>
@@ -9419,7 +10189,7 @@
         </w:tc>
         <w:tc>
           <w:tcPr>
-            <w:tcW w:type="dxa" w:w="1560"/>
+            <w:tcW w:type="dxa" w:w="1833717"/>
           </w:tcPr>
           <w:p>
             <w:r>
@@ -9432,7 +10202,7 @@
         </w:tc>
         <w:tc>
           <w:tcPr>
-            <w:tcW w:type="dxa" w:w="1560"/>
+            <w:tcW w:type="dxa" w:w="3834136"/>
           </w:tcPr>
           <w:p>
             <w:r>
@@ -9445,7 +10215,7 @@
         </w:tc>
         <w:tc>
           <w:tcPr>
-            <w:tcW w:type="dxa" w:w="1560"/>
+            <w:tcW w:type="dxa" w:w="3417382"/>
           </w:tcPr>
           <w:p>
             <w:r>
@@ -9460,7 +10230,7 @@
       <w:tr>
         <w:tc>
           <w:tcPr>
-            <w:tcW w:type="dxa" w:w="1560"/>
+            <w:tcW w:type="dxa" w:w="2083769"/>
           </w:tcPr>
           <w:p>
             <w:r>
@@ -9473,7 +10243,7 @@
         </w:tc>
         <w:tc>
           <w:tcPr>
-            <w:tcW w:type="dxa" w:w="1560"/>
+            <w:tcW w:type="dxa" w:w="2333821"/>
           </w:tcPr>
           <w:p>
             <w:r>
@@ -9486,7 +10256,7 @@
         </w:tc>
         <w:tc>
           <w:tcPr>
-            <w:tcW w:type="dxa" w:w="1560"/>
+            <w:tcW w:type="dxa" w:w="2417172"/>
           </w:tcPr>
           <w:p>
             <w:r>
@@ -9499,7 +10269,7 @@
         </w:tc>
         <w:tc>
           <w:tcPr>
-            <w:tcW w:type="dxa" w:w="1560"/>
+            <w:tcW w:type="dxa" w:w="1833717"/>
           </w:tcPr>
           <w:p>
             <w:r>
@@ -9512,7 +10282,7 @@
         </w:tc>
         <w:tc>
           <w:tcPr>
-            <w:tcW w:type="dxa" w:w="1560"/>
+            <w:tcW w:type="dxa" w:w="3834136"/>
           </w:tcPr>
           <w:p>
             <w:r>
@@ -9525,7 +10295,7 @@
         </w:tc>
         <w:tc>
           <w:tcPr>
-            <w:tcW w:type="dxa" w:w="1560"/>
+            <w:tcW w:type="dxa" w:w="3417382"/>
           </w:tcPr>
           <w:p>
             <w:r>
@@ -9540,7 +10310,7 @@
       <w:tr>
         <w:tc>
           <w:tcPr>
-            <w:tcW w:type="dxa" w:w="1560"/>
+            <w:tcW w:type="dxa" w:w="2083769"/>
           </w:tcPr>
           <w:p>
             <w:r>
@@ -9553,7 +10323,7 @@
         </w:tc>
         <w:tc>
           <w:tcPr>
-            <w:tcW w:type="dxa" w:w="1560"/>
+            <w:tcW w:type="dxa" w:w="2333821"/>
           </w:tcPr>
           <w:p>
             <w:r>
@@ -9566,7 +10336,7 @@
         </w:tc>
         <w:tc>
           <w:tcPr>
-            <w:tcW w:type="dxa" w:w="1560"/>
+            <w:tcW w:type="dxa" w:w="2417172"/>
           </w:tcPr>
           <w:p>
             <w:r>
@@ -9579,7 +10349,7 @@
         </w:tc>
         <w:tc>
           <w:tcPr>
-            <w:tcW w:type="dxa" w:w="1560"/>
+            <w:tcW w:type="dxa" w:w="1833717"/>
           </w:tcPr>
           <w:p>
             <w:r>
@@ -9592,7 +10362,7 @@
         </w:tc>
         <w:tc>
           <w:tcPr>
-            <w:tcW w:type="dxa" w:w="1560"/>
+            <w:tcW w:type="dxa" w:w="3834136"/>
           </w:tcPr>
           <w:p>
             <w:r>
@@ -9605,7 +10375,7 @@
         </w:tc>
         <w:tc>
           <w:tcPr>
-            <w:tcW w:type="dxa" w:w="1560"/>
+            <w:tcW w:type="dxa" w:w="3417382"/>
           </w:tcPr>
           <w:p>
             <w:r>
@@ -10423,18 +11193,18 @@
     <w:tbl>
       <w:tblPr>
         <w:tblStyle w:val="TableGrid"/>
-        <w:tblW w:type="auto" w:w="0"/>
+        <w:tblW w:type="dxa" w:w="15920000"/>
         <w:jc w:val="center"/>
         <w:tblLook w:firstColumn="1" w:firstRow="1" w:lastColumn="0" w:lastRow="0" w:noHBand="0" w:noVBand="1" w:val="04A0"/>
       </w:tblPr>
       <w:tblGrid>
-        <w:gridCol w:w="4680"/>
-        <w:gridCol w:w="4680"/>
+        <w:gridCol w:w="8756000"/>
+        <w:gridCol w:w="7164000"/>
       </w:tblGrid>
       <w:tr>
         <w:tc>
           <w:tcPr>
-            <w:tcW w:type="dxa" w:w="4680"/>
+            <w:tcW w:type="dxa" w:w="8756000"/>
             <w:shd w:fill="D9D9D9"/>
           </w:tcPr>
           <w:p>
@@ -10452,7 +11222,7 @@
         </w:tc>
         <w:tc>
           <w:tcPr>
-            <w:tcW w:type="dxa" w:w="4680"/>
+            <w:tcW w:type="dxa" w:w="7164000"/>
             <w:shd w:fill="D9D9D9"/>
           </w:tcPr>
           <w:p>
@@ -10472,7 +11242,7 @@
       <w:tr>
         <w:tc>
           <w:tcPr>
-            <w:tcW w:type="dxa" w:w="4680"/>
+            <w:tcW w:type="dxa" w:w="8756000"/>
           </w:tcPr>
           <w:p>
             <w:r>
@@ -10485,7 +11255,7 @@
         </w:tc>
         <w:tc>
           <w:tcPr>
-            <w:tcW w:type="dxa" w:w="4680"/>
+            <w:tcW w:type="dxa" w:w="7164000"/>
           </w:tcPr>
           <w:p>
             <w:r>
@@ -10500,7 +11270,7 @@
       <w:tr>
         <w:tc>
           <w:tcPr>
-            <w:tcW w:type="dxa" w:w="4680"/>
+            <w:tcW w:type="dxa" w:w="8756000"/>
           </w:tcPr>
           <w:p>
             <w:r>
@@ -10513,7 +11283,7 @@
         </w:tc>
         <w:tc>
           <w:tcPr>
-            <w:tcW w:type="dxa" w:w="4680"/>
+            <w:tcW w:type="dxa" w:w="7164000"/>
           </w:tcPr>
           <w:p>
             <w:r>
@@ -10528,7 +11298,7 @@
       <w:tr>
         <w:tc>
           <w:tcPr>
-            <w:tcW w:type="dxa" w:w="4680"/>
+            <w:tcW w:type="dxa" w:w="8756000"/>
           </w:tcPr>
           <w:p>
             <w:r>
@@ -10541,7 +11311,7 @@
         </w:tc>
         <w:tc>
           <w:tcPr>
-            <w:tcW w:type="dxa" w:w="4680"/>
+            <w:tcW w:type="dxa" w:w="7164000"/>
           </w:tcPr>
           <w:p>
             <w:r>
@@ -10556,7 +11326,7 @@
       <w:tr>
         <w:tc>
           <w:tcPr>
-            <w:tcW w:type="dxa" w:w="4680"/>
+            <w:tcW w:type="dxa" w:w="8756000"/>
           </w:tcPr>
           <w:p>
             <w:r>
@@ -10569,7 +11339,7 @@
         </w:tc>
         <w:tc>
           <w:tcPr>
-            <w:tcW w:type="dxa" w:w="4680"/>
+            <w:tcW w:type="dxa" w:w="7164000"/>
           </w:tcPr>
           <w:p>
             <w:r>
@@ -10584,7 +11354,7 @@
       <w:tr>
         <w:tc>
           <w:tcPr>
-            <w:tcW w:type="dxa" w:w="4680"/>
+            <w:tcW w:type="dxa" w:w="8756000"/>
           </w:tcPr>
           <w:p>
             <w:r>
@@ -10597,7 +11367,7 @@
         </w:tc>
         <w:tc>
           <w:tcPr>
-            <w:tcW w:type="dxa" w:w="4680"/>
+            <w:tcW w:type="dxa" w:w="7164000"/>
           </w:tcPr>
           <w:p>
             <w:r>
@@ -10612,7 +11382,7 @@
       <w:tr>
         <w:tc>
           <w:tcPr>
-            <w:tcW w:type="dxa" w:w="4680"/>
+            <w:tcW w:type="dxa" w:w="8756000"/>
           </w:tcPr>
           <w:p>
             <w:r>
@@ -10625,7 +11395,7 @@
         </w:tc>
         <w:tc>
           <w:tcPr>
-            <w:tcW w:type="dxa" w:w="4680"/>
+            <w:tcW w:type="dxa" w:w="7164000"/>
           </w:tcPr>
           <w:p>
             <w:r>
@@ -10640,7 +11410,7 @@
       <w:tr>
         <w:tc>
           <w:tcPr>
-            <w:tcW w:type="dxa" w:w="4680"/>
+            <w:tcW w:type="dxa" w:w="8756000"/>
           </w:tcPr>
           <w:p>
             <w:r>
@@ -10653,7 +11423,7 @@
         </w:tc>
         <w:tc>
           <w:tcPr>
-            <w:tcW w:type="dxa" w:w="4680"/>
+            <w:tcW w:type="dxa" w:w="7164000"/>
           </w:tcPr>
           <w:p>
             <w:r>
@@ -10668,7 +11438,7 @@
       <w:tr>
         <w:tc>
           <w:tcPr>
-            <w:tcW w:type="dxa" w:w="4680"/>
+            <w:tcW w:type="dxa" w:w="8756000"/>
           </w:tcPr>
           <w:p>
             <w:r>
@@ -10681,7 +11451,7 @@
         </w:tc>
         <w:tc>
           <w:tcPr>
-            <w:tcW w:type="dxa" w:w="4680"/>
+            <w:tcW w:type="dxa" w:w="7164000"/>
           </w:tcPr>
           <w:p>
             <w:r>
@@ -10696,7 +11466,7 @@
       <w:tr>
         <w:tc>
           <w:tcPr>
-            <w:tcW w:type="dxa" w:w="4680"/>
+            <w:tcW w:type="dxa" w:w="8756000"/>
           </w:tcPr>
           <w:p>
             <w:r>
@@ -10709,7 +11479,7 @@
         </w:tc>
         <w:tc>
           <w:tcPr>
-            <w:tcW w:type="dxa" w:w="4680"/>
+            <w:tcW w:type="dxa" w:w="7164000"/>
           </w:tcPr>
           <w:p>
             <w:r>
@@ -10724,7 +11494,7 @@
       <w:tr>
         <w:tc>
           <w:tcPr>
-            <w:tcW w:type="dxa" w:w="4680"/>
+            <w:tcW w:type="dxa" w:w="8756000"/>
           </w:tcPr>
           <w:p>
             <w:r>
@@ -10737,7 +11507,7 @@
         </w:tc>
         <w:tc>
           <w:tcPr>
-            <w:tcW w:type="dxa" w:w="4680"/>
+            <w:tcW w:type="dxa" w:w="7164000"/>
           </w:tcPr>
           <w:p>
             <w:r>
@@ -10752,7 +11522,7 @@
       <w:tr>
         <w:tc>
           <w:tcPr>
-            <w:tcW w:type="dxa" w:w="4680"/>
+            <w:tcW w:type="dxa" w:w="8756000"/>
           </w:tcPr>
           <w:p>
             <w:r>
@@ -10765,7 +11535,7 @@
         </w:tc>
         <w:tc>
           <w:tcPr>
-            <w:tcW w:type="dxa" w:w="4680"/>
+            <w:tcW w:type="dxa" w:w="7164000"/>
           </w:tcPr>
           <w:p>
             <w:r>
@@ -10780,7 +11550,7 @@
       <w:tr>
         <w:tc>
           <w:tcPr>
-            <w:tcW w:type="dxa" w:w="4680"/>
+            <w:tcW w:type="dxa" w:w="8756000"/>
           </w:tcPr>
           <w:p>
             <w:r>
@@ -10793,7 +11563,7 @@
         </w:tc>
         <w:tc>
           <w:tcPr>
-            <w:tcW w:type="dxa" w:w="4680"/>
+            <w:tcW w:type="dxa" w:w="7164000"/>
           </w:tcPr>
           <w:p>
             <w:r>
@@ -10808,7 +11578,7 @@
       <w:tr>
         <w:tc>
           <w:tcPr>
-            <w:tcW w:type="dxa" w:w="4680"/>
+            <w:tcW w:type="dxa" w:w="8756000"/>
           </w:tcPr>
           <w:p>
             <w:r>
@@ -10821,7 +11591,7 @@
         </w:tc>
         <w:tc>
           <w:tcPr>
-            <w:tcW w:type="dxa" w:w="4680"/>
+            <w:tcW w:type="dxa" w:w="7164000"/>
           </w:tcPr>
           <w:p>
             <w:r>
@@ -10836,7 +11606,7 @@
       <w:tr>
         <w:tc>
           <w:tcPr>
-            <w:tcW w:type="dxa" w:w="4680"/>
+            <w:tcW w:type="dxa" w:w="8756000"/>
           </w:tcPr>
           <w:p>
             <w:r>
@@ -10849,7 +11619,7 @@
         </w:tc>
         <w:tc>
           <w:tcPr>
-            <w:tcW w:type="dxa" w:w="4680"/>
+            <w:tcW w:type="dxa" w:w="7164000"/>
           </w:tcPr>
           <w:p>
             <w:r>
@@ -10864,7 +11634,7 @@
       <w:tr>
         <w:tc>
           <w:tcPr>
-            <w:tcW w:type="dxa" w:w="4680"/>
+            <w:tcW w:type="dxa" w:w="8756000"/>
           </w:tcPr>
           <w:p>
             <w:r>
@@ -10877,7 +11647,7 @@
         </w:tc>
         <w:tc>
           <w:tcPr>
-            <w:tcW w:type="dxa" w:w="4680"/>
+            <w:tcW w:type="dxa" w:w="7164000"/>
           </w:tcPr>
           <w:p>
             <w:r>
@@ -10892,7 +11662,7 @@
       <w:tr>
         <w:tc>
           <w:tcPr>
-            <w:tcW w:type="dxa" w:w="4680"/>
+            <w:tcW w:type="dxa" w:w="8756000"/>
           </w:tcPr>
           <w:p>
             <w:r>
@@ -10905,7 +11675,7 @@
         </w:tc>
         <w:tc>
           <w:tcPr>
-            <w:tcW w:type="dxa" w:w="4680"/>
+            <w:tcW w:type="dxa" w:w="7164000"/>
           </w:tcPr>
           <w:p>
             <w:r>
@@ -10920,7 +11690,7 @@
       <w:tr>
         <w:tc>
           <w:tcPr>
-            <w:tcW w:type="dxa" w:w="4680"/>
+            <w:tcW w:type="dxa" w:w="8756000"/>
           </w:tcPr>
           <w:p>
             <w:r>
@@ -10933,7 +11703,7 @@
         </w:tc>
         <w:tc>
           <w:tcPr>
-            <w:tcW w:type="dxa" w:w="4680"/>
+            <w:tcW w:type="dxa" w:w="7164000"/>
           </w:tcPr>
           <w:p>
             <w:r>
@@ -10948,7 +11718,7 @@
       <w:tr>
         <w:tc>
           <w:tcPr>
-            <w:tcW w:type="dxa" w:w="4680"/>
+            <w:tcW w:type="dxa" w:w="8756000"/>
           </w:tcPr>
           <w:p>
             <w:r>
@@ -10961,7 +11731,7 @@
         </w:tc>
         <w:tc>
           <w:tcPr>
-            <w:tcW w:type="dxa" w:w="4680"/>
+            <w:tcW w:type="dxa" w:w="7164000"/>
           </w:tcPr>
           <w:p>
             <w:r>
@@ -10976,7 +11746,7 @@
       <w:tr>
         <w:tc>
           <w:tcPr>
-            <w:tcW w:type="dxa" w:w="4680"/>
+            <w:tcW w:type="dxa" w:w="8756000"/>
           </w:tcPr>
           <w:p>
             <w:r>
@@ -10989,7 +11759,7 @@
         </w:tc>
         <w:tc>
           <w:tcPr>
-            <w:tcW w:type="dxa" w:w="4680"/>
+            <w:tcW w:type="dxa" w:w="7164000"/>
           </w:tcPr>
           <w:p>
             <w:r>
@@ -11004,7 +11774,7 @@
       <w:tr>
         <w:tc>
           <w:tcPr>
-            <w:tcW w:type="dxa" w:w="4680"/>
+            <w:tcW w:type="dxa" w:w="8756000"/>
           </w:tcPr>
           <w:p>
             <w:r>
@@ -11017,7 +11787,7 @@
         </w:tc>
         <w:tc>
           <w:tcPr>
-            <w:tcW w:type="dxa" w:w="4680"/>
+            <w:tcW w:type="dxa" w:w="7164000"/>
           </w:tcPr>
           <w:p>
             <w:r>
@@ -11032,7 +11802,7 @@
       <w:tr>
         <w:tc>
           <w:tcPr>
-            <w:tcW w:type="dxa" w:w="4680"/>
+            <w:tcW w:type="dxa" w:w="8756000"/>
           </w:tcPr>
           <w:p>
             <w:r>
@@ -11045,7 +11815,7 @@
         </w:tc>
         <w:tc>
           <w:tcPr>
-            <w:tcW w:type="dxa" w:w="4680"/>
+            <w:tcW w:type="dxa" w:w="7164000"/>
           </w:tcPr>
           <w:p>
             <w:r>
@@ -11251,7 +12021,7 @@
         <w:t xml:space="preserve">Step 9: Explain verification: </w:t>
       </w:r>
       <w:r>
-        <w:t>Show the tri-state verifier (Figure 6). Explain: accepted (keep), rejected (rollback + failure count), inconclusive (rollback, no penalty). Emphasize that the system never keeps a change it cannot verify.</w:t>
+        <w:t>Show the tri-state verifier (Figure 5). Explain: accepted (keep), rejected (rollback + failure count), inconclusive (rollback, no penalty). Emphasize that the system never keeps a change it cannot verify.</w:t>
       </w:r>
     </w:p>
     <w:p>
@@ -11313,839 +12083,6 @@
         <w:t>- The Q-learning advantage is not demonstrated; the system is indistinguishable from the rule.</w:t>
         <w:br/>
         <w:t>- The verifier is a safety filter, not a benefit estimator.</w:t>
-      </w:r>
-    </w:p>
-    <w:p>
-      <w:pPr>
-        <w:spacing w:before="80" w:after="80"/>
-        <w:ind w:left="283" w:right="283"/>
-      </w:pPr>
-      <w:r>
-        <w:rPr>
-          <w:rFonts w:ascii="Courier New" w:hAnsi="Courier New"/>
-          <w:sz w:val="16"/>
-        </w:rPr>
-        <w:t>flowchart LR</w:t>
-        <w:br/>
-      </w:r>
-      <w:r>
-        <w:rPr>
-          <w:rFonts w:ascii="Courier New" w:hAnsi="Courier New"/>
-          <w:sz w:val="16"/>
-        </w:rPr>
-        <w:t xml:space="preserve">    A["Workload&lt;br/&gt;Families&lt;br/&gt;(7 families)"] --&gt; B["Train / Valid /&lt;br/&gt;Test Split&lt;br/&gt;(seeds 7101-7105,&lt;br/&gt;8201, 23819)"]</w:t>
-        <w:br/>
-      </w:r>
-      <w:r>
-        <w:rPr>
-          <w:rFonts w:ascii="Courier New" w:hAnsi="Courier New"/>
-          <w:sz w:val="16"/>
-        </w:rPr>
-        <w:t xml:space="preserve">    B --&gt; C["Arms&lt;br/&gt;(10 arms:&lt;br/&gt;fixed, rule,&lt;br/&gt;Q-learning)"]</w:t>
-        <w:br/>
-      </w:r>
-      <w:r>
-        <w:rPr>
-          <w:rFonts w:ascii="Courier New" w:hAnsi="Courier New"/>
-          <w:sz w:val="16"/>
-        </w:rPr>
-        <w:t xml:space="preserve">    C --&gt; D["Evaluation&lt;br/&gt;(210 traces/arm,&lt;br/&gt;bootstrap 1000)"]</w:t>
-        <w:br/>
-      </w:r>
-      <w:r>
-        <w:rPr>
-          <w:rFonts w:ascii="Courier New" w:hAnsi="Courier New"/>
-          <w:sz w:val="16"/>
-        </w:rPr>
-        <w:t xml:space="preserve">    D --&gt; E["Counterfactual&lt;br/&gt;Audit &amp;&lt;br/&gt;Report"]</w:t>
-        <w:br/>
-      </w:r>
-    </w:p>
-    <w:p>
-      <w:r>
-        <w:rPr>
-          <w:rFonts w:ascii="Courier New" w:hAnsi="Courier New"/>
-          <w:sz w:val="16"/>
-        </w:rPr>
-        <w:t>────────────────────────────────────────────────────────────</w:t>
-      </w:r>
-    </w:p>
-    <w:p>
-      <w:pPr>
-        <w:spacing w:before="80" w:after="80"/>
-        <w:ind w:left="283" w:right="283"/>
-      </w:pPr>
-      <w:r>
-        <w:rPr>
-          <w:rFonts w:ascii="Courier New" w:hAnsi="Courier New"/>
-          <w:sz w:val="16"/>
-        </w:rPr>
-        <w:t>flowchart TB</w:t>
-        <w:br/>
-      </w:r>
-      <w:r>
-        <w:rPr>
-          <w:rFonts w:ascii="Courier New" w:hAnsi="Courier New"/>
-          <w:sz w:val="16"/>
-        </w:rPr>
-        <w:t xml:space="preserve">    subgraph Workload Generation</w:t>
-        <w:br/>
-      </w:r>
-      <w:r>
-        <w:rPr>
-          <w:rFonts w:ascii="Courier New" w:hAnsi="Courier New"/>
-          <w:sz w:val="16"/>
-        </w:rPr>
-        <w:t xml:space="preserve">        WG["Workload Generator&lt;br/&gt;(workload/)"] --&gt; WF["Workload Fingerprint&lt;br/&gt;(fingerprint.py)"]</w:t>
-        <w:br/>
-      </w:r>
-      <w:r>
-        <w:rPr>
-          <w:rFonts w:ascii="Courier New" w:hAnsi="Courier New"/>
-          <w:sz w:val="16"/>
-        </w:rPr>
-        <w:t xml:space="preserve">        WF --&gt; DI["Drift Injector&lt;br/&gt;(drift.py)"]</w:t>
-        <w:br/>
-      </w:r>
-      <w:r>
-        <w:rPr>
-          <w:rFonts w:ascii="Courier New" w:hAnsi="Courier New"/>
-          <w:sz w:val="16"/>
-        </w:rPr>
-        <w:t xml:space="preserve">        DI --&gt; BE["Burst Estimator&lt;br/&gt;(burst_estimator.py)"]</w:t>
-        <w:br/>
-      </w:r>
-      <w:r>
-        <w:rPr>
-          <w:rFonts w:ascii="Courier New" w:hAnsi="Courier New"/>
-          <w:sz w:val="16"/>
-        </w:rPr>
-        <w:t xml:space="preserve">    end</w:t>
-        <w:br/>
-      </w:r>
-      <w:r>
-        <w:rPr>
-          <w:rFonts w:ascii="Courier New" w:hAnsi="Courier New"/>
-          <w:sz w:val="16"/>
-        </w:rPr>
-        <w:t xml:space="preserve">    subgraph Scheduling</w:t>
-        <w:br/>
-      </w:r>
-      <w:r>
-        <w:rPr>
-          <w:rFonts w:ascii="Courier New" w:hAnsi="Courier New"/>
-          <w:sz w:val="16"/>
-        </w:rPr>
-        <w:t xml:space="preserve">        WF --&gt; RS["Discrete-Event Scheduler&lt;br/&gt;(scheduler/runtime.py)"]</w:t>
-        <w:br/>
-      </w:r>
-      <w:r>
-        <w:rPr>
-          <w:rFonts w:ascii="Courier New" w:hAnsi="Courier New"/>
-          <w:sz w:val="16"/>
-        </w:rPr>
-        <w:t xml:space="preserve">        RS --&gt; RO["Runtime Observation&lt;br/&gt;(RuntimeObservation)"]</w:t>
-        <w:br/>
-      </w:r>
-      <w:r>
-        <w:rPr>
-          <w:rFonts w:ascii="Courier New" w:hAnsi="Courier New"/>
-          <w:sz w:val="16"/>
-        </w:rPr>
-        <w:t xml:space="preserve">        DI --&gt; RS</w:t>
-        <w:br/>
-      </w:r>
-      <w:r>
-        <w:rPr>
-          <w:rFonts w:ascii="Courier New" w:hAnsi="Courier New"/>
-          <w:sz w:val="16"/>
-        </w:rPr>
-        <w:t xml:space="preserve">        RO --&gt; PC["Policy Classes&lt;br/&gt;(FCFS/SJF/RR/Pri)"]</w:t>
-        <w:br/>
-      </w:r>
-      <w:r>
-        <w:rPr>
-          <w:rFonts w:ascii="Courier New" w:hAnsi="Courier New"/>
-          <w:sz w:val="16"/>
-        </w:rPr>
-        <w:t xml:space="preserve">        BE --&gt; RS</w:t>
-        <w:br/>
-      </w:r>
-      <w:r>
-        <w:rPr>
-          <w:rFonts w:ascii="Courier New" w:hAnsi="Courier New"/>
-          <w:sz w:val="16"/>
-        </w:rPr>
-        <w:t xml:space="preserve">    end</w:t>
-        <w:br/>
-      </w:r>
-      <w:r>
-        <w:rPr>
-          <w:rFonts w:ascii="Courier New" w:hAnsi="Courier New"/>
-          <w:sz w:val="16"/>
-        </w:rPr>
-        <w:t xml:space="preserve">    subgraph Self-Healing Controller</w:t>
-        <w:br/>
-      </w:r>
-      <w:r>
-        <w:rPr>
-          <w:rFonts w:ascii="Courier New" w:hAnsi="Courier New"/>
-          <w:sz w:val="16"/>
-        </w:rPr>
-        <w:t xml:space="preserve">        RS --&gt; CM["Causal Monitor&lt;br/&gt;(monitor.py)"]</w:t>
-        <w:br/>
-      </w:r>
-      <w:r>
-        <w:rPr>
-          <w:rFonts w:ascii="Courier New" w:hAnsi="Courier New"/>
-          <w:sz w:val="16"/>
-        </w:rPr>
-        <w:t xml:space="preserve">        CM --&gt; DD["Degradation Detector&lt;br/&gt;(detector.py)"]</w:t>
-        <w:br/>
-      </w:r>
-      <w:r>
-        <w:rPr>
-          <w:rFonts w:ascii="Courier New" w:hAnsi="Courier New"/>
-          <w:sz w:val="16"/>
-        </w:rPr>
-        <w:t xml:space="preserve">        DD --&gt; DX["Diagnosis&lt;br/&gt;(diagnosis.py)"]</w:t>
-        <w:br/>
-      </w:r>
-      <w:r>
-        <w:rPr>
-          <w:rFonts w:ascii="Courier New" w:hAnsi="Courier New"/>
-          <w:sz w:val="16"/>
-        </w:rPr>
-        <w:t xml:space="preserve">        DX --&gt; RP["Recovery Policy&lt;br/&gt;(policies.py)"]</w:t>
-        <w:br/>
-      </w:r>
-      <w:r>
-        <w:rPr>
-          <w:rFonts w:ascii="Courier New" w:hAnsi="Courier New"/>
-          <w:sz w:val="16"/>
-        </w:rPr>
-        <w:t xml:space="preserve">    end</w:t>
-        <w:br/>
-      </w:r>
-      <w:r>
-        <w:rPr>
-          <w:rFonts w:ascii="Courier New" w:hAnsi="Courier New"/>
-          <w:sz w:val="16"/>
-        </w:rPr>
-        <w:t xml:space="preserve">    subgraph Verification and Outcome</w:t>
-        <w:br/>
-      </w:r>
-      <w:r>
-        <w:rPr>
-          <w:rFonts w:ascii="Courier New" w:hAnsi="Courier New"/>
-          <w:sz w:val="16"/>
-        </w:rPr>
-        <w:t xml:space="preserve">        RP --&gt; VW["Verification Window&lt;br/&gt;(verifier.py)"]</w:t>
-        <w:br/>
-      </w:r>
-      <w:r>
-        <w:rPr>
-          <w:rFonts w:ascii="Courier New" w:hAnsi="Courier New"/>
-          <w:sz w:val="16"/>
-        </w:rPr>
-        <w:t xml:space="preserve">        VW --&gt; AR["Accept / Reject / Inconclusive"]</w:t>
-        <w:br/>
-      </w:r>
-      <w:r>
-        <w:rPr>
-          <w:rFonts w:ascii="Courier New" w:hAnsi="Courier New"/>
-          <w:sz w:val="16"/>
-        </w:rPr>
-        <w:t xml:space="preserve">        AR --&gt; RB["Rollback / Fallback&lt;br/&gt;(actions.py)"]</w:t>
-        <w:br/>
-      </w:r>
-      <w:r>
-        <w:rPr>
-          <w:rFonts w:ascii="Courier New" w:hAnsi="Courier New"/>
-          <w:sz w:val="16"/>
-        </w:rPr>
-        <w:t xml:space="preserve">        RB --&gt; IL["Incident Ledger"]</w:t>
-        <w:br/>
-      </w:r>
-      <w:r>
-        <w:rPr>
-          <w:rFonts w:ascii="Courier New" w:hAnsi="Courier New"/>
-          <w:sz w:val="16"/>
-        </w:rPr>
-        <w:t xml:space="preserve">    end</w:t>
-        <w:br/>
-      </w:r>
-      <w:r>
-        <w:rPr>
-          <w:rFonts w:ascii="Courier New" w:hAnsi="Courier New"/>
-          <w:sz w:val="16"/>
-        </w:rPr>
-        <w:t xml:space="preserve">    subgraph Evaluation</w:t>
-        <w:br/>
-      </w:r>
-      <w:r>
-        <w:rPr>
-          <w:rFonts w:ascii="Courier New" w:hAnsi="Courier New"/>
-          <w:sz w:val="16"/>
-        </w:rPr>
-        <w:t xml:space="preserve">        VW --&gt; MT["Metrics&lt;br/&gt;(evaluation/metrics.py)"]</w:t>
-        <w:br/>
-      </w:r>
-      <w:r>
-        <w:rPr>
-          <w:rFonts w:ascii="Courier New" w:hAnsi="Courier New"/>
-          <w:sz w:val="16"/>
-        </w:rPr>
-        <w:t xml:space="preserve">        AR --&gt; RL["Reliability&lt;br/&gt;(evaluation/reliability.py)"]</w:t>
-        <w:br/>
-      </w:r>
-      <w:r>
-        <w:rPr>
-          <w:rFonts w:ascii="Courier New" w:hAnsi="Courier New"/>
-          <w:sz w:val="16"/>
-        </w:rPr>
-        <w:t xml:space="preserve">        RB --&gt; BP["Paired Comparison&lt;br/&gt;(evaluation/paired.py)"]</w:t>
-        <w:br/>
-      </w:r>
-      <w:r>
-        <w:rPr>
-          <w:rFonts w:ascii="Courier New" w:hAnsi="Courier New"/>
-          <w:sz w:val="16"/>
-        </w:rPr>
-        <w:t xml:space="preserve">    end</w:t>
-        <w:br/>
-      </w:r>
-      <w:r>
-        <w:rPr>
-          <w:rFonts w:ascii="Courier New" w:hAnsi="Courier New"/>
-          <w:sz w:val="16"/>
-        </w:rPr>
-        <w:t xml:space="preserve">    RB -.-&gt;|"Feedback (action applied to scheduler)"| RS</w:t>
-        <w:br/>
-      </w:r>
-    </w:p>
-    <w:p>
-      <w:r>
-        <w:rPr>
-          <w:rFonts w:ascii="Courier New" w:hAnsi="Courier New"/>
-          <w:sz w:val="16"/>
-        </w:rPr>
-        <w:t>────────────────────────────────────────────────────────────</w:t>
-      </w:r>
-    </w:p>
-    <w:p>
-      <w:pPr>
-        <w:spacing w:before="80" w:after="80"/>
-        <w:ind w:left="283" w:right="283"/>
-      </w:pPr>
-      <w:r>
-        <w:rPr>
-          <w:rFonts w:ascii="Courier New" w:hAnsi="Courier New"/>
-          <w:sz w:val="16"/>
-        </w:rPr>
-        <w:t>flowchart TD</w:t>
-        <w:br/>
-      </w:r>
-      <w:r>
-        <w:rPr>
-          <w:rFonts w:ascii="Courier New" w:hAnsi="Courier New"/>
-          <w:sz w:val="16"/>
-        </w:rPr>
-        <w:t xml:space="preserve">    GW["Generate workload"] --&gt; SM["Simulate (dispatch slice)"]</w:t>
-        <w:br/>
-      </w:r>
-      <w:r>
-        <w:rPr>
-          <w:rFonts w:ascii="Courier New" w:hAnsi="Courier New"/>
-          <w:sz w:val="16"/>
-        </w:rPr>
-        <w:t xml:space="preserve">    SM --&gt; MN["Monitor (EWMA reference)"]</w:t>
-        <w:br/>
-      </w:r>
-      <w:r>
-        <w:rPr>
-          <w:rFonts w:ascii="Courier New" w:hAnsi="Courier New"/>
-          <w:sz w:val="16"/>
-        </w:rPr>
-        <w:t xml:space="preserve">    MN --&gt; DD{"Degradation detected?"}</w:t>
-        <w:br/>
-      </w:r>
-      <w:r>
-        <w:rPr>
-          <w:rFonts w:ascii="Courier New" w:hAnsi="Courier New"/>
-          <w:sz w:val="16"/>
-        </w:rPr>
-        <w:t xml:space="preserve">    DD -- "no: continue simulating" --&gt; SM</w:t>
-        <w:br/>
-      </w:r>
-      <w:r>
-        <w:rPr>
-          <w:rFonts w:ascii="Courier New" w:hAnsi="Courier New"/>
-          <w:sz w:val="16"/>
-        </w:rPr>
-        <w:t xml:space="preserve">    DD -- "yes" --&gt; DC["Diagnose cause"]</w:t>
-        <w:br/>
-      </w:r>
-      <w:r>
-        <w:rPr>
-          <w:rFonts w:ascii="Courier New" w:hAnsi="Courier New"/>
-          <w:sz w:val="16"/>
-        </w:rPr>
-        <w:t xml:space="preserve">    DC --&gt; SA["Select recovery action"]</w:t>
-        <w:br/>
-      </w:r>
-      <w:r>
-        <w:rPr>
-          <w:rFonts w:ascii="Courier New" w:hAnsi="Courier New"/>
-          <w:sz w:val="16"/>
-        </w:rPr>
-        <w:t xml:space="preserve">    SA --&gt; AA["Apply action to scheduler"]</w:t>
-        <w:br/>
-      </w:r>
-      <w:r>
-        <w:rPr>
-          <w:rFonts w:ascii="Courier New" w:hAnsi="Courier New"/>
-          <w:sz w:val="16"/>
-        </w:rPr>
-        <w:t xml:space="preserve">    AA --&gt; VW["Verification window"]</w:t>
-        <w:br/>
-      </w:r>
-      <w:r>
-        <w:rPr>
-          <w:rFonts w:ascii="Courier New" w:hAnsi="Courier New"/>
-          <w:sz w:val="16"/>
-        </w:rPr>
-        <w:t xml:space="preserve">    VW --&gt;|"good"| AC["Accepted (keep change)"]</w:t>
-        <w:br/>
-      </w:r>
-      <w:r>
-        <w:rPr>
-          <w:rFonts w:ascii="Courier New" w:hAnsi="Courier New"/>
-          <w:sz w:val="16"/>
-        </w:rPr>
-        <w:t xml:space="preserve">    VW --&gt;|"bad"| RJ["Rejected (rollback + failure)"]</w:t>
-        <w:br/>
-      </w:r>
-      <w:r>
-        <w:rPr>
-          <w:rFonts w:ascii="Courier New" w:hAnsi="Courier New"/>
-          <w:sz w:val="16"/>
-        </w:rPr>
-        <w:t xml:space="preserve">    VW --&gt;|"unclear"| IN["Inconclusive (rollback, no penalty)"]</w:t>
-        <w:br/>
-      </w:r>
-      <w:r>
-        <w:rPr>
-          <w:rFonts w:ascii="Courier New" w:hAnsi="Courier New"/>
-          <w:sz w:val="16"/>
-        </w:rPr>
-        <w:t xml:space="preserve">    AC --&gt; IL["Incident Ledger"]</w:t>
-        <w:br/>
-      </w:r>
-      <w:r>
-        <w:rPr>
-          <w:rFonts w:ascii="Courier New" w:hAnsi="Courier New"/>
-          <w:sz w:val="16"/>
-        </w:rPr>
-        <w:t xml:space="preserve">    RJ --&gt; IL</w:t>
-        <w:br/>
-      </w:r>
-      <w:r>
-        <w:rPr>
-          <w:rFonts w:ascii="Courier New" w:hAnsi="Courier New"/>
-          <w:sz w:val="16"/>
-        </w:rPr>
-        <w:t xml:space="preserve">    IN --&gt; IL</w:t>
-        <w:br/>
-      </w:r>
-      <w:r>
-        <w:rPr>
-          <w:rFonts w:ascii="Courier New" w:hAnsi="Courier New"/>
-          <w:sz w:val="16"/>
-        </w:rPr>
-        <w:t xml:space="preserve">    AC --&gt; FQ{"2 consecutive failures?"}</w:t>
-        <w:br/>
-      </w:r>
-      <w:r>
-        <w:rPr>
-          <w:rFonts w:ascii="Courier New" w:hAnsi="Courier New"/>
-          <w:sz w:val="16"/>
-        </w:rPr>
-        <w:t xml:space="preserve">    FQ -- "yes" --&gt; SF["Safe fallback"]</w:t>
-        <w:br/>
-      </w:r>
-      <w:r>
-        <w:rPr>
-          <w:rFonts w:ascii="Courier New" w:hAnsi="Courier New"/>
-          <w:sz w:val="16"/>
-        </w:rPr>
-        <w:t xml:space="preserve">    FQ -- "no" --&gt; SM</w:t>
-        <w:br/>
-      </w:r>
-    </w:p>
-    <w:p>
-      <w:r>
-        <w:rPr>
-          <w:rFonts w:ascii="Courier New" w:hAnsi="Courier New"/>
-          <w:sz w:val="16"/>
-        </w:rPr>
-        <w:t>────────────────────────────────────────────────────────────</w:t>
-      </w:r>
-    </w:p>
-    <w:p>
-      <w:pPr>
-        <w:spacing w:before="80" w:after="80"/>
-        <w:ind w:left="283" w:right="283"/>
-      </w:pPr>
-      <w:r>
-        <w:rPr>
-          <w:rFonts w:ascii="Courier New" w:hAnsi="Courier New"/>
-          <w:sz w:val="16"/>
-        </w:rPr>
-        <w:t>flowchart TB</w:t>
-        <w:br/>
-      </w:r>
-      <w:r>
-        <w:rPr>
-          <w:rFonts w:ascii="Courier New" w:hAnsi="Courier New"/>
-          <w:sz w:val="16"/>
-        </w:rPr>
-        <w:t xml:space="preserve">    FS["Family + Seed selection"] --&gt; WG["WorkloadGenerator.generate()"]</w:t>
-        <w:br/>
-      </w:r>
-      <w:r>
-        <w:rPr>
-          <w:rFonts w:ascii="Courier New" w:hAnsi="Courier New"/>
-          <w:sz w:val="16"/>
-        </w:rPr>
-        <w:t xml:space="preserve">    WG --&gt; WO["Workload object (fingerprinted)"]</w:t>
-        <w:br/>
-      </w:r>
-      <w:r>
-        <w:rPr>
-          <w:rFonts w:ascii="Courier New" w:hAnsi="Courier New"/>
-          <w:sz w:val="16"/>
-        </w:rPr>
-        <w:t xml:space="preserve">    DS["Optional: drift spec (drift.py)"] --&gt; GD["generate_with_drift()"]</w:t>
-        <w:br/>
-      </w:r>
-      <w:r>
-        <w:rPr>
-          <w:rFonts w:ascii="Courier New" w:hAnsi="Courier New"/>
-          <w:sz w:val="16"/>
-        </w:rPr>
-        <w:t xml:space="preserve">    GD --&gt; DW["Drifted Workload (phase shift)"]</w:t>
-        <w:br/>
-      </w:r>
-      <w:r>
-        <w:rPr>
-          <w:rFonts w:ascii="Courier New" w:hAnsi="Courier New"/>
-          <w:sz w:val="16"/>
-        </w:rPr>
-        <w:t xml:space="preserve">    WO --&gt; RS["RuntimeSimulator.run(workload, ctrl)"]</w:t>
-        <w:br/>
-      </w:r>
-      <w:r>
-        <w:rPr>
-          <w:rFonts w:ascii="Courier New" w:hAnsi="Courier New"/>
-          <w:sz w:val="16"/>
-        </w:rPr>
-        <w:t xml:space="preserve">    DW --&gt; RS</w:t>
-        <w:br/>
-      </w:r>
-      <w:r>
-        <w:rPr>
-          <w:rFonts w:ascii="Courier New" w:hAnsi="Courier New"/>
-          <w:sz w:val="16"/>
-        </w:rPr>
-        <w:t xml:space="preserve">    RS --&gt; EL["Event loop: dispatch, switch, complete"]</w:t>
-        <w:br/>
-      </w:r>
-      <w:r>
-        <w:rPr>
-          <w:rFonts w:ascii="Courier New" w:hAnsi="Courier New"/>
-          <w:sz w:val="16"/>
-        </w:rPr>
-        <w:t xml:space="preserve">    EL --&gt; SR["ScheduleResult (per-process outcomes)"]</w:t>
-        <w:br/>
-      </w:r>
-    </w:p>
-    <w:p>
-      <w:r>
-        <w:rPr>
-          <w:rFonts w:ascii="Courier New" w:hAnsi="Courier New"/>
-          <w:sz w:val="16"/>
-        </w:rPr>
-        <w:t>────────────────────────────────────────────────────────────</w:t>
-      </w:r>
-    </w:p>
-    <w:p>
-      <w:pPr>
-        <w:spacing w:before="80" w:after="80"/>
-        <w:ind w:left="283" w:right="283"/>
-      </w:pPr>
-      <w:r>
-        <w:rPr>
-          <w:rFonts w:ascii="Courier New" w:hAnsi="Courier New"/>
-          <w:sz w:val="16"/>
-        </w:rPr>
-        <w:t>flowchart TD</w:t>
-        <w:br/>
-      </w:r>
-      <w:r>
-        <w:rPr>
-          <w:rFonts w:ascii="Courier New" w:hAnsi="Courier New"/>
-          <w:sz w:val="16"/>
-        </w:rPr>
-        <w:t xml:space="preserve">    CN["Completion notice from scheduler"] --&gt; RW["Update rolling window (EWMA ref + band)"]</w:t>
-        <w:br/>
-      </w:r>
-      <w:r>
-        <w:rPr>
-          <w:rFonts w:ascii="Courier New" w:hAnsi="Courier New"/>
-          <w:sz w:val="16"/>
-        </w:rPr>
-        <w:t xml:space="preserve">    RW --&gt; TH{"window_mean &gt; ref + k * band ?"}</w:t>
-        <w:br/>
-      </w:r>
-      <w:r>
-        <w:rPr>
-          <w:rFonts w:ascii="Courier New" w:hAnsi="Courier New"/>
-          <w:sz w:val="16"/>
-        </w:rPr>
-        <w:t xml:space="preserve">    TH -- "yes" --&gt; HY["Hysteresis check (h consecutive)"]</w:t>
-        <w:br/>
-      </w:r>
-      <w:r>
-        <w:rPr>
-          <w:rFonts w:ascii="Courier New" w:hAnsi="Courier New"/>
-          <w:sz w:val="16"/>
-        </w:rPr>
-        <w:t xml:space="preserve">    TH -- "no" --&gt; SU["Suppress (reason logged)"]</w:t>
-        <w:br/>
-      </w:r>
-      <w:r>
-        <w:rPr>
-          <w:rFonts w:ascii="Courier New" w:hAnsi="Courier New"/>
-          <w:sz w:val="16"/>
-        </w:rPr>
-        <w:t xml:space="preserve">    HY --&gt; GA{"Gates pass? (cooldown, load, work)"}</w:t>
-        <w:br/>
-      </w:r>
-      <w:r>
-        <w:rPr>
-          <w:rFonts w:ascii="Courier New" w:hAnsi="Courier New"/>
-          <w:sz w:val="16"/>
-        </w:rPr>
-        <w:t xml:space="preserve">    GA -- "yes" --&gt; RE["Build ready evidence"]</w:t>
-        <w:br/>
-      </w:r>
-      <w:r>
-        <w:rPr>
-          <w:rFonts w:ascii="Courier New" w:hAnsi="Courier New"/>
-          <w:sz w:val="16"/>
-        </w:rPr>
-        <w:t xml:space="preserve">    GA -- "no" --&gt; SU</w:t>
-        <w:br/>
-      </w:r>
-      <w:r>
-        <w:rPr>
-          <w:rFonts w:ascii="Courier New" w:hAnsi="Courier New"/>
-          <w:sz w:val="16"/>
-        </w:rPr>
-        <w:t xml:space="preserve">    RE --&gt; DG["Diagnose: primary cause"]</w:t>
-        <w:br/>
-      </w:r>
-      <w:r>
-        <w:rPr>
-          <w:rFonts w:ascii="Courier New" w:hAnsi="Courier New"/>
-          <w:sz w:val="16"/>
-        </w:rPr>
-        <w:t xml:space="preserve">    DG --&gt; DI["Declare incident"]</w:t>
-        <w:br/>
-      </w:r>
-    </w:p>
-    <w:p>
-      <w:r>
-        <w:rPr>
-          <w:rFonts w:ascii="Courier New" w:hAnsi="Courier New"/>
-          <w:sz w:val="16"/>
-        </w:rPr>
-        <w:t>────────────────────────────────────────────────────────────</w:t>
-      </w:r>
-    </w:p>
-    <w:p>
-      <w:pPr>
-        <w:spacing w:before="80" w:after="80"/>
-        <w:ind w:left="283" w:right="283"/>
-      </w:pPr>
-      <w:r>
-        <w:rPr>
-          <w:rFonts w:ascii="Courier New" w:hAnsi="Courier New"/>
-          <w:sz w:val="16"/>
-        </w:rPr>
-        <w:t>flowchart TD</w:t>
-        <w:br/>
-      </w:r>
-      <w:r>
-        <w:rPr>
-          <w:rFonts w:ascii="Courier New" w:hAnsi="Courier New"/>
-          <w:sz w:val="16"/>
-        </w:rPr>
-        <w:t xml:space="preserve">    AA["Action applied; window opened"] --&gt; CC["Collect completions over verify_decisions"]</w:t>
-        <w:br/>
-      </w:r>
-      <w:r>
-        <w:rPr>
-          <w:rFonts w:ascii="Courier New" w:hAnsi="Courier New"/>
-          <w:sz w:val="16"/>
-        </w:rPr>
-        <w:t xml:space="preserve">    CC --&gt; PC["Compute phase-adjusted closure residual"]</w:t>
-        <w:br/>
-      </w:r>
-      <w:r>
-        <w:rPr>
-          <w:rFonts w:ascii="Courier New" w:hAnsi="Courier New"/>
-          <w:sz w:val="16"/>
-        </w:rPr>
-        <w:t xml:space="preserve">    PC --&gt; AB{"residual &gt;= accept boundary (+0.30)?"}</w:t>
-        <w:br/>
-      </w:r>
-      <w:r>
-        <w:rPr>
-          <w:rFonts w:ascii="Courier New" w:hAnsi="Courier New"/>
-          <w:sz w:val="16"/>
-        </w:rPr>
-        <w:t xml:space="preserve">    AB -- "yes" --&gt; AC["ACCEPTED (keep, learn)"]</w:t>
-        <w:br/>
-      </w:r>
-      <w:r>
-        <w:rPr>
-          <w:rFonts w:ascii="Courier New" w:hAnsi="Courier New"/>
-          <w:sz w:val="16"/>
-        </w:rPr>
-        <w:t xml:space="preserve">    AB -- "no" --&gt; RB{"residual &lt;= reject boundary (-0.30)?"}</w:t>
-        <w:br/>
-      </w:r>
-      <w:r>
-        <w:rPr>
-          <w:rFonts w:ascii="Courier New" w:hAnsi="Courier New"/>
-          <w:sz w:val="16"/>
-        </w:rPr>
-        <w:t xml:space="preserve">    RB -- "yes" --&gt; RJ["REJECTED (rollback, fail +1)"]</w:t>
-        <w:br/>
-      </w:r>
-      <w:r>
-        <w:rPr>
-          <w:rFonts w:ascii="Courier New" w:hAnsi="Courier New"/>
-          <w:sz w:val="16"/>
-        </w:rPr>
-        <w:t xml:space="preserve">    RB -- "no" --&gt; IC["INCONCLUSIVE (rollback, no penalty)"]</w:t>
-        <w:br/>
-      </w:r>
-    </w:p>
-    <w:p>
-      <w:r>
-        <w:rPr>
-          <w:rFonts w:ascii="Courier New" w:hAnsi="Courier New"/>
-          <w:sz w:val="16"/>
-        </w:rPr>
-        <w:t>────────────────────────────────────────────────────────────</w:t>
-      </w:r>
-    </w:p>
-    <w:p>
-      <w:pPr>
-        <w:spacing w:before="80" w:after="80"/>
-        <w:ind w:left="283" w:right="283"/>
-      </w:pPr>
-      <w:r>
-        <w:rPr>
-          <w:rFonts w:ascii="Courier New" w:hAnsi="Courier New"/>
-          <w:sz w:val="16"/>
-        </w:rPr>
-        <w:t>flowchart LR</w:t>
-        <w:br/>
-      </w:r>
-      <w:r>
-        <w:rPr>
-          <w:rFonts w:ascii="Courier New" w:hAnsi="Courier New"/>
-          <w:sz w:val="16"/>
-        </w:rPr>
-        <w:t xml:space="preserve">    UI["Browser UI (app.js)"] --&gt; HR["HTTP Request POST /api/simulations"]</w:t>
-        <w:br/>
-      </w:r>
-      <w:r>
-        <w:rPr>
-          <w:rFonts w:ascii="Courier New" w:hAnsi="Courier New"/>
-          <w:sz w:val="16"/>
-        </w:rPr>
-        <w:t xml:space="preserve">    HR --&gt; FR["FastAPI Route (api.py)"]</w:t>
-        <w:br/>
-      </w:r>
-      <w:r>
-        <w:rPr>
-          <w:rFonts w:ascii="Courier New" w:hAnsi="Courier New"/>
-          <w:sz w:val="16"/>
-        </w:rPr>
-        <w:t xml:space="preserve">    FR --&gt; SL["Service Layer (service.py)"]</w:t>
-        <w:br/>
-      </w:r>
-      <w:r>
-        <w:rPr>
-          <w:rFonts w:ascii="Courier New" w:hAnsi="Courier New"/>
-          <w:sz w:val="16"/>
-        </w:rPr>
-        <w:t xml:space="preserve">    SL --&gt; SE["Simulation Engine (demo.run_fixture)"]</w:t>
-        <w:br/>
-      </w:r>
-      <w:r>
-        <w:rPr>
-          <w:rFonts w:ascii="Courier New" w:hAnsi="Courier New"/>
-          <w:sz w:val="16"/>
-        </w:rPr>
-        <w:t xml:space="preserve">    SE --&gt; MV["Model Validator (model.py)"]</w:t>
-        <w:br/>
-      </w:r>
-      <w:r>
-        <w:rPr>
-          <w:rFonts w:ascii="Courier New" w:hAnsi="Courier New"/>
-          <w:sz w:val="16"/>
-        </w:rPr>
-        <w:t xml:space="preserve">    MV --&gt; JR["JSON Response (workload, metrics, incidents)"]</w:t>
-        <w:br/>
-      </w:r>
-      <w:r>
-        <w:rPr>
-          <w:rFonts w:ascii="Courier New" w:hAnsi="Courier New"/>
-          <w:sz w:val="16"/>
-        </w:rPr>
-        <w:t xml:space="preserve">    JR --&gt; CH["Charts (inline SVG)"]</w:t>
-        <w:br/>
-      </w:r>
-      <w:r>
-        <w:rPr>
-          <w:rFonts w:ascii="Courier New" w:hAnsi="Courier New"/>
-          <w:sz w:val="16"/>
-        </w:rPr>
-        <w:t xml:space="preserve">    CH --&gt; RU["Render in UI (index.html)"]</w:t>
-        <w:br/>
-      </w:r>
-      <w:r>
-        <w:rPr>
-          <w:rFonts w:ascii="Courier New" w:hAnsi="Courier New"/>
-          <w:sz w:val="16"/>
-        </w:rPr>
-        <w:t xml:space="preserve">    JR -.-&gt;|"JSON + SVG"| UI</w:t>
-        <w:br/>
-      </w:r>
-    </w:p>
-    <w:p>
-      <w:r>
-        <w:rPr>
-          <w:rFonts w:ascii="Courier New" w:hAnsi="Courier New"/>
-          <w:sz w:val="16"/>
-        </w:rPr>
-        <w:t>────────────────────────────────────────────────────────────</w:t>
       </w:r>
     </w:p>
     <w:sectPr>

--- a/submission/review-3/Final_Research_Paper.docx
+++ b/submission/review-3/Final_Research_Paper.docx
@@ -2215,6 +2215,60 @@
                 <w:sz w:val="20"/>
               </w:rPr>
               <w:t>Runtime classifier for SoC</w:t>
+            </w:r>
+          </w:p>
+        </w:tc>
+      </w:tr>
+      <w:tr>
+        <w:tc>
+          <w:tcPr>
+            <w:tcW w:type="dxa" w:w="2340"/>
+          </w:tcPr>
+          <w:p>
+            <w:r>
+              <w:rPr>
+                <w:sz w:val="20"/>
+              </w:rPr>
+              <w:t>Qin &amp; Lu (2021)</w:t>
+            </w:r>
+          </w:p>
+        </w:tc>
+        <w:tc>
+          <w:tcPr>
+            <w:tcW w:type="dxa" w:w="2340"/>
+          </w:tcPr>
+          <w:p>
+            <w:r>
+              <w:rPr>
+                <w:sz w:val="20"/>
+              </w:rPr>
+              <w:t>Self-healing smart manufacturing</w:t>
+            </w:r>
+          </w:p>
+        </w:tc>
+        <w:tc>
+          <w:tcPr>
+            <w:tcW w:type="dxa" w:w="2340"/>
+          </w:tcPr>
+          <w:p>
+            <w:r>
+              <w:rPr>
+                <w:sz w:val="20"/>
+              </w:rPr>
+              <w:t>J. Manuf. Systems</w:t>
+            </w:r>
+          </w:p>
+        </w:tc>
+        <w:tc>
+          <w:tcPr>
+            <w:tcW w:type="dxa" w:w="2340"/>
+          </w:tcPr>
+          <w:p>
+            <w:r>
+              <w:rPr>
+                <w:sz w:val="20"/>
+              </w:rPr>
+              <w:t>Fault diagnosis + self-healing review</w:t>
             </w:r>
           </w:p>
         </w:tc>
@@ -10379,6 +10433,28 @@
           <w:sz w:val="22"/>
         </w:rPr>
         <w:t>Ziaei, F., &amp; Ranjbar, M. (2023). A reinforcement learning algorithm for scheduling parallel processors with identical speedup functions. Machine Learning with Applications, 14, 100485. https://doi.org/10.1016/j.mlwa.2023.100485</w:t>
+      </w:r>
+    </w:p>
+    <w:p>
+      <w:pPr>
+        <w:spacing w:after="80"/>
+      </w:pPr>
+      <w:r>
+        <w:rPr>
+          <w:sz w:val="22"/>
+        </w:rPr>
+        <w:t>Qin, Z. J., &amp; Lu, Y. Q. (2021). Self-organizing manufacturing network: A paradigm towards smart manufacturing in mass personalization. Journal of Manufacturing Systems, 60, 35-47. https://doi.org/10.1016/j.jmsy.2021.04.016</w:t>
+      </w:r>
+    </w:p>
+    <w:p>
+      <w:pPr>
+        <w:spacing w:after="80"/>
+      </w:pPr>
+      <w:r>
+        <w:rPr>
+          <w:sz w:val="22"/>
+        </w:rPr>
+        <w:t>Rauba, P., Seedat, N., Kacprzyk, K., &amp; van der Schaar, M. (2024). Self-healing machine learning: A framework for autonomous adaptation in real-world environments. In Advances in Neural Information Processing Systems (NeurIPS 2024). arXiv:2411.00186 [cs.LG]. https://arxiv.org/abs/2411.00186</w:t>
       </w:r>
     </w:p>
     <w:p>
